--- a/VigilData_Arquitectura_4+1_v2.docx
+++ b/VigilData_Arquitectura_4+1_v2.docx
@@ -262,6 +262,7 @@
         <w:pStyle w:val="Ttulo1"/>
       </w:pPr>
       <w:r>
+        <w:lastRenderedPageBreak/>
         <w:t>1. Introducción</w:t>
       </w:r>
     </w:p>
@@ -645,6 +646,7 @@
       <w:bookmarkStart w:id="4" w:name="_heading=h.3wk0q162qab0" w:colFirst="0" w:colLast="0"/>
       <w:bookmarkEnd w:id="4"/>
       <w:r>
+        <w:lastRenderedPageBreak/>
         <w:t>EP-04 · Generación de reportes y soporte a decisiones estratégicas</w:t>
       </w:r>
     </w:p>
@@ -1536,6 +1538,7 @@
         <w:pStyle w:val="Ttulo1"/>
       </w:pPr>
       <w:r>
+        <w:lastRenderedPageBreak/>
         <w:t>4. Requerimientos del Sistema</w:t>
       </w:r>
     </w:p>
@@ -2597,6 +2600,7 @@
         <w:pStyle w:val="Ttulo1"/>
       </w:pPr>
       <w:r>
+        <w:lastRenderedPageBreak/>
         <w:t>5. Patrón Arquitectónico</w:t>
       </w:r>
     </w:p>
@@ -3648,6 +3652,7 @@
         <w:pStyle w:val="Ttulo1"/>
       </w:pPr>
       <w:r>
+        <w:lastRenderedPageBreak/>
         <w:t>6. Modelo 4+1 de Kruchten</w:t>
       </w:r>
     </w:p>
@@ -4412,6 +4417,7 @@
         <w:pStyle w:val="Ttulo2"/>
       </w:pPr>
       <w:r>
+        <w:lastRenderedPageBreak/>
         <w:t>6.1 Vista +1: Casos de Uso</w:t>
       </w:r>
     </w:p>
@@ -4577,6 +4583,7 @@
         <w:pStyle w:val="Ttulo3"/>
       </w:pPr>
       <w:r>
+        <w:lastRenderedPageBreak/>
         <w:t>6.2.2 Diagrama de Secuencia</w:t>
       </w:r>
     </w:p>
@@ -4734,6 +4741,7 @@
         <w:pStyle w:val="Ttulo3"/>
       </w:pPr>
       <w:r>
+        <w:lastRenderedPageBreak/>
         <w:t>6.2.3 Diagrama de Comunicación</w:t>
       </w:r>
     </w:p>
@@ -4806,6 +4814,7 @@
         <w:pStyle w:val="Ttulo2"/>
       </w:pPr>
       <w:r>
+        <w:lastRenderedPageBreak/>
         <w:t>6.3 Vista de Procesos</w:t>
       </w:r>
     </w:p>
@@ -5031,6 +5040,7 @@
         <w:pStyle w:val="Ttulo3"/>
       </w:pPr>
       <w:r>
+        <w:lastRenderedPageBreak/>
         <w:t>6.4.2 Diagrama de Paquetes</w:t>
       </w:r>
     </w:p>
@@ -5203,6 +5213,7 @@
         <w:pStyle w:val="Ttulo2"/>
       </w:pPr>
       <w:r>
+        <w:lastRenderedPageBreak/>
         <w:t>6.5 Vista Física</w:t>
       </w:r>
     </w:p>
@@ -5316,6 +5327,7 @@
         <w:pStyle w:val="Ttulo1"/>
       </w:pPr>
       <w:r>
+        <w:lastRenderedPageBreak/>
         <w:t>7. Conclusión</w:t>
       </w:r>
     </w:p>
@@ -5588,6 +5600,15 @@
     </w:r>
     <w:r>
       <w:rPr>
+        <w:noProof/>
+        <w:color w:val="999999"/>
+        <w:sz w:val="18"/>
+        <w:szCs w:val="18"/>
+      </w:rPr>
+      <w:t>2</w:t>
+    </w:r>
+    <w:r>
+      <w:rPr>
         <w:color w:val="999999"/>
         <w:sz w:val="18"/>
         <w:szCs w:val="18"/>
@@ -5626,6 +5647,7 @@
       </w:pBdr>
       <w:jc w:val="right"/>
     </w:pPr>
+    <w:proofErr w:type="spellStart"/>
     <w:r>
       <w:rPr>
         <w:i/>
@@ -5634,7 +5656,18 @@
         <w:sz w:val="18"/>
         <w:szCs w:val="18"/>
       </w:rPr>
-      <w:t>VigilData – Arquitectura y Modelo 4+1</w:t>
+      <w:t>VigilData</w:t>
+    </w:r>
+    <w:proofErr w:type="spellEnd"/>
+    <w:r>
+      <w:rPr>
+        <w:i/>
+        <w:iCs/>
+        <w:color w:val="999999"/>
+        <w:sz w:val="18"/>
+        <w:szCs w:val="18"/>
+      </w:rPr>
+      <w:t xml:space="preserve"> – Arquitectura y Modelo 4+1</w:t>
     </w:r>
   </w:p>
 </w:hdr>

--- a/VigilData_Arquitectura_4+1_v2.docx
+++ b/VigilData_Arquitectura_4+1_v2.docx
@@ -5528,6 +5528,1833 @@
           <w:color w:val="000000"/>
         </w:rPr>
         <w:t>Material de cátedra: Arquitectura de Software. Prof. Cristián Rojas C., Universidad Andrés Bello.</w:t>
+      </w:r>
+      <w:r>
+        <w:br w:type="page"/>
+      </w:r>
+    </w:p>
+    <w:p>
+      <w:pPr>
+        <w:pStyle w:val="Ttulo1"/>
+      </w:pPr>
+      <w:r>
+        <w:t>9. Gestión Scrum y documentación Taiga</w:t>
+      </w:r>
+    </w:p>
+    <w:p>
+      <w:r>
+        <w:t>Esta sección consolida la planificación y el seguimiento realizados en Taiga para el proyecto VigilData. La documentación se mantiene alineada con el tablero Scrum, las historias de usuario priorizadas, las tareas técnicas del equipo y los acuerdos registrados para el cierre del Sprint 1 y la preparación de los Sprints 2 y 3.</w:t>
+      </w:r>
+    </w:p>
+    <w:p>
+      <w:pPr>
+        <w:pStyle w:val="Ttulo2"/>
+      </w:pPr>
+      <w:r>
+        <w:t>9.1 Visión y alcance del producto</w:t>
+      </w:r>
+    </w:p>
+    <w:p>
+      <w:r>
+        <w:t>VigilData es una aplicación web orientada al reporte y visualización georreferenciada de incidentes de seguridad o convivencia urbana. El objetivo principal es entregar un flujo funcional mínimo que permita a una persona reportar un incidente desde su ubicación, consultar incidentes en un mapa y filtrar la información para apoyar la toma de decisiones.</w:t>
+      </w:r>
+    </w:p>
+    <w:p>
+      <w:r>
+        <w:t>- El alcance del MVP se concentra en autenticación, reporte de incidentes, visualización en mapa, filtros básicos, clasificación por riesgo y moderación de datos.</w:t>
+      </w:r>
+    </w:p>
+    <w:p>
+      <w:r>
+        <w:t>- El flujo central priorizado es: usuario autenticado, reporte con ubicación, almacenamiento del incidente y visualización de incidentes en mapa.</w:t>
+      </w:r>
+    </w:p>
+    <w:p>
+      <w:pPr>
+        <w:pStyle w:val="Ttulo2"/>
+      </w:pPr>
+      <w:r>
+        <w:t>9.2 Product Backlog priorizado</w:t>
+      </w:r>
+    </w:p>
+    <w:tbl>
+      <w:tblPr>
+        <w:tblW w:type="auto" w:w="0"/>
+        <w:tblLook w:firstColumn="1" w:firstRow="1" w:lastColumn="0" w:lastRow="0" w:noHBand="0" w:noVBand="1" w:val="04A0"/>
+      </w:tblPr>
+      <w:tblGrid>
+        <w:gridCol w:w="2340"/>
+        <w:gridCol w:w="2340"/>
+        <w:gridCol w:w="2340"/>
+        <w:gridCol w:w="2340"/>
+      </w:tblGrid>
+      <w:tr>
+        <w:tc>
+          <w:tcPr>
+            <w:tcW w:type="dxa" w:w="2340"/>
+          </w:tcPr>
+          <w:p>
+            <w:r>
+              <w:t>HU</w:t>
+            </w:r>
+          </w:p>
+        </w:tc>
+        <w:tc>
+          <w:tcPr>
+            <w:tcW w:type="dxa" w:w="2340"/>
+          </w:tcPr>
+          <w:p>
+            <w:r>
+              <w:t>Historia de usuario</w:t>
+            </w:r>
+          </w:p>
+        </w:tc>
+        <w:tc>
+          <w:tcPr>
+            <w:tcW w:type="dxa" w:w="2340"/>
+          </w:tcPr>
+          <w:p>
+            <w:r>
+              <w:t>Prioridad funcional</w:t>
+            </w:r>
+          </w:p>
+        </w:tc>
+        <w:tc>
+          <w:tcPr>
+            <w:tcW w:type="dxa" w:w="2340"/>
+          </w:tcPr>
+          <w:p>
+            <w:r>
+              <w:t>Sprint</w:t>
+            </w:r>
+          </w:p>
+        </w:tc>
+      </w:tr>
+      <w:tr>
+        <w:tc>
+          <w:tcPr>
+            <w:tcW w:type="dxa" w:w="2340"/>
+          </w:tcPr>
+          <w:p>
+            <w:r>
+              <w:t>HU-03</w:t>
+            </w:r>
+          </w:p>
+        </w:tc>
+        <w:tc>
+          <w:tcPr>
+            <w:tcW w:type="dxa" w:w="2340"/>
+          </w:tcPr>
+          <w:p>
+            <w:r>
+              <w:t>Como usuario autenticado, quiero reportar un incidente indicando descripción, categoría y ubicación GPS para registrar eventos relevantes.</w:t>
+            </w:r>
+          </w:p>
+        </w:tc>
+        <w:tc>
+          <w:tcPr>
+            <w:tcW w:type="dxa" w:w="2340"/>
+          </w:tcPr>
+          <w:p>
+            <w:r>
+              <w:t>Alta</w:t>
+            </w:r>
+          </w:p>
+        </w:tc>
+        <w:tc>
+          <w:tcPr>
+            <w:tcW w:type="dxa" w:w="2340"/>
+          </w:tcPr>
+          <w:p>
+            <w:r>
+              <w:t>Sprint 1</w:t>
+            </w:r>
+          </w:p>
+        </w:tc>
+      </w:tr>
+      <w:tr>
+        <w:tc>
+          <w:tcPr>
+            <w:tcW w:type="dxa" w:w="2340"/>
+          </w:tcPr>
+          <w:p>
+            <w:r>
+              <w:t>HU-04</w:t>
+            </w:r>
+          </w:p>
+        </w:tc>
+        <w:tc>
+          <w:tcPr>
+            <w:tcW w:type="dxa" w:w="2340"/>
+          </w:tcPr>
+          <w:p>
+            <w:r>
+              <w:t>Como usuario, quiero visualizar incidentes en un mapa para identificar zonas con eventos reportados.</w:t>
+            </w:r>
+          </w:p>
+        </w:tc>
+        <w:tc>
+          <w:tcPr>
+            <w:tcW w:type="dxa" w:w="2340"/>
+          </w:tcPr>
+          <w:p>
+            <w:r>
+              <w:t>Alta</w:t>
+            </w:r>
+          </w:p>
+        </w:tc>
+        <w:tc>
+          <w:tcPr>
+            <w:tcW w:type="dxa" w:w="2340"/>
+          </w:tcPr>
+          <w:p>
+            <w:r>
+              <w:t>Sprint 1</w:t>
+            </w:r>
+          </w:p>
+        </w:tc>
+      </w:tr>
+      <w:tr>
+        <w:tc>
+          <w:tcPr>
+            <w:tcW w:type="dxa" w:w="2340"/>
+          </w:tcPr>
+          <w:p>
+            <w:r>
+              <w:t>HU-01</w:t>
+            </w:r>
+          </w:p>
+        </w:tc>
+        <w:tc>
+          <w:tcPr>
+            <w:tcW w:type="dxa" w:w="2340"/>
+          </w:tcPr>
+          <w:p>
+            <w:r>
+              <w:t>Como usuario, quiero registrarme con correo y contraseña para acceder a la aplicación.</w:t>
+            </w:r>
+          </w:p>
+        </w:tc>
+        <w:tc>
+          <w:tcPr>
+            <w:tcW w:type="dxa" w:w="2340"/>
+          </w:tcPr>
+          <w:p>
+            <w:r>
+              <w:t>Alta</w:t>
+            </w:r>
+          </w:p>
+        </w:tc>
+        <w:tc>
+          <w:tcPr>
+            <w:tcW w:type="dxa" w:w="2340"/>
+          </w:tcPr>
+          <w:p>
+            <w:r>
+              <w:t>Sprint 2</w:t>
+            </w:r>
+          </w:p>
+        </w:tc>
+      </w:tr>
+      <w:tr>
+        <w:tc>
+          <w:tcPr>
+            <w:tcW w:type="dxa" w:w="2340"/>
+          </w:tcPr>
+          <w:p>
+            <w:r>
+              <w:t>HU-02</w:t>
+            </w:r>
+          </w:p>
+        </w:tc>
+        <w:tc>
+          <w:tcPr>
+            <w:tcW w:type="dxa" w:w="2340"/>
+          </w:tcPr>
+          <w:p>
+            <w:r>
+              <w:t>Como usuario, quiero iniciar sesión de forma segura para utilizar funcionalidades protegidas.</w:t>
+            </w:r>
+          </w:p>
+        </w:tc>
+        <w:tc>
+          <w:tcPr>
+            <w:tcW w:type="dxa" w:w="2340"/>
+          </w:tcPr>
+          <w:p>
+            <w:r>
+              <w:t>Alta</w:t>
+            </w:r>
+          </w:p>
+        </w:tc>
+        <w:tc>
+          <w:tcPr>
+            <w:tcW w:type="dxa" w:w="2340"/>
+          </w:tcPr>
+          <w:p>
+            <w:r>
+              <w:t>Sprint 2</w:t>
+            </w:r>
+          </w:p>
+        </w:tc>
+      </w:tr>
+      <w:tr>
+        <w:tc>
+          <w:tcPr>
+            <w:tcW w:type="dxa" w:w="2340"/>
+          </w:tcPr>
+          <w:p>
+            <w:r>
+              <w:t>HU-05</w:t>
+            </w:r>
+          </w:p>
+        </w:tc>
+        <w:tc>
+          <w:tcPr>
+            <w:tcW w:type="dxa" w:w="2340"/>
+          </w:tcPr>
+          <w:p>
+            <w:r>
+              <w:t>Como usuario, quiero filtrar incidentes por comuna y fecha para revisar información más específica.</w:t>
+            </w:r>
+          </w:p>
+        </w:tc>
+        <w:tc>
+          <w:tcPr>
+            <w:tcW w:type="dxa" w:w="2340"/>
+          </w:tcPr>
+          <w:p>
+            <w:r>
+              <w:t>Media alta</w:t>
+            </w:r>
+          </w:p>
+        </w:tc>
+        <w:tc>
+          <w:tcPr>
+            <w:tcW w:type="dxa" w:w="2340"/>
+          </w:tcPr>
+          <w:p>
+            <w:r>
+              <w:t>Sprint 2</w:t>
+            </w:r>
+          </w:p>
+        </w:tc>
+      </w:tr>
+      <w:tr>
+        <w:tc>
+          <w:tcPr>
+            <w:tcW w:type="dxa" w:w="2340"/>
+          </w:tcPr>
+          <w:p>
+            <w:r>
+              <w:t>HU-06</w:t>
+            </w:r>
+          </w:p>
+        </w:tc>
+        <w:tc>
+          <w:tcPr>
+            <w:tcW w:type="dxa" w:w="2340"/>
+          </w:tcPr>
+          <w:p>
+            <w:r>
+              <w:t>Como usuario, quiero clasificar incidentes por tipo y nivel de riesgo para mejorar la organización de los reportes.</w:t>
+            </w:r>
+          </w:p>
+        </w:tc>
+        <w:tc>
+          <w:tcPr>
+            <w:tcW w:type="dxa" w:w="2340"/>
+          </w:tcPr>
+          <w:p>
+            <w:r>
+              <w:t>Media alta</w:t>
+            </w:r>
+          </w:p>
+        </w:tc>
+        <w:tc>
+          <w:tcPr>
+            <w:tcW w:type="dxa" w:w="2340"/>
+          </w:tcPr>
+          <w:p>
+            <w:r>
+              <w:t>Sprint 3</w:t>
+            </w:r>
+          </w:p>
+        </w:tc>
+      </w:tr>
+      <w:tr>
+        <w:tc>
+          <w:tcPr>
+            <w:tcW w:type="dxa" w:w="2340"/>
+          </w:tcPr>
+          <w:p>
+            <w:r>
+              <w:t>HU-07</w:t>
+            </w:r>
+          </w:p>
+        </w:tc>
+        <w:tc>
+          <w:tcPr>
+            <w:tcW w:type="dxa" w:w="2340"/>
+          </w:tcPr>
+          <w:p>
+            <w:r>
+              <w:t>Como moderador, quiero revisar y moderar incidentes reportados para mantener la calidad de la información.</w:t>
+            </w:r>
+          </w:p>
+        </w:tc>
+        <w:tc>
+          <w:tcPr>
+            <w:tcW w:type="dxa" w:w="2340"/>
+          </w:tcPr>
+          <w:p>
+            <w:r>
+              <w:t>Media</w:t>
+            </w:r>
+          </w:p>
+        </w:tc>
+        <w:tc>
+          <w:tcPr>
+            <w:tcW w:type="dxa" w:w="2340"/>
+          </w:tcPr>
+          <w:p>
+            <w:r>
+              <w:t>Sprint 3</w:t>
+            </w:r>
+          </w:p>
+        </w:tc>
+      </w:tr>
+      <w:tr>
+        <w:tc>
+          <w:tcPr>
+            <w:tcW w:type="dxa" w:w="2340"/>
+          </w:tcPr>
+          <w:p>
+            <w:r>
+              <w:t>HU-08</w:t>
+            </w:r>
+          </w:p>
+        </w:tc>
+        <w:tc>
+          <w:tcPr>
+            <w:tcW w:type="dxa" w:w="2340"/>
+          </w:tcPr>
+          <w:p>
+            <w:r>
+              <w:t>Como usuario, quiero ver un resumen de incidentes por comuna y tipo para interpretar tendencias generales.</w:t>
+            </w:r>
+          </w:p>
+        </w:tc>
+        <w:tc>
+          <w:tcPr>
+            <w:tcW w:type="dxa" w:w="2340"/>
+          </w:tcPr>
+          <w:p>
+            <w:r>
+              <w:t>Media</w:t>
+            </w:r>
+          </w:p>
+        </w:tc>
+        <w:tc>
+          <w:tcPr>
+            <w:tcW w:type="dxa" w:w="2340"/>
+          </w:tcPr>
+          <w:p>
+            <w:r>
+              <w:t>Sprint 3</w:t>
+            </w:r>
+          </w:p>
+        </w:tc>
+      </w:tr>
+    </w:tbl>
+    <w:p>
+      <w:pPr>
+        <w:pStyle w:val="Ttulo2"/>
+      </w:pPr>
+      <w:r>
+        <w:t>9.3 Planificación de sprints</w:t>
+      </w:r>
+    </w:p>
+    <w:tbl>
+      <w:tblPr>
+        <w:tblW w:type="auto" w:w="0"/>
+        <w:tblLook w:firstColumn="1" w:firstRow="1" w:lastColumn="0" w:lastRow="0" w:noHBand="0" w:noVBand="1" w:val="04A0"/>
+      </w:tblPr>
+      <w:tblGrid>
+        <w:gridCol w:w="2340"/>
+        <w:gridCol w:w="2340"/>
+        <w:gridCol w:w="2340"/>
+        <w:gridCol w:w="2340"/>
+      </w:tblGrid>
+      <w:tr>
+        <w:tc>
+          <w:tcPr>
+            <w:tcW w:type="dxa" w:w="2340"/>
+          </w:tcPr>
+          <w:p>
+            <w:r>
+              <w:t>Sprint</w:t>
+            </w:r>
+          </w:p>
+        </w:tc>
+        <w:tc>
+          <w:tcPr>
+            <w:tcW w:type="dxa" w:w="2340"/>
+          </w:tcPr>
+          <w:p>
+            <w:r>
+              <w:t>Fechas</w:t>
+            </w:r>
+          </w:p>
+        </w:tc>
+        <w:tc>
+          <w:tcPr>
+            <w:tcW w:type="dxa" w:w="2340"/>
+          </w:tcPr>
+          <w:p>
+            <w:r>
+              <w:t>Objetivo</w:t>
+            </w:r>
+          </w:p>
+        </w:tc>
+        <w:tc>
+          <w:tcPr>
+            <w:tcW w:type="dxa" w:w="2340"/>
+          </w:tcPr>
+          <w:p>
+            <w:r>
+              <w:t>Historias incluidas</w:t>
+            </w:r>
+          </w:p>
+        </w:tc>
+      </w:tr>
+      <w:tr>
+        <w:tc>
+          <w:tcPr>
+            <w:tcW w:type="dxa" w:w="2340"/>
+          </w:tcPr>
+          <w:p>
+            <w:r>
+              <w:t>Sprint 1</w:t>
+            </w:r>
+          </w:p>
+        </w:tc>
+        <w:tc>
+          <w:tcPr>
+            <w:tcW w:type="dxa" w:w="2340"/>
+          </w:tcPr>
+          <w:p>
+            <w:r>
+              <w:t>20/04/2026 - 28/04/2026</w:t>
+            </w:r>
+          </w:p>
+        </w:tc>
+        <w:tc>
+          <w:tcPr>
+            <w:tcW w:type="dxa" w:w="2340"/>
+          </w:tcPr>
+          <w:p>
+            <w:r>
+              <w:t>Implementar el flujo principal de reporte y visualización de incidentes.</w:t>
+            </w:r>
+          </w:p>
+        </w:tc>
+        <w:tc>
+          <w:tcPr>
+            <w:tcW w:type="dxa" w:w="2340"/>
+          </w:tcPr>
+          <w:p>
+            <w:r>
+              <w:t>HU-03, HU-04</w:t>
+            </w:r>
+          </w:p>
+        </w:tc>
+      </w:tr>
+      <w:tr>
+        <w:tc>
+          <w:tcPr>
+            <w:tcW w:type="dxa" w:w="2340"/>
+          </w:tcPr>
+          <w:p>
+            <w:r>
+              <w:t>Sprint 2</w:t>
+            </w:r>
+          </w:p>
+        </w:tc>
+        <w:tc>
+          <w:tcPr>
+            <w:tcW w:type="dxa" w:w="2340"/>
+          </w:tcPr>
+          <w:p>
+            <w:r>
+              <w:t>29/04/2026 - 05/05/2026</w:t>
+            </w:r>
+          </w:p>
+        </w:tc>
+        <w:tc>
+          <w:tcPr>
+            <w:tcW w:type="dxa" w:w="2340"/>
+          </w:tcPr>
+          <w:p>
+            <w:r>
+              <w:t>Incorporar autenticación y filtros para consolidar el uso funcional de la aplicación.</w:t>
+            </w:r>
+          </w:p>
+        </w:tc>
+        <w:tc>
+          <w:tcPr>
+            <w:tcW w:type="dxa" w:w="2340"/>
+          </w:tcPr>
+          <w:p>
+            <w:r>
+              <w:t>HU-01, HU-02, HU-05</w:t>
+            </w:r>
+          </w:p>
+        </w:tc>
+      </w:tr>
+      <w:tr>
+        <w:tc>
+          <w:tcPr>
+            <w:tcW w:type="dxa" w:w="2340"/>
+          </w:tcPr>
+          <w:p>
+            <w:r>
+              <w:t>Sprint 3</w:t>
+            </w:r>
+          </w:p>
+        </w:tc>
+        <w:tc>
+          <w:tcPr>
+            <w:tcW w:type="dxa" w:w="2340"/>
+          </w:tcPr>
+          <w:p>
+            <w:r>
+              <w:t>06/05/2026 - 12/05/2026</w:t>
+            </w:r>
+          </w:p>
+        </w:tc>
+        <w:tc>
+          <w:tcPr>
+            <w:tcW w:type="dxa" w:w="2340"/>
+          </w:tcPr>
+          <w:p>
+            <w:r>
+              <w:t>Mejorar calidad, clasificación y explotación de la información reportada.</w:t>
+            </w:r>
+          </w:p>
+        </w:tc>
+        <w:tc>
+          <w:tcPr>
+            <w:tcW w:type="dxa" w:w="2340"/>
+          </w:tcPr>
+          <w:p>
+            <w:r>
+              <w:t>HU-06, HU-07, HU-08</w:t>
+            </w:r>
+          </w:p>
+        </w:tc>
+      </w:tr>
+    </w:tbl>
+    <w:p>
+      <w:pPr>
+        <w:pStyle w:val="Ttulo2"/>
+      </w:pPr>
+      <w:r>
+        <w:t>9.4 Daily Meeting 2</w:t>
+      </w:r>
+    </w:p>
+    <w:p>
+      <w:r>
+        <w:t>La Daily Meeting 2 se realizó durante el Sprint 1 para revisar el avance de las historias HU-03 y HU-04, considerando que el Sprint 1 finaliza el 28/04/2026.</w:t>
+      </w:r>
+    </w:p>
+    <w:tbl>
+      <w:tblPr>
+        <w:tblW w:type="auto" w:w="0"/>
+        <w:tblLook w:firstColumn="1" w:firstRow="1" w:lastColumn="0" w:lastRow="0" w:noHBand="0" w:noVBand="1" w:val="04A0"/>
+      </w:tblPr>
+      <w:tblGrid>
+        <w:gridCol w:w="4680"/>
+        <w:gridCol w:w="4680"/>
+      </w:tblGrid>
+      <w:tr>
+        <w:tc>
+          <w:tcPr>
+            <w:tcW w:type="dxa" w:w="4680"/>
+          </w:tcPr>
+          <w:p>
+            <w:r>
+              <w:t>Campo</w:t>
+            </w:r>
+          </w:p>
+        </w:tc>
+        <w:tc>
+          <w:tcPr>
+            <w:tcW w:type="dxa" w:w="4680"/>
+          </w:tcPr>
+          <w:p>
+            <w:r>
+              <w:t>Detalle</w:t>
+            </w:r>
+          </w:p>
+        </w:tc>
+      </w:tr>
+      <w:tr>
+        <w:tc>
+          <w:tcPr>
+            <w:tcW w:type="dxa" w:w="4680"/>
+          </w:tcPr>
+          <w:p>
+            <w:r>
+              <w:t>Fecha</w:t>
+            </w:r>
+          </w:p>
+        </w:tc>
+        <w:tc>
+          <w:tcPr>
+            <w:tcW w:type="dxa" w:w="4680"/>
+          </w:tcPr>
+          <w:p>
+            <w:r>
+              <w:t>27/04/2026</w:t>
+            </w:r>
+          </w:p>
+        </w:tc>
+      </w:tr>
+      <w:tr>
+        <w:tc>
+          <w:tcPr>
+            <w:tcW w:type="dxa" w:w="4680"/>
+          </w:tcPr>
+          <w:p>
+            <w:r>
+              <w:t>Hora</w:t>
+            </w:r>
+          </w:p>
+        </w:tc>
+        <w:tc>
+          <w:tcPr>
+            <w:tcW w:type="dxa" w:w="4680"/>
+          </w:tcPr>
+          <w:p>
+            <w:r>
+              <w:t>18:00</w:t>
+            </w:r>
+          </w:p>
+        </w:tc>
+      </w:tr>
+      <w:tr>
+        <w:tc>
+          <w:tcPr>
+            <w:tcW w:type="dxa" w:w="4680"/>
+          </w:tcPr>
+          <w:p>
+            <w:r>
+              <w:t>Medio</w:t>
+            </w:r>
+          </w:p>
+        </w:tc>
+        <w:tc>
+          <w:tcPr>
+            <w:tcW w:type="dxa" w:w="4680"/>
+          </w:tcPr>
+          <w:p>
+            <w:r>
+              <w:t>Discord</w:t>
+            </w:r>
+          </w:p>
+        </w:tc>
+      </w:tr>
+      <w:tr>
+        <w:tc>
+          <w:tcPr>
+            <w:tcW w:type="dxa" w:w="4680"/>
+          </w:tcPr>
+          <w:p>
+            <w:r>
+              <w:t>Sprint</w:t>
+            </w:r>
+          </w:p>
+        </w:tc>
+        <w:tc>
+          <w:tcPr>
+            <w:tcW w:type="dxa" w:w="4680"/>
+          </w:tcPr>
+          <w:p>
+            <w:r>
+              <w:t>Sprint 1</w:t>
+            </w:r>
+          </w:p>
+        </w:tc>
+      </w:tr>
+      <w:tr>
+        <w:tc>
+          <w:tcPr>
+            <w:tcW w:type="dxa" w:w="4680"/>
+          </w:tcPr>
+          <w:p>
+            <w:r>
+              <w:t>Fecha de cierre del sprint</w:t>
+            </w:r>
+          </w:p>
+        </w:tc>
+        <w:tc>
+          <w:tcPr>
+            <w:tcW w:type="dxa" w:w="4680"/>
+          </w:tcPr>
+          <w:p>
+            <w:r>
+              <w:t>28/04/2026</w:t>
+            </w:r>
+          </w:p>
+        </w:tc>
+      </w:tr>
+    </w:tbl>
+    <w:tbl>
+      <w:tblPr>
+        <w:tblW w:type="auto" w:w="0"/>
+        <w:tblLook w:firstColumn="1" w:firstRow="1" w:lastColumn="0" w:lastRow="0" w:noHBand="0" w:noVBand="1" w:val="04A0"/>
+      </w:tblPr>
+      <w:tblGrid>
+        <w:gridCol w:w="4680"/>
+        <w:gridCol w:w="4680"/>
+      </w:tblGrid>
+      <w:tr>
+        <w:tc>
+          <w:tcPr>
+            <w:tcW w:type="dxa" w:w="4680"/>
+          </w:tcPr>
+          <w:p>
+            <w:r>
+              <w:t>Integrante</w:t>
+            </w:r>
+          </w:p>
+        </w:tc>
+        <w:tc>
+          <w:tcPr>
+            <w:tcW w:type="dxa" w:w="4680"/>
+          </w:tcPr>
+          <w:p>
+            <w:r>
+              <w:t>Rol / foco de trabajo</w:t>
+            </w:r>
+          </w:p>
+        </w:tc>
+      </w:tr>
+      <w:tr>
+        <w:tc>
+          <w:tcPr>
+            <w:tcW w:type="dxa" w:w="4680"/>
+          </w:tcPr>
+          <w:p>
+            <w:r>
+              <w:t>benjaosan</w:t>
+            </w:r>
+          </w:p>
+        </w:tc>
+        <w:tc>
+          <w:tcPr>
+            <w:tcW w:type="dxa" w:w="4680"/>
+          </w:tcPr>
+          <w:p>
+            <w:r>
+              <w:t>Frontend: formulario de reporte, geolocalización, mapa y marcadores.</w:t>
+            </w:r>
+          </w:p>
+        </w:tc>
+      </w:tr>
+      <w:tr>
+        <w:tc>
+          <w:tcPr>
+            <w:tcW w:type="dxa" w:w="4680"/>
+          </w:tcPr>
+          <w:p>
+            <w:r>
+              <w:t>Sebastián López Cisternas</w:t>
+            </w:r>
+          </w:p>
+        </w:tc>
+        <w:tc>
+          <w:tcPr>
+            <w:tcW w:type="dxa" w:w="4680"/>
+          </w:tcPr>
+          <w:p>
+            <w:r>
+              <w:t>Backend: modelo de incidente, endpoints y validación de token.</w:t>
+            </w:r>
+          </w:p>
+        </w:tc>
+      </w:tr>
+      <w:tr>
+        <w:tc>
+          <w:tcPr>
+            <w:tcW w:type="dxa" w:w="4680"/>
+          </w:tcPr>
+          <w:p>
+            <w:r>
+              <w:t>Felipe Vergara R</w:t>
+            </w:r>
+          </w:p>
+        </w:tc>
+        <w:tc>
+          <w:tcPr>
+            <w:tcW w:type="dxa" w:w="4680"/>
+          </w:tcPr>
+          <w:p>
+            <w:r>
+              <w:t>Validación funcional: criterios de aceptación y pruebas de flujo.</w:t>
+            </w:r>
+          </w:p>
+        </w:tc>
+      </w:tr>
+      <w:tr>
+        <w:tc>
+          <w:tcPr>
+            <w:tcW w:type="dxa" w:w="4680"/>
+          </w:tcPr>
+          <w:p>
+            <w:r>
+              <w:t>lucasmaulenr</w:t>
+            </w:r>
+          </w:p>
+        </w:tc>
+        <w:tc>
+          <w:tcPr>
+            <w:tcW w:type="dxa" w:w="4680"/>
+          </w:tcPr>
+          <w:p>
+            <w:r>
+              <w:t>Product Owner: priorización, documentación y seguimiento en Taiga.</w:t>
+            </w:r>
+          </w:p>
+        </w:tc>
+      </w:tr>
+    </w:tbl>
+    <w:p>
+      <w:pPr>
+        <w:pStyle w:val="Ttulo2"/>
+      </w:pPr>
+      <w:r>
+        <w:t>9.5 Tareas técnicas registradas en Taiga</w:t>
+      </w:r>
+    </w:p>
+    <w:p>
+      <w:r>
+        <w:t>Las tareas del Scrum Team para Sprint 1 se definieron en base a las historias de usuario HU-03 y HU-04.</w:t>
+      </w:r>
+    </w:p>
+    <w:tbl>
+      <w:tblPr>
+        <w:tblW w:type="auto" w:w="0"/>
+        <w:tblLook w:firstColumn="1" w:firstRow="1" w:lastColumn="0" w:lastRow="0" w:noHBand="0" w:noVBand="1" w:val="04A0"/>
+      </w:tblPr>
+      <w:tblGrid>
+        <w:gridCol w:w="2340"/>
+        <w:gridCol w:w="2340"/>
+        <w:gridCol w:w="2340"/>
+        <w:gridCol w:w="2340"/>
+      </w:tblGrid>
+      <w:tr>
+        <w:tc>
+          <w:tcPr>
+            <w:tcW w:type="dxa" w:w="2340"/>
+          </w:tcPr>
+          <w:p>
+            <w:r>
+              <w:t>Ref</w:t>
+            </w:r>
+          </w:p>
+        </w:tc>
+        <w:tc>
+          <w:tcPr>
+            <w:tcW w:type="dxa" w:w="2340"/>
+          </w:tcPr>
+          <w:p>
+            <w:r>
+              <w:t>HU</w:t>
+            </w:r>
+          </w:p>
+        </w:tc>
+        <w:tc>
+          <w:tcPr>
+            <w:tcW w:type="dxa" w:w="2340"/>
+          </w:tcPr>
+          <w:p>
+            <w:r>
+              <w:t>Tarea</w:t>
+            </w:r>
+          </w:p>
+        </w:tc>
+        <w:tc>
+          <w:tcPr>
+            <w:tcW w:type="dxa" w:w="2340"/>
+          </w:tcPr>
+          <w:p>
+            <w:r>
+              <w:t>Responsable</w:t>
+            </w:r>
+          </w:p>
+        </w:tc>
+      </w:tr>
+      <w:tr>
+        <w:tc>
+          <w:tcPr>
+            <w:tcW w:type="dxa" w:w="2340"/>
+          </w:tcPr>
+          <w:p>
+            <w:r>
+              <w:t>#6</w:t>
+            </w:r>
+          </w:p>
+        </w:tc>
+        <w:tc>
+          <w:tcPr>
+            <w:tcW w:type="dxa" w:w="2340"/>
+          </w:tcPr>
+          <w:p>
+            <w:r>
+              <w:t>HU-03</w:t>
+            </w:r>
+          </w:p>
+        </w:tc>
+        <w:tc>
+          <w:tcPr>
+            <w:tcW w:type="dxa" w:w="2340"/>
+          </w:tcPr>
+          <w:p>
+            <w:r>
+              <w:t>[Front] Crear formulario de reporte de incidente</w:t>
+            </w:r>
+          </w:p>
+        </w:tc>
+        <w:tc>
+          <w:tcPr>
+            <w:tcW w:type="dxa" w:w="2340"/>
+          </w:tcPr>
+          <w:p>
+            <w:r>
+              <w:t>benjaosan</w:t>
+            </w:r>
+          </w:p>
+        </w:tc>
+      </w:tr>
+      <w:tr>
+        <w:tc>
+          <w:tcPr>
+            <w:tcW w:type="dxa" w:w="2340"/>
+          </w:tcPr>
+          <w:p>
+            <w:r>
+              <w:t>#7</w:t>
+            </w:r>
+          </w:p>
+        </w:tc>
+        <w:tc>
+          <w:tcPr>
+            <w:tcW w:type="dxa" w:w="2340"/>
+          </w:tcPr>
+          <w:p>
+            <w:r>
+              <w:t>HU-03</w:t>
+            </w:r>
+          </w:p>
+        </w:tc>
+        <w:tc>
+          <w:tcPr>
+            <w:tcW w:type="dxa" w:w="2340"/>
+          </w:tcPr>
+          <w:p>
+            <w:r>
+              <w:t>[Front] Integrar Geolocation API</w:t>
+            </w:r>
+          </w:p>
+        </w:tc>
+        <w:tc>
+          <w:tcPr>
+            <w:tcW w:type="dxa" w:w="2340"/>
+          </w:tcPr>
+          <w:p>
+            <w:r>
+              <w:t>benjaosan</w:t>
+            </w:r>
+          </w:p>
+        </w:tc>
+      </w:tr>
+      <w:tr>
+        <w:tc>
+          <w:tcPr>
+            <w:tcW w:type="dxa" w:w="2340"/>
+          </w:tcPr>
+          <w:p>
+            <w:r>
+              <w:t>#8</w:t>
+            </w:r>
+          </w:p>
+        </w:tc>
+        <w:tc>
+          <w:tcPr>
+            <w:tcW w:type="dxa" w:w="2340"/>
+          </w:tcPr>
+          <w:p>
+            <w:r>
+              <w:t>HU-03</w:t>
+            </w:r>
+          </w:p>
+        </w:tc>
+        <w:tc>
+          <w:tcPr>
+            <w:tcW w:type="dxa" w:w="2340"/>
+          </w:tcPr>
+          <w:p>
+            <w:r>
+              <w:t>[Back] Definir modelo de incidente</w:t>
+            </w:r>
+          </w:p>
+        </w:tc>
+        <w:tc>
+          <w:tcPr>
+            <w:tcW w:type="dxa" w:w="2340"/>
+          </w:tcPr>
+          <w:p>
+            <w:r>
+              <w:t>Sebastián López Cisternas</w:t>
+            </w:r>
+          </w:p>
+        </w:tc>
+      </w:tr>
+      <w:tr>
+        <w:tc>
+          <w:tcPr>
+            <w:tcW w:type="dxa" w:w="2340"/>
+          </w:tcPr>
+          <w:p>
+            <w:r>
+              <w:t>#9</w:t>
+            </w:r>
+          </w:p>
+        </w:tc>
+        <w:tc>
+          <w:tcPr>
+            <w:tcW w:type="dxa" w:w="2340"/>
+          </w:tcPr>
+          <w:p>
+            <w:r>
+              <w:t>HU-03</w:t>
+            </w:r>
+          </w:p>
+        </w:tc>
+        <w:tc>
+          <w:tcPr>
+            <w:tcW w:type="dxa" w:w="2340"/>
+          </w:tcPr>
+          <w:p>
+            <w:r>
+              <w:t>[Back] Crear endpoint para registrar incidente</w:t>
+            </w:r>
+          </w:p>
+        </w:tc>
+        <w:tc>
+          <w:tcPr>
+            <w:tcW w:type="dxa" w:w="2340"/>
+          </w:tcPr>
+          <w:p>
+            <w:r>
+              <w:t>Sebastián López Cisternas</w:t>
+            </w:r>
+          </w:p>
+        </w:tc>
+      </w:tr>
+      <w:tr>
+        <w:tc>
+          <w:tcPr>
+            <w:tcW w:type="dxa" w:w="2340"/>
+          </w:tcPr>
+          <w:p>
+            <w:r>
+              <w:t>#10</w:t>
+            </w:r>
+          </w:p>
+        </w:tc>
+        <w:tc>
+          <w:tcPr>
+            <w:tcW w:type="dxa" w:w="2340"/>
+          </w:tcPr>
+          <w:p>
+            <w:r>
+              <w:t>HU-03</w:t>
+            </w:r>
+          </w:p>
+        </w:tc>
+        <w:tc>
+          <w:tcPr>
+            <w:tcW w:type="dxa" w:w="2340"/>
+          </w:tcPr>
+          <w:p>
+            <w:r>
+              <w:t>[Back] Validar token y registrar fecha/hora</w:t>
+            </w:r>
+          </w:p>
+        </w:tc>
+        <w:tc>
+          <w:tcPr>
+            <w:tcW w:type="dxa" w:w="2340"/>
+          </w:tcPr>
+          <w:p>
+            <w:r>
+              <w:t>Sebastián López Cisternas</w:t>
+            </w:r>
+          </w:p>
+        </w:tc>
+      </w:tr>
+      <w:tr>
+        <w:tc>
+          <w:tcPr>
+            <w:tcW w:type="dxa" w:w="2340"/>
+          </w:tcPr>
+          <w:p>
+            <w:r>
+              <w:t>#11</w:t>
+            </w:r>
+          </w:p>
+        </w:tc>
+        <w:tc>
+          <w:tcPr>
+            <w:tcW w:type="dxa" w:w="2340"/>
+          </w:tcPr>
+          <w:p>
+            <w:r>
+              <w:t>HU-04</w:t>
+            </w:r>
+          </w:p>
+        </w:tc>
+        <w:tc>
+          <w:tcPr>
+            <w:tcW w:type="dxa" w:w="2340"/>
+          </w:tcPr>
+          <w:p>
+            <w:r>
+              <w:t>[Front] Crear vista de mapa con Leaflet</w:t>
+            </w:r>
+          </w:p>
+        </w:tc>
+        <w:tc>
+          <w:tcPr>
+            <w:tcW w:type="dxa" w:w="2340"/>
+          </w:tcPr>
+          <w:p>
+            <w:r>
+              <w:t>benjaosan</w:t>
+            </w:r>
+          </w:p>
+        </w:tc>
+      </w:tr>
+      <w:tr>
+        <w:tc>
+          <w:tcPr>
+            <w:tcW w:type="dxa" w:w="2340"/>
+          </w:tcPr>
+          <w:p>
+            <w:r>
+              <w:t>#12</w:t>
+            </w:r>
+          </w:p>
+        </w:tc>
+        <w:tc>
+          <w:tcPr>
+            <w:tcW w:type="dxa" w:w="2340"/>
+          </w:tcPr>
+          <w:p>
+            <w:r>
+              <w:t>HU-04</w:t>
+            </w:r>
+          </w:p>
+        </w:tc>
+        <w:tc>
+          <w:tcPr>
+            <w:tcW w:type="dxa" w:w="2340"/>
+          </w:tcPr>
+          <w:p>
+            <w:r>
+              <w:t>[Front] Renderizar marcadores y popup informativo</w:t>
+            </w:r>
+          </w:p>
+        </w:tc>
+        <w:tc>
+          <w:tcPr>
+            <w:tcW w:type="dxa" w:w="2340"/>
+          </w:tcPr>
+          <w:p>
+            <w:r>
+              <w:t>benjaosan</w:t>
+            </w:r>
+          </w:p>
+        </w:tc>
+      </w:tr>
+      <w:tr>
+        <w:tc>
+          <w:tcPr>
+            <w:tcW w:type="dxa" w:w="2340"/>
+          </w:tcPr>
+          <w:p>
+            <w:r>
+              <w:t>#13</w:t>
+            </w:r>
+          </w:p>
+        </w:tc>
+        <w:tc>
+          <w:tcPr>
+            <w:tcW w:type="dxa" w:w="2340"/>
+          </w:tcPr>
+          <w:p>
+            <w:r>
+              <w:t>HU-04</w:t>
+            </w:r>
+          </w:p>
+        </w:tc>
+        <w:tc>
+          <w:tcPr>
+            <w:tcW w:type="dxa" w:w="2340"/>
+          </w:tcPr>
+          <w:p>
+            <w:r>
+              <w:t>[Back] Crear endpoint para listar incidentes</w:t>
+            </w:r>
+          </w:p>
+        </w:tc>
+        <w:tc>
+          <w:tcPr>
+            <w:tcW w:type="dxa" w:w="2340"/>
+          </w:tcPr>
+          <w:p>
+            <w:r>
+              <w:t>Sebastián López Cisternas</w:t>
+            </w:r>
+          </w:p>
+        </w:tc>
+      </w:tr>
+      <w:tr>
+        <w:tc>
+          <w:tcPr>
+            <w:tcW w:type="dxa" w:w="2340"/>
+          </w:tcPr>
+          <w:p>
+            <w:r>
+              <w:t>#14</w:t>
+            </w:r>
+          </w:p>
+        </w:tc>
+        <w:tc>
+          <w:tcPr>
+            <w:tcW w:type="dxa" w:w="2340"/>
+          </w:tcPr>
+          <w:p>
+            <w:r>
+              <w:t>HU-04</w:t>
+            </w:r>
+          </w:p>
+        </w:tc>
+        <w:tc>
+          <w:tcPr>
+            <w:tcW w:type="dxa" w:w="2340"/>
+          </w:tcPr>
+          <w:p>
+            <w:r>
+              <w:t>[Front] Ajustar mapa responsive para móvil</w:t>
+            </w:r>
+          </w:p>
+        </w:tc>
+        <w:tc>
+          <w:tcPr>
+            <w:tcW w:type="dxa" w:w="2340"/>
+          </w:tcPr>
+          <w:p>
+            <w:r>
+              <w:t>benjaosan</w:t>
+            </w:r>
+          </w:p>
+        </w:tc>
+      </w:tr>
+    </w:tbl>
+    <w:p>
+      <w:pPr>
+        <w:pStyle w:val="Ttulo2"/>
+      </w:pPr>
+      <w:r>
+        <w:t>9.6 Requisitos y trazabilidad</w:t>
+      </w:r>
+    </w:p>
+    <w:tbl>
+      <w:tblPr>
+        <w:tblW w:type="auto" w:w="0"/>
+        <w:tblLook w:firstColumn="1" w:firstRow="1" w:lastColumn="0" w:lastRow="0" w:noHBand="0" w:noVBand="1" w:val="04A0"/>
+      </w:tblPr>
+      <w:tblGrid>
+        <w:gridCol w:w="3120"/>
+        <w:gridCol w:w="3120"/>
+        <w:gridCol w:w="3120"/>
+      </w:tblGrid>
+      <w:tr>
+        <w:tc>
+          <w:tcPr>
+            <w:tcW w:type="dxa" w:w="3120"/>
+          </w:tcPr>
+          <w:p>
+            <w:r>
+              <w:t>ID</w:t>
+            </w:r>
+          </w:p>
+        </w:tc>
+        <w:tc>
+          <w:tcPr>
+            <w:tcW w:type="dxa" w:w="3120"/>
+          </w:tcPr>
+          <w:p>
+            <w:r>
+              <w:t>Requisito funcional</w:t>
+            </w:r>
+          </w:p>
+        </w:tc>
+        <w:tc>
+          <w:tcPr>
+            <w:tcW w:type="dxa" w:w="3120"/>
+          </w:tcPr>
+          <w:p>
+            <w:r>
+              <w:t>HU relacionada</w:t>
+            </w:r>
+          </w:p>
+        </w:tc>
+      </w:tr>
+      <w:tr>
+        <w:tc>
+          <w:tcPr>
+            <w:tcW w:type="dxa" w:w="3120"/>
+          </w:tcPr>
+          <w:p>
+            <w:r>
+              <w:t>RF-01</w:t>
+            </w:r>
+          </w:p>
+        </w:tc>
+        <w:tc>
+          <w:tcPr>
+            <w:tcW w:type="dxa" w:w="3120"/>
+          </w:tcPr>
+          <w:p>
+            <w:r>
+              <w:t>Permitir registro de usuarios con correo y contraseña.</w:t>
+            </w:r>
+          </w:p>
+        </w:tc>
+        <w:tc>
+          <w:tcPr>
+            <w:tcW w:type="dxa" w:w="3120"/>
+          </w:tcPr>
+          <w:p>
+            <w:r>
+              <w:t>HU-01</w:t>
+            </w:r>
+          </w:p>
+        </w:tc>
+      </w:tr>
+      <w:tr>
+        <w:tc>
+          <w:tcPr>
+            <w:tcW w:type="dxa" w:w="3120"/>
+          </w:tcPr>
+          <w:p>
+            <w:r>
+              <w:t>RF-02</w:t>
+            </w:r>
+          </w:p>
+        </w:tc>
+        <w:tc>
+          <w:tcPr>
+            <w:tcW w:type="dxa" w:w="3120"/>
+          </w:tcPr>
+          <w:p>
+            <w:r>
+              <w:t>Permitir inicio de sesión con mecanismo seguro de autenticación.</w:t>
+            </w:r>
+          </w:p>
+        </w:tc>
+        <w:tc>
+          <w:tcPr>
+            <w:tcW w:type="dxa" w:w="3120"/>
+          </w:tcPr>
+          <w:p>
+            <w:r>
+              <w:t>HU-02</w:t>
+            </w:r>
+          </w:p>
+        </w:tc>
+      </w:tr>
+      <w:tr>
+        <w:tc>
+          <w:tcPr>
+            <w:tcW w:type="dxa" w:w="3120"/>
+          </w:tcPr>
+          <w:p>
+            <w:r>
+              <w:t>RF-03</w:t>
+            </w:r>
+          </w:p>
+        </w:tc>
+        <w:tc>
+          <w:tcPr>
+            <w:tcW w:type="dxa" w:w="3120"/>
+          </w:tcPr>
+          <w:p>
+            <w:r>
+              <w:t>Permitir crear reportes de incidentes con descripción, categoría y ubicación.</w:t>
+            </w:r>
+          </w:p>
+        </w:tc>
+        <w:tc>
+          <w:tcPr>
+            <w:tcW w:type="dxa" w:w="3120"/>
+          </w:tcPr>
+          <w:p>
+            <w:r>
+              <w:t>HU-03</w:t>
+            </w:r>
+          </w:p>
+        </w:tc>
+      </w:tr>
+      <w:tr>
+        <w:tc>
+          <w:tcPr>
+            <w:tcW w:type="dxa" w:w="3120"/>
+          </w:tcPr>
+          <w:p>
+            <w:r>
+              <w:t>RF-04</w:t>
+            </w:r>
+          </w:p>
+        </w:tc>
+        <w:tc>
+          <w:tcPr>
+            <w:tcW w:type="dxa" w:w="3120"/>
+          </w:tcPr>
+          <w:p>
+            <w:r>
+              <w:t>Persistir fecha, hora, ubicación y usuario asociado al incidente.</w:t>
+            </w:r>
+          </w:p>
+        </w:tc>
+        <w:tc>
+          <w:tcPr>
+            <w:tcW w:type="dxa" w:w="3120"/>
+          </w:tcPr>
+          <w:p>
+            <w:r>
+              <w:t>HU-03</w:t>
+            </w:r>
+          </w:p>
+        </w:tc>
+      </w:tr>
+      <w:tr>
+        <w:tc>
+          <w:tcPr>
+            <w:tcW w:type="dxa" w:w="3120"/>
+          </w:tcPr>
+          <w:p>
+            <w:r>
+              <w:t>RF-05</w:t>
+            </w:r>
+          </w:p>
+        </w:tc>
+        <w:tc>
+          <w:tcPr>
+            <w:tcW w:type="dxa" w:w="3120"/>
+          </w:tcPr>
+          <w:p>
+            <w:r>
+              <w:t>Visualizar incidentes georreferenciados en un mapa interactivo.</w:t>
+            </w:r>
+          </w:p>
+        </w:tc>
+        <w:tc>
+          <w:tcPr>
+            <w:tcW w:type="dxa" w:w="3120"/>
+          </w:tcPr>
+          <w:p>
+            <w:r>
+              <w:t>HU-04</w:t>
+            </w:r>
+          </w:p>
+        </w:tc>
+      </w:tr>
+      <w:tr>
+        <w:tc>
+          <w:tcPr>
+            <w:tcW w:type="dxa" w:w="3120"/>
+          </w:tcPr>
+          <w:p>
+            <w:r>
+              <w:t>RF-06</w:t>
+            </w:r>
+          </w:p>
+        </w:tc>
+        <w:tc>
+          <w:tcPr>
+            <w:tcW w:type="dxa" w:w="3120"/>
+          </w:tcPr>
+          <w:p>
+            <w:r>
+              <w:t>Filtrar incidentes por comuna y fecha.</w:t>
+            </w:r>
+          </w:p>
+        </w:tc>
+        <w:tc>
+          <w:tcPr>
+            <w:tcW w:type="dxa" w:w="3120"/>
+          </w:tcPr>
+          <w:p>
+            <w:r>
+              <w:t>HU-05</w:t>
+            </w:r>
+          </w:p>
+        </w:tc>
+      </w:tr>
+      <w:tr>
+        <w:tc>
+          <w:tcPr>
+            <w:tcW w:type="dxa" w:w="3120"/>
+          </w:tcPr>
+          <w:p>
+            <w:r>
+              <w:t>RF-07</w:t>
+            </w:r>
+          </w:p>
+        </w:tc>
+        <w:tc>
+          <w:tcPr>
+            <w:tcW w:type="dxa" w:w="3120"/>
+          </w:tcPr>
+          <w:p>
+            <w:r>
+              <w:t>Clasificar incidentes por tipo y nivel de riesgo.</w:t>
+            </w:r>
+          </w:p>
+        </w:tc>
+        <w:tc>
+          <w:tcPr>
+            <w:tcW w:type="dxa" w:w="3120"/>
+          </w:tcPr>
+          <w:p>
+            <w:r>
+              <w:t>HU-06</w:t>
+            </w:r>
+          </w:p>
+        </w:tc>
+      </w:tr>
+      <w:tr>
+        <w:tc>
+          <w:tcPr>
+            <w:tcW w:type="dxa" w:w="3120"/>
+          </w:tcPr>
+          <w:p>
+            <w:r>
+              <w:t>RF-08</w:t>
+            </w:r>
+          </w:p>
+        </w:tc>
+        <w:tc>
+          <w:tcPr>
+            <w:tcW w:type="dxa" w:w="3120"/>
+          </w:tcPr>
+          <w:p>
+            <w:r>
+              <w:t>Permitir moderación y revisión de reportes.</w:t>
+            </w:r>
+          </w:p>
+        </w:tc>
+        <w:tc>
+          <w:tcPr>
+            <w:tcW w:type="dxa" w:w="3120"/>
+          </w:tcPr>
+          <w:p>
+            <w:r>
+              <w:t>HU-07</w:t>
+            </w:r>
+          </w:p>
+        </w:tc>
+      </w:tr>
+    </w:tbl>
+    <w:tbl>
+      <w:tblPr>
+        <w:tblW w:type="auto" w:w="0"/>
+        <w:tblLook w:firstColumn="1" w:firstRow="1" w:lastColumn="0" w:lastRow="0" w:noHBand="0" w:noVBand="1" w:val="04A0"/>
+      </w:tblPr>
+      <w:tblGrid>
+        <w:gridCol w:w="4680"/>
+        <w:gridCol w:w="4680"/>
+      </w:tblGrid>
+      <w:tr>
+        <w:tc>
+          <w:tcPr>
+            <w:tcW w:type="dxa" w:w="4680"/>
+          </w:tcPr>
+          <w:p>
+            <w:r>
+              <w:t>ID</w:t>
+            </w:r>
+          </w:p>
+        </w:tc>
+        <w:tc>
+          <w:tcPr>
+            <w:tcW w:type="dxa" w:w="4680"/>
+          </w:tcPr>
+          <w:p>
+            <w:r>
+              <w:t>Requisito no funcional</w:t>
+            </w:r>
+          </w:p>
+        </w:tc>
+      </w:tr>
+      <w:tr>
+        <w:tc>
+          <w:tcPr>
+            <w:tcW w:type="dxa" w:w="4680"/>
+          </w:tcPr>
+          <w:p>
+            <w:r>
+              <w:t>RNF-01</w:t>
+            </w:r>
+          </w:p>
+        </w:tc>
+        <w:tc>
+          <w:tcPr>
+            <w:tcW w:type="dxa" w:w="4680"/>
+          </w:tcPr>
+          <w:p>
+            <w:r>
+              <w:t>La interfaz debe ser usable en escritorio y móvil.</w:t>
+            </w:r>
+          </w:p>
+        </w:tc>
+      </w:tr>
+      <w:tr>
+        <w:tc>
+          <w:tcPr>
+            <w:tcW w:type="dxa" w:w="4680"/>
+          </w:tcPr>
+          <w:p>
+            <w:r>
+              <w:t>RNF-02</w:t>
+            </w:r>
+          </w:p>
+        </w:tc>
+        <w:tc>
+          <w:tcPr>
+            <w:tcW w:type="dxa" w:w="4680"/>
+          </w:tcPr>
+          <w:p>
+            <w:r>
+              <w:t>Los endpoints protegidos deben validar autenticación antes de procesar solicitudes.</w:t>
+            </w:r>
+          </w:p>
+        </w:tc>
+      </w:tr>
+      <w:tr>
+        <w:tc>
+          <w:tcPr>
+            <w:tcW w:type="dxa" w:w="4680"/>
+          </w:tcPr>
+          <w:p>
+            <w:r>
+              <w:t>RNF-03</w:t>
+            </w:r>
+          </w:p>
+        </w:tc>
+        <w:tc>
+          <w:tcPr>
+            <w:tcW w:type="dxa" w:w="4680"/>
+          </w:tcPr>
+          <w:p>
+            <w:r>
+              <w:t>La visualización del mapa debe cargar marcadores sin bloquear la navegación principal.</w:t>
+            </w:r>
+          </w:p>
+        </w:tc>
+      </w:tr>
+      <w:tr>
+        <w:tc>
+          <w:tcPr>
+            <w:tcW w:type="dxa" w:w="4680"/>
+          </w:tcPr>
+          <w:p>
+            <w:r>
+              <w:t>RNF-04</w:t>
+            </w:r>
+          </w:p>
+        </w:tc>
+        <w:tc>
+          <w:tcPr>
+            <w:tcW w:type="dxa" w:w="4680"/>
+          </w:tcPr>
+          <w:p>
+            <w:r>
+              <w:t>La documentación del proyecto debe mantenerse sincronizada con Taiga y el repositorio.</w:t>
+            </w:r>
+          </w:p>
+        </w:tc>
+      </w:tr>
+      <w:tr>
+        <w:tc>
+          <w:tcPr>
+            <w:tcW w:type="dxa" w:w="4680"/>
+          </w:tcPr>
+          <w:p>
+            <w:r>
+              <w:t>RNF-05</w:t>
+            </w:r>
+          </w:p>
+        </w:tc>
+        <w:tc>
+          <w:tcPr>
+            <w:tcW w:type="dxa" w:w="4680"/>
+          </w:tcPr>
+          <w:p>
+            <w:r>
+              <w:t>Los datos sensibles de autenticación no deben exponerse en documentación ni commits.</w:t>
+            </w:r>
+          </w:p>
+        </w:tc>
+      </w:tr>
+    </w:tbl>
+    <w:p>
+      <w:pPr>
+        <w:pStyle w:val="Ttulo2"/>
+      </w:pPr>
+      <w:r>
+        <w:t>9.7 Criterios generales de aceptación</w:t>
+      </w:r>
+    </w:p>
+    <w:p>
+      <w:r>
+        <w:t>1. Las funcionalidades del MVP deben poder ejecutarse desde la interfaz web sin intervención manual en base de datos.</w:t>
+      </w:r>
+    </w:p>
+    <w:p>
+      <w:r>
+        <w:t>2. Cada historia de usuario debe contar con tareas técnicas asociadas y estado actualizado en Taiga.</w:t>
+      </w:r>
+    </w:p>
+    <w:p>
+      <w:r>
+        <w:t>3. El tablero debe reflejar los tres sprints del proyecto y sus fechas de ejecución.</w:t>
+      </w:r>
+    </w:p>
+    <w:p>
+      <w:r>
+        <w:t>4. El flujo mínimo debe permitir registrar un incidente y visualizarlo posteriormente en el mapa.</w:t>
+      </w:r>
+    </w:p>
+    <w:p>
+      <w:r>
+        <w:t>5. La documentación del repositorio debe indicar que el único documento DOCX mantenido es VigilData_Arquitectura_4+1_v2.docx.</w:t>
       </w:r>
     </w:p>
     <w:sectPr>

--- a/VigilData_Arquitectura_4+1_v2.docx
+++ b/VigilData_Arquitectura_4+1_v2.docx
@@ -76,14 +76,7 @@
         <w:jc w:val="center"/>
       </w:pPr>
       <w:r>
-        <w:rPr>
-          <w:i/>
-          <w:iCs/>
-          <w:color w:val="14B8A6"/>
-          <w:sz w:val="26"/>
-          <w:szCs w:val="26"/>
-        </w:rPr>
-        <w:t>Mapa colaborativo de seguridad ciudadana</w:t>
+        <w:t>- Mapa colaborativo: Visualizar incidentes geolocalizados sobre un mapa Leaflet con pines clickeables.</w:t>
       </w:r>
     </w:p>
     <w:p>
@@ -327,7 +320,7 @@
         <w:jc w:val="both"/>
       </w:pPr>
       <w:r>
-        <w:t>El MVP cubre cuatro funcionalidades clave:</w:t>
+        <w:t>El MVP cubre cuatro funcionalidades clave, organizadas en historias de usuario y sprints de Taiga:</w:t>
       </w:r>
     </w:p>
     <w:p>
@@ -346,18 +339,7 @@
         <w:spacing w:after="60"/>
       </w:pPr>
       <w:r>
-        <w:rPr>
-          <w:b/>
-          <w:bCs/>
-          <w:color w:val="000000"/>
-        </w:rPr>
-        <w:t xml:space="preserve">Autenticación simple: </w:t>
-      </w:r>
-      <w:r>
-        <w:rPr>
-          <w:color w:val="000000"/>
-        </w:rPr>
-        <w:t>Iniciar sesión con email y contraseña.</w:t>
+        <w:t>- Autenticación simple: Registro e inicio de sesión con email, contraseña y JWT.</w:t>
       </w:r>
     </w:p>
     <w:p>
@@ -376,18 +358,7 @@
         <w:spacing w:after="60"/>
       </w:pPr>
       <w:r>
-        <w:rPr>
-          <w:b/>
-          <w:bCs/>
-          <w:color w:val="000000"/>
-        </w:rPr>
-        <w:t xml:space="preserve">Reportar incidente: </w:t>
-      </w:r>
-      <w:r>
-        <w:rPr>
-          <w:color w:val="000000"/>
-        </w:rPr>
-        <w:t>Crear un incidente capturando tipo, descripción y ubicación GPS automática.</w:t>
+        <w:t>- Reportar incidente: Crear un incidente capturando tipo, descripción, fecha, hora y ubicación GPS automática.</w:t>
       </w:r>
     </w:p>
     <w:p>
@@ -405,33 +376,10 @@
         </w:pBdr>
         <w:spacing w:after="60"/>
       </w:pPr>
-      <w:r>
-        <w:rPr>
-          <w:b/>
-          <w:bCs/>
-          <w:color w:val="000000"/>
-        </w:rPr>
-        <w:t xml:space="preserve">Mapa colaborativo: </w:t>
-      </w:r>
-      <w:r>
-        <w:rPr>
-          <w:color w:val="000000"/>
-        </w:rPr>
-        <w:t xml:space="preserve">Visualizar todos los incidentes geolocalizados sobre un mapa </w:t>
-      </w:r>
       <w:proofErr w:type="spellStart"/>
-      <w:r>
-        <w:rPr>
-          <w:color w:val="000000"/>
-        </w:rPr>
-        <w:t>Leaflet</w:t>
-      </w:r>
       <w:proofErr w:type="spellEnd"/>
       <w:r>
-        <w:rPr>
-          <w:color w:val="000000"/>
-        </w:rPr>
-        <w:t>.</w:t>
+        <w:t>- Mapa colaborativo: Visualizar incidentes geolocalizados sobre un mapa Leaflet con pines clickeables.</w:t>
       </w:r>
     </w:p>
     <w:p>
@@ -450,18 +398,7 @@
         <w:spacing w:after="60"/>
       </w:pPr>
       <w:r>
-        <w:rPr>
-          <w:b/>
-          <w:bCs/>
-          <w:color w:val="000000"/>
-        </w:rPr>
-        <w:t xml:space="preserve">Filtros básicos: </w:t>
-      </w:r>
-      <w:r>
-        <w:rPr>
-          <w:color w:val="000000"/>
-        </w:rPr>
-        <w:t>Filtrar los incidentes por zona y rango de fechas.</w:t>
+        <w:t>- Filtros básicos: Filtrar incidentes por comuna o zona y rango de fechas.</w:t>
       </w:r>
     </w:p>
     <w:p>
@@ -530,7 +467,7 @@
       <w:bookmarkStart w:id="1" w:name="_heading=h.v3cnzbcpafg3" w:colFirst="0" w:colLast="0"/>
       <w:bookmarkEnd w:id="1"/>
       <w:r>
-        <w:t>EP-01 · Integración y normalización de fuentes de datos</w:t>
+        <w:t>EP-01 · Gestión de usuarios y control de acceso</w:t>
       </w:r>
     </w:p>
     <w:p>
@@ -543,11 +480,7 @@
         </w:rPr>
       </w:pPr>
       <w:r>
-        <w:rPr>
-          <w:color w:val="1F1F1F"/>
-          <w:highlight w:val="white"/>
-        </w:rPr>
-        <w:t>Conectar, unificar y normalizar múltiples fuentes heterogéneas de datos (denuncias formales, registros policiales, encuestas ciudadanas, sensores urbanos) en un repositorio centralizado, asegurando consistencia y calidad de la información.</w:t>
+        <w:t>Permitir que los ciudadanos creen una cuenta e inicien sesión de forma segura para asociar reportes a un usuario autenticado y proteger las funcionalidades principales.</w:t>
       </w:r>
     </w:p>
     <w:p>
@@ -567,7 +500,7 @@
       <w:bookmarkStart w:id="2" w:name="_heading=h.g6gqjjr7sdet" w:colFirst="0" w:colLast="0"/>
       <w:bookmarkEnd w:id="2"/>
       <w:r>
-        <w:t>EP-02 · Visualización geoespacial y análisis de patrones delictivos</w:t>
+        <w:t>EP-02 · Reporte georreferenciado de incidentes</w:t>
       </w:r>
     </w:p>
     <w:p>
@@ -580,11 +513,7 @@
         </w:rPr>
       </w:pPr>
       <w:r>
-        <w:rPr>
-          <w:color w:val="1F1F1F"/>
-          <w:highlight w:val="white"/>
-        </w:rPr>
-        <w:t>Proveer herramientas interactivas de visualización —mapas de calor, gráficos temporales, comparativas de zonas— que permitan identificar patrones, tendencias y brechas entre la percepción ciudadana y la incidencia delictiva real.</w:t>
+        <w:t>Registrar incidentes ciudadanos con tipo, descripción, fecha, hora y ubicación GPS automática, manteniendo el flujo de creación simple para uso móvil.</w:t>
       </w:r>
     </w:p>
     <w:p>
@@ -604,7 +533,7 @@
       <w:bookmarkStart w:id="3" w:name="_heading=h.14y08a3syr1e" w:colFirst="0" w:colLast="0"/>
       <w:bookmarkEnd w:id="3"/>
       <w:r>
-        <w:t>EP-03 · Sistema de alertas y notificaciones en tiempo real</w:t>
+        <w:t>EP-03 · Visualización colaborativa en mapa</w:t>
       </w:r>
     </w:p>
     <w:p>
@@ -615,28 +544,10 @@
           <w:color w:val="1F1F1F"/>
         </w:rPr>
       </w:pPr>
-      <w:r>
-        <w:rPr>
-          <w:color w:val="1F1F1F"/>
-          <w:highlight w:val="white"/>
-        </w:rPr>
-        <w:t xml:space="preserve">Configurar y disparar alertas automáticas cuando se detecten umbrales críticos de incidentes o patrones anómalos en zonas específicas, notificando a los actores competentes por los canales definidos (correo, SMS, </w:t>
-      </w:r>
       <w:proofErr w:type="gramStart"/>
-      <w:r>
-        <w:rPr>
-          <w:color w:val="1F1F1F"/>
-          <w:highlight w:val="white"/>
-        </w:rPr>
-        <w:t>app</w:t>
-      </w:r>
       <w:proofErr w:type="gramEnd"/>
       <w:r>
-        <w:rPr>
-          <w:color w:val="1F1F1F"/>
-          <w:highlight w:val="white"/>
-        </w:rPr>
-        <w:t>).</w:t>
+        <w:t>Mostrar los incidentes reportados sobre un mapa interactivo con marcadores clickeables, permitiendo consultar información relevante del evento.</w:t>
       </w:r>
     </w:p>
     <w:p>
@@ -646,8 +557,7 @@
       <w:bookmarkStart w:id="4" w:name="_heading=h.3wk0q162qab0" w:colFirst="0" w:colLast="0"/>
       <w:bookmarkEnd w:id="4"/>
       <w:r>
-        <w:lastRenderedPageBreak/>
-        <w:t>EP-04 · Generación de reportes y soporte a decisiones estratégicas</w:t>
+        <w:t>EP-04 · Filtros y análisis básico de incidentes</w:t>
       </w:r>
     </w:p>
     <w:p>
@@ -659,44 +569,12 @@
           <w:highlight w:val="white"/>
         </w:rPr>
       </w:pPr>
-      <w:r>
-        <w:rPr>
-          <w:color w:val="1F1F1F"/>
-          <w:highlight w:val="white"/>
-        </w:rPr>
-        <w:t xml:space="preserve">Generar reportes automáticos y exportables con </w:t>
-      </w:r>
       <w:proofErr w:type="spellStart"/>
-      <w:r>
-        <w:rPr>
-          <w:color w:val="1F1F1F"/>
-          <w:highlight w:val="white"/>
-        </w:rPr>
-        <w:t>KPIs</w:t>
-      </w:r>
       <w:proofErr w:type="spellEnd"/>
-      <w:r>
-        <w:rPr>
-          <w:color w:val="1F1F1F"/>
-          <w:highlight w:val="white"/>
-        </w:rPr>
-        <w:t xml:space="preserve"> de seguridad, </w:t>
-      </w:r>
       <w:proofErr w:type="spellStart"/>
-      <w:r>
-        <w:rPr>
-          <w:color w:val="1F1F1F"/>
-          <w:highlight w:val="white"/>
-        </w:rPr>
-        <w:t>dashboards</w:t>
-      </w:r>
       <w:proofErr w:type="spellEnd"/>
       <w:r>
-        <w:rPr>
-          <w:color w:val="1F1F1F"/>
-          <w:highlight w:val="white"/>
-        </w:rPr>
-        <w:t xml:space="preserve"> ejecutivos y análisis comparativos que apoyen las decisiones operativas y estratégicas de autoridades y administradores municipales.</w:t>
+        <w:t>Permitir la consulta de incidentes por comuna, zona y rango de fechas para apoyar una lectura básica de tendencias durante el MVP.</w:t>
       </w:r>
     </w:p>
     <w:p>
@@ -716,7 +594,7 @@
       <w:bookmarkStart w:id="5" w:name="_heading=h.jpy62wepbh6q" w:colFirst="0" w:colLast="0"/>
       <w:bookmarkEnd w:id="5"/>
       <w:r>
-        <w:t>EP-05 · Gestión de usuarios, roles y control de acceso</w:t>
+        <w:t>EP-05 · Clasificación, moderación y calidad de información</w:t>
       </w:r>
     </w:p>
     <w:p>
@@ -729,11 +607,7 @@
         </w:rPr>
       </w:pPr>
       <w:r>
-        <w:rPr>
-          <w:color w:val="1F1F1F"/>
-          <w:highlight w:val="white"/>
-        </w:rPr>
-        <w:t>Administrar el ciclo de vida de los usuarios de la plataforma asignando roles diferenciados (Ciudadano, Analista, Investigador, Administrador) con permisos granulares sobre datos y funcionalidades sensibles.</w:t>
+        <w:t>Clasificar incidentes por tipo y nivel de riesgo, y habilitar revisión de reportes para mejorar la confiabilidad de los datos publicados.</w:t>
       </w:r>
     </w:p>
     <w:p>
@@ -759,16 +633,10 @@
         <w:spacing w:after="120"/>
         <w:jc w:val="both"/>
       </w:pPr>
-      <w:r>
-        <w:t xml:space="preserve">Las historias siguen el formato </w:t>
-      </w:r>
       <w:proofErr w:type="spellStart"/>
-      <w:r>
-        <w:t>Connextra</w:t>
-      </w:r>
       <w:proofErr w:type="spellEnd"/>
       <w:r>
-        <w:t xml:space="preserve"> (Como… Quiero… Para…) y cubren los flujos principales del MVP.</w:t>
+        <w:t>Las historias siguen el formato Connextra (Como... Quiero... Para...) y cubren el flujo completo del MVP actualizado en Taiga. Se ordenan por prioridad funcional y por el sprint en que fueron planificadas.</w:t>
       </w:r>
     </w:p>
     <w:tbl>
@@ -792,6 +660,7 @@
         <w:gridCol w:w="2200"/>
         <w:gridCol w:w="4060"/>
         <w:gridCol w:w="2200"/>
+        <w:gridCol w:w="1728"/>
       </w:tblGrid>
       <w:tr>
         <w:tc>
@@ -813,17 +682,7 @@
             <w:vAlign w:val="center"/>
           </w:tcPr>
           <w:p>
-            <w:pPr>
-              <w:jc w:val="center"/>
-            </w:pPr>
-            <w:r>
-              <w:rPr>
-                <w:b/>
-                <w:bCs/>
-                <w:color w:val="FFFFFF"/>
-                <w:sz w:val="20"/>
-                <w:szCs w:val="20"/>
-              </w:rPr>
+            <w:r>
               <w:t>ID</w:t>
             </w:r>
           </w:p>
@@ -847,17 +706,7 @@
             <w:vAlign w:val="center"/>
           </w:tcPr>
           <w:p>
-            <w:pPr>
-              <w:jc w:val="center"/>
-            </w:pPr>
-            <w:r>
-              <w:rPr>
-                <w:b/>
-                <w:bCs/>
-                <w:color w:val="FFFFFF"/>
-                <w:sz w:val="20"/>
-                <w:szCs w:val="20"/>
-              </w:rPr>
+            <w:r>
               <w:t>Rol</w:t>
             </w:r>
           </w:p>
@@ -881,17 +730,7 @@
             <w:vAlign w:val="center"/>
           </w:tcPr>
           <w:p>
-            <w:pPr>
-              <w:jc w:val="center"/>
-            </w:pPr>
-            <w:r>
-              <w:rPr>
-                <w:b/>
-                <w:bCs/>
-                <w:color w:val="FFFFFF"/>
-                <w:sz w:val="20"/>
-                <w:szCs w:val="20"/>
-              </w:rPr>
+            <w:r>
               <w:t>Historia</w:t>
             </w:r>
           </w:p>
@@ -915,594 +754,434 @@
             <w:vAlign w:val="center"/>
           </w:tcPr>
           <w:p>
-            <w:pPr>
-              <w:jc w:val="center"/>
-            </w:pPr>
-            <w:r>
-              <w:rPr>
-                <w:b/>
-                <w:bCs/>
-                <w:color w:val="FFFFFF"/>
-                <w:sz w:val="20"/>
-                <w:szCs w:val="20"/>
-              </w:rPr>
+            <w:r>
               <w:t>Criterio de aceptación</w:t>
             </w:r>
           </w:p>
         </w:tc>
-      </w:tr>
-      <w:tr>
-        <w:tc>
-          <w:tcPr>
-            <w:tcW w:w="900" w:type="dxa"/>
-            <w:tcBorders>
-              <w:top w:val="single" w:sz="4" w:space="0" w:color="D0D7DE"/>
-              <w:left w:val="single" w:sz="4" w:space="0" w:color="D0D7DE"/>
-              <w:bottom w:val="single" w:sz="4" w:space="0" w:color="D0D7DE"/>
-              <w:right w:val="single" w:sz="4" w:space="0" w:color="D0D7DE"/>
-            </w:tcBorders>
-            <w:shd w:val="clear" w:color="auto" w:fill="F0FDFA"/>
-            <w:tcMar>
-              <w:top w:w="80" w:type="dxa"/>
-              <w:left w:w="120" w:type="dxa"/>
-              <w:bottom w:w="80" w:type="dxa"/>
-              <w:right w:w="120" w:type="dxa"/>
-            </w:tcMar>
-          </w:tcPr>
-          <w:p>
-            <w:r>
-              <w:rPr>
-                <w:b/>
-                <w:bCs/>
-                <w:sz w:val="20"/>
-                <w:szCs w:val="20"/>
-              </w:rPr>
+        <w:tc>
+          <w:tcPr>
+            <w:tcW w:type="dxa" w:w="1728"/>
+          </w:tcPr>
+          <w:p>
+            <w:r>
+              <w:t>Sprint</w:t>
+            </w:r>
+          </w:p>
+        </w:tc>
+      </w:tr>
+      <w:tr>
+        <w:tc>
+          <w:tcPr>
+            <w:tcW w:type="dxa" w:w="900"/>
+          </w:tcPr>
+          <w:p>
+            <w:r>
               <w:t>HU-01</w:t>
             </w:r>
           </w:p>
         </w:tc>
         <w:tc>
           <w:tcPr>
-            <w:tcW w:w="2200" w:type="dxa"/>
-            <w:tcBorders>
-              <w:top w:val="single" w:sz="4" w:space="0" w:color="D0D7DE"/>
-              <w:left w:val="single" w:sz="4" w:space="0" w:color="D0D7DE"/>
-              <w:bottom w:val="single" w:sz="4" w:space="0" w:color="D0D7DE"/>
-              <w:right w:val="single" w:sz="4" w:space="0" w:color="D0D7DE"/>
-            </w:tcBorders>
-            <w:shd w:val="clear" w:color="auto" w:fill="F0FDFA"/>
-            <w:tcMar>
-              <w:top w:w="80" w:type="dxa"/>
-              <w:left w:w="120" w:type="dxa"/>
-              <w:bottom w:w="80" w:type="dxa"/>
-              <w:right w:w="120" w:type="dxa"/>
-            </w:tcMar>
-          </w:tcPr>
-          <w:p>
-            <w:r>
-              <w:rPr>
-                <w:sz w:val="20"/>
-                <w:szCs w:val="20"/>
-              </w:rPr>
+            <w:tcW w:type="dxa" w:w="2200"/>
+          </w:tcPr>
+          <w:p>
+            <w:r>
               <w:t>Ciudadano</w:t>
             </w:r>
           </w:p>
         </w:tc>
         <w:tc>
           <w:tcPr>
-            <w:tcW w:w="4060" w:type="dxa"/>
-            <w:tcBorders>
-              <w:top w:val="single" w:sz="4" w:space="0" w:color="D0D7DE"/>
-              <w:left w:val="single" w:sz="4" w:space="0" w:color="D0D7DE"/>
-              <w:bottom w:val="single" w:sz="4" w:space="0" w:color="D0D7DE"/>
-              <w:right w:val="single" w:sz="4" w:space="0" w:color="D0D7DE"/>
-            </w:tcBorders>
-            <w:shd w:val="clear" w:color="auto" w:fill="F0FDFA"/>
-            <w:tcMar>
-              <w:top w:w="80" w:type="dxa"/>
-              <w:left w:w="120" w:type="dxa"/>
-              <w:bottom w:w="80" w:type="dxa"/>
-              <w:right w:w="120" w:type="dxa"/>
-            </w:tcMar>
-          </w:tcPr>
-          <w:p>
-            <w:r>
-              <w:rPr>
-                <w:sz w:val="20"/>
-                <w:szCs w:val="20"/>
-              </w:rPr>
-              <w:t>Quiero registrarme con mi email para tener una cuenta personal en la plataforma.</w:t>
-            </w:r>
-          </w:p>
-        </w:tc>
-        <w:tc>
-          <w:tcPr>
-            <w:tcW w:w="2200" w:type="dxa"/>
-            <w:tcBorders>
-              <w:top w:val="single" w:sz="4" w:space="0" w:color="D0D7DE"/>
-              <w:left w:val="single" w:sz="4" w:space="0" w:color="D0D7DE"/>
-              <w:bottom w:val="single" w:sz="4" w:space="0" w:color="D0D7DE"/>
-              <w:right w:val="single" w:sz="4" w:space="0" w:color="D0D7DE"/>
-            </w:tcBorders>
-            <w:shd w:val="clear" w:color="auto" w:fill="F0FDFA"/>
-            <w:tcMar>
-              <w:top w:w="80" w:type="dxa"/>
-              <w:left w:w="120" w:type="dxa"/>
-              <w:bottom w:w="80" w:type="dxa"/>
-              <w:right w:w="120" w:type="dxa"/>
-            </w:tcMar>
-          </w:tcPr>
-          <w:p>
-            <w:r>
-              <w:rPr>
-                <w:sz w:val="20"/>
-                <w:szCs w:val="20"/>
-              </w:rPr>
-              <w:t>Al enviar un email válido y contraseña, se crea la cuenta y se redirige al mapa.</w:t>
-            </w:r>
-          </w:p>
-        </w:tc>
-      </w:tr>
-      <w:tr>
-        <w:tc>
-          <w:tcPr>
-            <w:tcW w:w="900" w:type="dxa"/>
-            <w:tcBorders>
-              <w:top w:val="single" w:sz="4" w:space="0" w:color="D0D7DE"/>
-              <w:left w:val="single" w:sz="4" w:space="0" w:color="D0D7DE"/>
-              <w:bottom w:val="single" w:sz="4" w:space="0" w:color="D0D7DE"/>
-              <w:right w:val="single" w:sz="4" w:space="0" w:color="D0D7DE"/>
-            </w:tcBorders>
-            <w:shd w:val="clear" w:color="auto" w:fill="FFFFFF"/>
-            <w:tcMar>
-              <w:top w:w="80" w:type="dxa"/>
-              <w:left w:w="120" w:type="dxa"/>
-              <w:bottom w:w="80" w:type="dxa"/>
-              <w:right w:w="120" w:type="dxa"/>
-            </w:tcMar>
-          </w:tcPr>
-          <w:p>
-            <w:r>
-              <w:rPr>
-                <w:b/>
-                <w:bCs/>
-                <w:sz w:val="20"/>
-                <w:szCs w:val="20"/>
-              </w:rPr>
+            <w:tcW w:type="dxa" w:w="4060"/>
+          </w:tcPr>
+          <w:p>
+            <w:r>
+              <w:t>Quiero registrarme con mi email y contraseña para tener una cuenta personal en la plataforma.</w:t>
+            </w:r>
+          </w:p>
+        </w:tc>
+        <w:tc>
+          <w:tcPr>
+            <w:tcW w:type="dxa" w:w="2200"/>
+          </w:tcPr>
+          <w:p>
+            <w:r>
+              <w:t>Al enviar un email válido y contraseña, se crea la cuenta y el usuario puede acceder al flujo autenticado.</w:t>
+            </w:r>
+          </w:p>
+        </w:tc>
+        <w:tc>
+          <w:tcPr>
+            <w:tcW w:type="dxa" w:w="1728"/>
+          </w:tcPr>
+          <w:p>
+            <w:r>
+              <w:t>Sprint 2</w:t>
+            </w:r>
+          </w:p>
+        </w:tc>
+      </w:tr>
+      <w:tr>
+        <w:tc>
+          <w:tcPr>
+            <w:tcW w:type="dxa" w:w="900"/>
+          </w:tcPr>
+          <w:p>
+            <w:r>
               <w:t>HU-02</w:t>
             </w:r>
           </w:p>
         </w:tc>
         <w:tc>
           <w:tcPr>
-            <w:tcW w:w="2200" w:type="dxa"/>
-            <w:tcBorders>
-              <w:top w:val="single" w:sz="4" w:space="0" w:color="D0D7DE"/>
-              <w:left w:val="single" w:sz="4" w:space="0" w:color="D0D7DE"/>
-              <w:bottom w:val="single" w:sz="4" w:space="0" w:color="D0D7DE"/>
-              <w:right w:val="single" w:sz="4" w:space="0" w:color="D0D7DE"/>
-            </w:tcBorders>
-            <w:shd w:val="clear" w:color="auto" w:fill="FFFFFF"/>
-            <w:tcMar>
-              <w:top w:w="80" w:type="dxa"/>
-              <w:left w:w="120" w:type="dxa"/>
-              <w:bottom w:w="80" w:type="dxa"/>
-              <w:right w:w="120" w:type="dxa"/>
-            </w:tcMar>
-          </w:tcPr>
-          <w:p>
-            <w:r>
-              <w:rPr>
-                <w:sz w:val="20"/>
-                <w:szCs w:val="20"/>
-              </w:rPr>
+            <w:tcW w:type="dxa" w:w="2200"/>
+          </w:tcPr>
+          <w:p>
+            <w:r>
               <w:t>Ciudadano</w:t>
             </w:r>
           </w:p>
         </w:tc>
         <w:tc>
           <w:tcPr>
-            <w:tcW w:w="4060" w:type="dxa"/>
-            <w:tcBorders>
-              <w:top w:val="single" w:sz="4" w:space="0" w:color="D0D7DE"/>
-              <w:left w:val="single" w:sz="4" w:space="0" w:color="D0D7DE"/>
-              <w:bottom w:val="single" w:sz="4" w:space="0" w:color="D0D7DE"/>
-              <w:right w:val="single" w:sz="4" w:space="0" w:color="D0D7DE"/>
-            </w:tcBorders>
-            <w:shd w:val="clear" w:color="auto" w:fill="FFFFFF"/>
-            <w:tcMar>
-              <w:top w:w="80" w:type="dxa"/>
-              <w:left w:w="120" w:type="dxa"/>
-              <w:bottom w:w="80" w:type="dxa"/>
-              <w:right w:w="120" w:type="dxa"/>
-            </w:tcMar>
-          </w:tcPr>
-          <w:p>
-            <w:r>
-              <w:rPr>
-                <w:sz w:val="20"/>
-                <w:szCs w:val="20"/>
-              </w:rPr>
+            <w:tcW w:type="dxa" w:w="4060"/>
+          </w:tcPr>
+          <w:p>
+            <w:r>
               <w:t>Quiero iniciar sesión para reportar incidentes asociados a mi cuenta.</w:t>
             </w:r>
           </w:p>
         </w:tc>
         <w:tc>
           <w:tcPr>
-            <w:tcW w:w="2200" w:type="dxa"/>
-            <w:tcBorders>
-              <w:top w:val="single" w:sz="4" w:space="0" w:color="D0D7DE"/>
-              <w:left w:val="single" w:sz="4" w:space="0" w:color="D0D7DE"/>
-              <w:bottom w:val="single" w:sz="4" w:space="0" w:color="D0D7DE"/>
-              <w:right w:val="single" w:sz="4" w:space="0" w:color="D0D7DE"/>
-            </w:tcBorders>
-            <w:shd w:val="clear" w:color="auto" w:fill="FFFFFF"/>
-            <w:tcMar>
-              <w:top w:w="80" w:type="dxa"/>
-              <w:left w:w="120" w:type="dxa"/>
-              <w:bottom w:w="80" w:type="dxa"/>
-              <w:right w:w="120" w:type="dxa"/>
-            </w:tcMar>
-          </w:tcPr>
-          <w:p>
-            <w:r>
-              <w:rPr>
-                <w:sz w:val="20"/>
-                <w:szCs w:val="20"/>
-              </w:rPr>
-              <w:t>Con credenciales válidas recibo un token JWT y accedo al mapa.</w:t>
-            </w:r>
-          </w:p>
-        </w:tc>
-      </w:tr>
-      <w:tr>
-        <w:tc>
-          <w:tcPr>
-            <w:tcW w:w="900" w:type="dxa"/>
-            <w:tcBorders>
-              <w:top w:val="single" w:sz="4" w:space="0" w:color="D0D7DE"/>
-              <w:left w:val="single" w:sz="4" w:space="0" w:color="D0D7DE"/>
-              <w:bottom w:val="single" w:sz="4" w:space="0" w:color="D0D7DE"/>
-              <w:right w:val="single" w:sz="4" w:space="0" w:color="D0D7DE"/>
-            </w:tcBorders>
-            <w:shd w:val="clear" w:color="auto" w:fill="F0FDFA"/>
-            <w:tcMar>
-              <w:top w:w="80" w:type="dxa"/>
-              <w:left w:w="120" w:type="dxa"/>
-              <w:bottom w:w="80" w:type="dxa"/>
-              <w:right w:w="120" w:type="dxa"/>
-            </w:tcMar>
-          </w:tcPr>
-          <w:p>
-            <w:r>
-              <w:rPr>
-                <w:b/>
-                <w:bCs/>
-                <w:sz w:val="20"/>
-                <w:szCs w:val="20"/>
-              </w:rPr>
+            <w:tcW w:type="dxa" w:w="2200"/>
+          </w:tcPr>
+          <w:p>
+            <w:r>
+              <w:t>Con credenciales válidas recibo un token JWT y accedo a las funcionalidades protegidas.</w:t>
+            </w:r>
+          </w:p>
+        </w:tc>
+        <w:tc>
+          <w:tcPr>
+            <w:tcW w:type="dxa" w:w="1728"/>
+          </w:tcPr>
+          <w:p>
+            <w:r>
+              <w:t>Sprint 2</w:t>
+            </w:r>
+          </w:p>
+        </w:tc>
+      </w:tr>
+      <w:tr>
+        <w:tc>
+          <w:tcPr>
+            <w:tcW w:type="dxa" w:w="900"/>
+          </w:tcPr>
+          <w:p>
+            <w:r>
               <w:t>HU-03</w:t>
             </w:r>
           </w:p>
         </w:tc>
         <w:tc>
           <w:tcPr>
-            <w:tcW w:w="2200" w:type="dxa"/>
-            <w:tcBorders>
-              <w:top w:val="single" w:sz="4" w:space="0" w:color="D0D7DE"/>
-              <w:left w:val="single" w:sz="4" w:space="0" w:color="D0D7DE"/>
-              <w:bottom w:val="single" w:sz="4" w:space="0" w:color="D0D7DE"/>
-              <w:right w:val="single" w:sz="4" w:space="0" w:color="D0D7DE"/>
-            </w:tcBorders>
-            <w:shd w:val="clear" w:color="auto" w:fill="F0FDFA"/>
-            <w:tcMar>
-              <w:top w:w="80" w:type="dxa"/>
-              <w:left w:w="120" w:type="dxa"/>
-              <w:bottom w:w="80" w:type="dxa"/>
-              <w:right w:w="120" w:type="dxa"/>
-            </w:tcMar>
-          </w:tcPr>
-          <w:p>
-            <w:r>
-              <w:rPr>
-                <w:sz w:val="20"/>
-                <w:szCs w:val="20"/>
-              </w:rPr>
+            <w:tcW w:type="dxa" w:w="2200"/>
+          </w:tcPr>
+          <w:p>
+            <w:r>
               <w:t>Ciudadano</w:t>
             </w:r>
           </w:p>
         </w:tc>
         <w:tc>
           <w:tcPr>
-            <w:tcW w:w="4060" w:type="dxa"/>
-            <w:tcBorders>
-              <w:top w:val="single" w:sz="4" w:space="0" w:color="D0D7DE"/>
-              <w:left w:val="single" w:sz="4" w:space="0" w:color="D0D7DE"/>
-              <w:bottom w:val="single" w:sz="4" w:space="0" w:color="D0D7DE"/>
-              <w:right w:val="single" w:sz="4" w:space="0" w:color="D0D7DE"/>
-            </w:tcBorders>
-            <w:shd w:val="clear" w:color="auto" w:fill="F0FDFA"/>
-            <w:tcMar>
-              <w:top w:w="80" w:type="dxa"/>
-              <w:left w:w="120" w:type="dxa"/>
-              <w:bottom w:w="80" w:type="dxa"/>
-              <w:right w:w="120" w:type="dxa"/>
-            </w:tcMar>
-          </w:tcPr>
-          <w:p>
-            <w:r>
-              <w:rPr>
-                <w:sz w:val="20"/>
-                <w:szCs w:val="20"/>
-              </w:rPr>
-              <w:t>Quiero reportar un incidente seleccionando tipo y descripción para alertar a mi comunidad.</w:t>
-            </w:r>
-          </w:p>
-        </w:tc>
-        <w:tc>
-          <w:tcPr>
-            <w:tcW w:w="2200" w:type="dxa"/>
-            <w:tcBorders>
-              <w:top w:val="single" w:sz="4" w:space="0" w:color="D0D7DE"/>
-              <w:left w:val="single" w:sz="4" w:space="0" w:color="D0D7DE"/>
-              <w:bottom w:val="single" w:sz="4" w:space="0" w:color="D0D7DE"/>
-              <w:right w:val="single" w:sz="4" w:space="0" w:color="D0D7DE"/>
-            </w:tcBorders>
-            <w:shd w:val="clear" w:color="auto" w:fill="F0FDFA"/>
-            <w:tcMar>
-              <w:top w:w="80" w:type="dxa"/>
-              <w:left w:w="120" w:type="dxa"/>
-              <w:bottom w:w="80" w:type="dxa"/>
-              <w:right w:w="120" w:type="dxa"/>
-            </w:tcMar>
-          </w:tcPr>
-          <w:p>
-            <w:r>
-              <w:rPr>
-                <w:sz w:val="20"/>
-                <w:szCs w:val="20"/>
-              </w:rPr>
-              <w:t>El incidente se guarda con mi ubicación GPS y aparece en el mapa.</w:t>
-            </w:r>
-          </w:p>
-        </w:tc>
-      </w:tr>
-      <w:tr>
-        <w:tc>
-          <w:tcPr>
-            <w:tcW w:w="900" w:type="dxa"/>
-            <w:tcBorders>
-              <w:top w:val="single" w:sz="4" w:space="0" w:color="D0D7DE"/>
-              <w:left w:val="single" w:sz="4" w:space="0" w:color="D0D7DE"/>
-              <w:bottom w:val="single" w:sz="4" w:space="0" w:color="D0D7DE"/>
-              <w:right w:val="single" w:sz="4" w:space="0" w:color="D0D7DE"/>
-            </w:tcBorders>
-            <w:shd w:val="clear" w:color="auto" w:fill="FFFFFF"/>
-            <w:tcMar>
-              <w:top w:w="80" w:type="dxa"/>
-              <w:left w:w="120" w:type="dxa"/>
-              <w:bottom w:w="80" w:type="dxa"/>
-              <w:right w:w="120" w:type="dxa"/>
-            </w:tcMar>
-          </w:tcPr>
-          <w:p>
-            <w:r>
-              <w:rPr>
-                <w:b/>
-                <w:bCs/>
-                <w:sz w:val="20"/>
-                <w:szCs w:val="20"/>
-              </w:rPr>
+            <w:tcW w:type="dxa" w:w="4060"/>
+          </w:tcPr>
+          <w:p>
+            <w:r>
+              <w:t>Quiero reportar un incidente seleccionando tipo, descripción y ubicación GPS para alertar a mi comunidad.</w:t>
+            </w:r>
+          </w:p>
+        </w:tc>
+        <w:tc>
+          <w:tcPr>
+            <w:tcW w:type="dxa" w:w="2200"/>
+          </w:tcPr>
+          <w:p>
+            <w:r>
+              <w:t>El incidente se guarda con fecha, hora, usuario y coordenadas GPS, y queda disponible para visualizarse en el mapa.</w:t>
+            </w:r>
+          </w:p>
+        </w:tc>
+        <w:tc>
+          <w:tcPr>
+            <w:tcW w:type="dxa" w:w="1728"/>
+          </w:tcPr>
+          <w:p>
+            <w:r>
+              <w:t>Sprint 1</w:t>
+            </w:r>
+          </w:p>
+        </w:tc>
+      </w:tr>
+      <w:tr>
+        <w:tc>
+          <w:tcPr>
+            <w:tcW w:type="dxa" w:w="900"/>
+          </w:tcPr>
+          <w:p>
+            <w:r>
               <w:t>HU-04</w:t>
             </w:r>
           </w:p>
         </w:tc>
         <w:tc>
           <w:tcPr>
-            <w:tcW w:w="2200" w:type="dxa"/>
-            <w:tcBorders>
-              <w:top w:val="single" w:sz="4" w:space="0" w:color="D0D7DE"/>
-              <w:left w:val="single" w:sz="4" w:space="0" w:color="D0D7DE"/>
-              <w:bottom w:val="single" w:sz="4" w:space="0" w:color="D0D7DE"/>
-              <w:right w:val="single" w:sz="4" w:space="0" w:color="D0D7DE"/>
-            </w:tcBorders>
-            <w:shd w:val="clear" w:color="auto" w:fill="FFFFFF"/>
-            <w:tcMar>
-              <w:top w:w="80" w:type="dxa"/>
-              <w:left w:w="120" w:type="dxa"/>
-              <w:bottom w:w="80" w:type="dxa"/>
-              <w:right w:w="120" w:type="dxa"/>
-            </w:tcMar>
-          </w:tcPr>
-          <w:p>
-            <w:r>
-              <w:rPr>
-                <w:sz w:val="20"/>
-                <w:szCs w:val="20"/>
-              </w:rPr>
+            <w:tcW w:type="dxa" w:w="2200"/>
+          </w:tcPr>
+          <w:p>
+            <w:r>
               <w:t>Ciudadano</w:t>
             </w:r>
           </w:p>
         </w:tc>
         <w:tc>
           <w:tcPr>
-            <w:tcW w:w="4060" w:type="dxa"/>
-            <w:tcBorders>
-              <w:top w:val="single" w:sz="4" w:space="0" w:color="D0D7DE"/>
-              <w:left w:val="single" w:sz="4" w:space="0" w:color="D0D7DE"/>
-              <w:bottom w:val="single" w:sz="4" w:space="0" w:color="D0D7DE"/>
-              <w:right w:val="single" w:sz="4" w:space="0" w:color="D0D7DE"/>
-            </w:tcBorders>
-            <w:shd w:val="clear" w:color="auto" w:fill="FFFFFF"/>
-            <w:tcMar>
-              <w:top w:w="80" w:type="dxa"/>
-              <w:left w:w="120" w:type="dxa"/>
-              <w:bottom w:w="80" w:type="dxa"/>
-              <w:right w:w="120" w:type="dxa"/>
-            </w:tcMar>
-          </w:tcPr>
-          <w:p>
-            <w:r>
-              <w:rPr>
-                <w:sz w:val="20"/>
-                <w:szCs w:val="20"/>
-              </w:rPr>
+            <w:tcW w:type="dxa" w:w="4060"/>
+          </w:tcPr>
+          <w:p>
+            <w:r>
               <w:t>Quiero ver un mapa con todos los incidentes recientes para conocer la situación de mi zona.</w:t>
             </w:r>
           </w:p>
         </w:tc>
         <w:tc>
           <w:tcPr>
-            <w:tcW w:w="2200" w:type="dxa"/>
-            <w:tcBorders>
-              <w:top w:val="single" w:sz="4" w:space="0" w:color="D0D7DE"/>
-              <w:left w:val="single" w:sz="4" w:space="0" w:color="D0D7DE"/>
-              <w:bottom w:val="single" w:sz="4" w:space="0" w:color="D0D7DE"/>
-              <w:right w:val="single" w:sz="4" w:space="0" w:color="D0D7DE"/>
-            </w:tcBorders>
-            <w:shd w:val="clear" w:color="auto" w:fill="FFFFFF"/>
-            <w:tcMar>
-              <w:top w:w="80" w:type="dxa"/>
-              <w:left w:w="120" w:type="dxa"/>
-              <w:bottom w:w="80" w:type="dxa"/>
-              <w:right w:w="120" w:type="dxa"/>
-            </w:tcMar>
-          </w:tcPr>
-          <w:p>
-            <w:r>
-              <w:rPr>
-                <w:sz w:val="20"/>
-                <w:szCs w:val="20"/>
-              </w:rPr>
-              <w:t xml:space="preserve">El mapa muestra pines </w:t>
-            </w:r>
-            <w:proofErr w:type="spellStart"/>
-            <w:r>
-              <w:rPr>
-                <w:sz w:val="20"/>
-                <w:szCs w:val="20"/>
-              </w:rPr>
-              <w:t>clickeables</w:t>
-            </w:r>
-            <w:proofErr w:type="spellEnd"/>
-            <w:r>
-              <w:rPr>
-                <w:sz w:val="20"/>
-                <w:szCs w:val="20"/>
-              </w:rPr>
-              <w:t xml:space="preserve"> con tipo, fecha y descripción.</w:t>
-            </w:r>
-          </w:p>
-        </w:tc>
-      </w:tr>
-      <w:tr>
-        <w:tc>
-          <w:tcPr>
-            <w:tcW w:w="900" w:type="dxa"/>
-            <w:tcBorders>
-              <w:top w:val="single" w:sz="4" w:space="0" w:color="D0D7DE"/>
-              <w:left w:val="single" w:sz="4" w:space="0" w:color="D0D7DE"/>
-              <w:bottom w:val="single" w:sz="4" w:space="0" w:color="D0D7DE"/>
-              <w:right w:val="single" w:sz="4" w:space="0" w:color="D0D7DE"/>
-            </w:tcBorders>
-            <w:shd w:val="clear" w:color="auto" w:fill="F0FDFA"/>
-            <w:tcMar>
-              <w:top w:w="80" w:type="dxa"/>
-              <w:left w:w="120" w:type="dxa"/>
-              <w:bottom w:w="80" w:type="dxa"/>
-              <w:right w:w="120" w:type="dxa"/>
-            </w:tcMar>
-          </w:tcPr>
-          <w:p>
-            <w:r>
-              <w:rPr>
-                <w:b/>
-                <w:bCs/>
-                <w:sz w:val="20"/>
-                <w:szCs w:val="20"/>
-              </w:rPr>
+            <w:tcW w:type="dxa" w:w="2200"/>
+          </w:tcPr>
+          <w:p>
+            <w:r>
+              <w:t>El mapa muestra pines clickeables con tipo, fecha, descripción y ubicación del incidente.</w:t>
+            </w:r>
+          </w:p>
+        </w:tc>
+        <w:tc>
+          <w:tcPr>
+            <w:tcW w:type="dxa" w:w="1728"/>
+          </w:tcPr>
+          <w:p>
+            <w:r>
+              <w:t>Sprint 1</w:t>
+            </w:r>
+          </w:p>
+        </w:tc>
+      </w:tr>
+      <w:tr>
+        <w:tc>
+          <w:tcPr>
+            <w:tcW w:type="dxa" w:w="900"/>
+          </w:tcPr>
+          <w:p>
+            <w:r>
               <w:t>HU-05</w:t>
             </w:r>
           </w:p>
         </w:tc>
         <w:tc>
           <w:tcPr>
-            <w:tcW w:w="2200" w:type="dxa"/>
-            <w:tcBorders>
-              <w:top w:val="single" w:sz="4" w:space="0" w:color="D0D7DE"/>
-              <w:left w:val="single" w:sz="4" w:space="0" w:color="D0D7DE"/>
-              <w:bottom w:val="single" w:sz="4" w:space="0" w:color="D0D7DE"/>
-              <w:right w:val="single" w:sz="4" w:space="0" w:color="D0D7DE"/>
-            </w:tcBorders>
-            <w:shd w:val="clear" w:color="auto" w:fill="F0FDFA"/>
-            <w:tcMar>
-              <w:top w:w="80" w:type="dxa"/>
-              <w:left w:w="120" w:type="dxa"/>
-              <w:bottom w:w="80" w:type="dxa"/>
-              <w:right w:w="120" w:type="dxa"/>
-            </w:tcMar>
-          </w:tcPr>
-          <w:p>
-            <w:r>
-              <w:rPr>
-                <w:sz w:val="20"/>
-                <w:szCs w:val="20"/>
-              </w:rPr>
+            <w:tcW w:type="dxa" w:w="2200"/>
+          </w:tcPr>
+          <w:p>
+            <w:r>
               <w:t>Analista</w:t>
             </w:r>
           </w:p>
         </w:tc>
         <w:tc>
           <w:tcPr>
-            <w:tcW w:w="4060" w:type="dxa"/>
-            <w:tcBorders>
-              <w:top w:val="single" w:sz="4" w:space="0" w:color="D0D7DE"/>
-              <w:left w:val="single" w:sz="4" w:space="0" w:color="D0D7DE"/>
-              <w:bottom w:val="single" w:sz="4" w:space="0" w:color="D0D7DE"/>
-              <w:right w:val="single" w:sz="4" w:space="0" w:color="D0D7DE"/>
-            </w:tcBorders>
-            <w:shd w:val="clear" w:color="auto" w:fill="F0FDFA"/>
-            <w:tcMar>
-              <w:top w:w="80" w:type="dxa"/>
-              <w:left w:w="120" w:type="dxa"/>
-              <w:bottom w:w="80" w:type="dxa"/>
-              <w:right w:w="120" w:type="dxa"/>
-            </w:tcMar>
-          </w:tcPr>
-          <w:p>
-            <w:r>
-              <w:rPr>
-                <w:sz w:val="20"/>
-                <w:szCs w:val="20"/>
-              </w:rPr>
-              <w:t>Quiero filtrar los incidentes por comuna y rango de fechas para analizar tendencias.</w:t>
-            </w:r>
-          </w:p>
-        </w:tc>
-        <w:tc>
-          <w:tcPr>
-            <w:tcW w:w="2200" w:type="dxa"/>
-            <w:tcBorders>
-              <w:top w:val="single" w:sz="4" w:space="0" w:color="D0D7DE"/>
-              <w:left w:val="single" w:sz="4" w:space="0" w:color="D0D7DE"/>
-              <w:bottom w:val="single" w:sz="4" w:space="0" w:color="D0D7DE"/>
-              <w:right w:val="single" w:sz="4" w:space="0" w:color="D0D7DE"/>
-            </w:tcBorders>
-            <w:shd w:val="clear" w:color="auto" w:fill="F0FDFA"/>
-            <w:tcMar>
-              <w:top w:w="80" w:type="dxa"/>
-              <w:left w:w="120" w:type="dxa"/>
-              <w:bottom w:w="80" w:type="dxa"/>
-              <w:right w:w="120" w:type="dxa"/>
-            </w:tcMar>
-          </w:tcPr>
-          <w:p>
-            <w:r>
-              <w:rPr>
-                <w:sz w:val="20"/>
-                <w:szCs w:val="20"/>
-              </w:rPr>
-              <w:t>Los filtros actualizan el mapa en tiempo real sin recargar la página.</w:t>
+            <w:tcW w:type="dxa" w:w="4060"/>
+          </w:tcPr>
+          <w:p>
+            <w:r>
+              <w:t>Quiero filtrar los incidentes por comuna o zona y rango de fechas para analizar tendencias.</w:t>
+            </w:r>
+          </w:p>
+        </w:tc>
+        <w:tc>
+          <w:tcPr>
+            <w:tcW w:type="dxa" w:w="2200"/>
+          </w:tcPr>
+          <w:p>
+            <w:r>
+              <w:t>Los filtros actualizan la lista y el mapa sin recargar la página.</w:t>
+            </w:r>
+          </w:p>
+        </w:tc>
+        <w:tc>
+          <w:tcPr>
+            <w:tcW w:type="dxa" w:w="1728"/>
+          </w:tcPr>
+          <w:p>
+            <w:r>
+              <w:t>Sprint 2</w:t>
+            </w:r>
+          </w:p>
+        </w:tc>
+      </w:tr>
+      <w:tr>
+        <w:tc>
+          <w:tcPr>
+            <w:tcW w:type="dxa" w:w="900"/>
+          </w:tcPr>
+          <w:p>
+            <w:r>
+              <w:t>HU-06</w:t>
+            </w:r>
+          </w:p>
+        </w:tc>
+        <w:tc>
+          <w:tcPr>
+            <w:tcW w:type="dxa" w:w="2200"/>
+          </w:tcPr>
+          <w:p>
+            <w:r>
+              <w:t>Ciudadano</w:t>
+            </w:r>
+          </w:p>
+        </w:tc>
+        <w:tc>
+          <w:tcPr>
+            <w:tcW w:type="dxa" w:w="4060"/>
+          </w:tcPr>
+          <w:p>
+            <w:r>
+              <w:t>Quiero clasificar incidentes por tipo y nivel de riesgo para mejorar la organización de los reportes.</w:t>
+            </w:r>
+          </w:p>
+        </w:tc>
+        <w:tc>
+          <w:tcPr>
+            <w:tcW w:type="dxa" w:w="2200"/>
+          </w:tcPr>
+          <w:p>
+            <w:r>
+              <w:t>El formulario permite seleccionar tipo y nivel de riesgo, y esos datos quedan disponibles para consulta.</w:t>
+            </w:r>
+          </w:p>
+        </w:tc>
+        <w:tc>
+          <w:tcPr>
+            <w:tcW w:type="dxa" w:w="1728"/>
+          </w:tcPr>
+          <w:p>
+            <w:r>
+              <w:t>Sprint 3</w:t>
+            </w:r>
+          </w:p>
+        </w:tc>
+      </w:tr>
+      <w:tr>
+        <w:tc>
+          <w:tcPr>
+            <w:tcW w:type="dxa" w:w="900"/>
+          </w:tcPr>
+          <w:p>
+            <w:r>
+              <w:t>HU-07</w:t>
+            </w:r>
+          </w:p>
+        </w:tc>
+        <w:tc>
+          <w:tcPr>
+            <w:tcW w:type="dxa" w:w="2200"/>
+          </w:tcPr>
+          <w:p>
+            <w:r>
+              <w:t>Moderador</w:t>
+            </w:r>
+          </w:p>
+        </w:tc>
+        <w:tc>
+          <w:tcPr>
+            <w:tcW w:type="dxa" w:w="4060"/>
+          </w:tcPr>
+          <w:p>
+            <w:r>
+              <w:t>Quiero revisar y moderar incidentes reportados para mantener la calidad de la información publicada.</w:t>
+            </w:r>
+          </w:p>
+        </w:tc>
+        <w:tc>
+          <w:tcPr>
+            <w:tcW w:type="dxa" w:w="2200"/>
+          </w:tcPr>
+          <w:p>
+            <w:r>
+              <w:t>Un reporte puede marcarse como revisado, rechazado o pendiente según su validez.</w:t>
+            </w:r>
+          </w:p>
+        </w:tc>
+        <w:tc>
+          <w:tcPr>
+            <w:tcW w:type="dxa" w:w="1728"/>
+          </w:tcPr>
+          <w:p>
+            <w:r>
+              <w:t>Sprint 3</w:t>
+            </w:r>
+          </w:p>
+        </w:tc>
+      </w:tr>
+      <w:tr>
+        <w:tc>
+          <w:tcPr>
+            <w:tcW w:type="dxa" w:w="900"/>
+          </w:tcPr>
+          <w:p>
+            <w:r>
+              <w:t>HU-08</w:t>
+            </w:r>
+          </w:p>
+        </w:tc>
+        <w:tc>
+          <w:tcPr>
+            <w:tcW w:type="dxa" w:w="2200"/>
+          </w:tcPr>
+          <w:p>
+            <w:r>
+              <w:t>Analista</w:t>
+            </w:r>
+          </w:p>
+        </w:tc>
+        <w:tc>
+          <w:tcPr>
+            <w:tcW w:type="dxa" w:w="4060"/>
+          </w:tcPr>
+          <w:p>
+            <w:r>
+              <w:t>Quiero ver un resumen de incidentes por comuna y tipo para interpretar tendencias generales.</w:t>
+            </w:r>
+          </w:p>
+        </w:tc>
+        <w:tc>
+          <w:tcPr>
+            <w:tcW w:type="dxa" w:w="2200"/>
+          </w:tcPr>
+          <w:p>
+            <w:r>
+              <w:t>El sistema muestra un resumen agregado por comuna, tipo de incidente y cantidad de reportes.</w:t>
+            </w:r>
+          </w:p>
+        </w:tc>
+        <w:tc>
+          <w:tcPr>
+            <w:tcW w:type="dxa" w:w="1728"/>
+          </w:tcPr>
+          <w:p>
+            <w:r>
+              <w:t>Sprint 3</w:t>
             </w:r>
           </w:p>
         </w:tc>
@@ -1569,6 +1248,7 @@
       <w:tblGrid>
         <w:gridCol w:w="900"/>
         <w:gridCol w:w="8460"/>
+        <w:gridCol w:w="1728"/>
       </w:tblGrid>
       <w:tr>
         <w:tc>
@@ -1590,17 +1270,7 @@
             <w:vAlign w:val="center"/>
           </w:tcPr>
           <w:p>
-            <w:pPr>
-              <w:jc w:val="center"/>
-            </w:pPr>
-            <w:r>
-              <w:rPr>
-                <w:b/>
-                <w:bCs/>
-                <w:color w:val="FFFFFF"/>
-                <w:sz w:val="20"/>
-                <w:szCs w:val="20"/>
-              </w:rPr>
+            <w:r>
               <w:t>ID</w:t>
             </w:r>
           </w:p>
@@ -1624,366 +1294,274 @@
             <w:vAlign w:val="center"/>
           </w:tcPr>
           <w:p>
-            <w:pPr>
-              <w:jc w:val="center"/>
-            </w:pPr>
-            <w:r>
-              <w:rPr>
-                <w:b/>
-                <w:bCs/>
-                <w:color w:val="FFFFFF"/>
-                <w:sz w:val="20"/>
-                <w:szCs w:val="20"/>
-              </w:rPr>
+            <w:r>
               <w:t>Descripción</w:t>
             </w:r>
           </w:p>
         </w:tc>
-      </w:tr>
-      <w:tr>
-        <w:tc>
-          <w:tcPr>
-            <w:tcW w:w="900" w:type="dxa"/>
-            <w:tcBorders>
-              <w:top w:val="single" w:sz="4" w:space="0" w:color="D0D7DE"/>
-              <w:left w:val="single" w:sz="4" w:space="0" w:color="D0D7DE"/>
-              <w:bottom w:val="single" w:sz="4" w:space="0" w:color="D0D7DE"/>
-              <w:right w:val="single" w:sz="4" w:space="0" w:color="D0D7DE"/>
-            </w:tcBorders>
-            <w:shd w:val="clear" w:color="auto" w:fill="F0FDFA"/>
-            <w:tcMar>
-              <w:top w:w="80" w:type="dxa"/>
-              <w:left w:w="120" w:type="dxa"/>
-              <w:bottom w:w="80" w:type="dxa"/>
-              <w:right w:w="120" w:type="dxa"/>
-            </w:tcMar>
-          </w:tcPr>
-          <w:p>
-            <w:r>
-              <w:rPr>
-                <w:b/>
-                <w:bCs/>
-                <w:sz w:val="20"/>
-                <w:szCs w:val="20"/>
-              </w:rPr>
+        <w:tc>
+          <w:tcPr>
+            <w:tcW w:type="dxa" w:w="1728"/>
+          </w:tcPr>
+          <w:p>
+            <w:r>
+              <w:t>HU relacionada</w:t>
+            </w:r>
+          </w:p>
+        </w:tc>
+      </w:tr>
+      <w:tr>
+        <w:tc>
+          <w:tcPr>
+            <w:tcW w:type="dxa" w:w="900"/>
+          </w:tcPr>
+          <w:p>
+            <w:r>
               <w:t>RF-01</w:t>
             </w:r>
           </w:p>
         </w:tc>
         <w:tc>
           <w:tcPr>
-            <w:tcW w:w="8460" w:type="dxa"/>
-            <w:tcBorders>
-              <w:top w:val="single" w:sz="4" w:space="0" w:color="D0D7DE"/>
-              <w:left w:val="single" w:sz="4" w:space="0" w:color="D0D7DE"/>
-              <w:bottom w:val="single" w:sz="4" w:space="0" w:color="D0D7DE"/>
-              <w:right w:val="single" w:sz="4" w:space="0" w:color="D0D7DE"/>
-            </w:tcBorders>
-            <w:shd w:val="clear" w:color="auto" w:fill="F0FDFA"/>
-            <w:tcMar>
-              <w:top w:w="80" w:type="dxa"/>
-              <w:left w:w="120" w:type="dxa"/>
-              <w:bottom w:w="80" w:type="dxa"/>
-              <w:right w:w="120" w:type="dxa"/>
-            </w:tcMar>
-          </w:tcPr>
-          <w:p>
-            <w:r>
-              <w:rPr>
-                <w:sz w:val="20"/>
-                <w:szCs w:val="20"/>
-              </w:rPr>
+            <w:tcW w:type="dxa" w:w="8460"/>
+          </w:tcPr>
+          <w:p>
+            <w:r>
               <w:t>El sistema debe permitir el registro de usuarios con email y contraseña.</w:t>
             </w:r>
           </w:p>
         </w:tc>
-      </w:tr>
-      <w:tr>
-        <w:tc>
-          <w:tcPr>
-            <w:tcW w:w="900" w:type="dxa"/>
-            <w:tcBorders>
-              <w:top w:val="single" w:sz="4" w:space="0" w:color="D0D7DE"/>
-              <w:left w:val="single" w:sz="4" w:space="0" w:color="D0D7DE"/>
-              <w:bottom w:val="single" w:sz="4" w:space="0" w:color="D0D7DE"/>
-              <w:right w:val="single" w:sz="4" w:space="0" w:color="D0D7DE"/>
-            </w:tcBorders>
-            <w:shd w:val="clear" w:color="auto" w:fill="FFFFFF"/>
-            <w:tcMar>
-              <w:top w:w="80" w:type="dxa"/>
-              <w:left w:w="120" w:type="dxa"/>
-              <w:bottom w:w="80" w:type="dxa"/>
-              <w:right w:w="120" w:type="dxa"/>
-            </w:tcMar>
-          </w:tcPr>
-          <w:p>
-            <w:r>
-              <w:rPr>
-                <w:b/>
-                <w:bCs/>
-                <w:sz w:val="20"/>
-                <w:szCs w:val="20"/>
-              </w:rPr>
+        <w:tc>
+          <w:tcPr>
+            <w:tcW w:type="dxa" w:w="1728"/>
+          </w:tcPr>
+          <w:p>
+            <w:r>
+              <w:t>HU-01</w:t>
+            </w:r>
+          </w:p>
+        </w:tc>
+      </w:tr>
+      <w:tr>
+        <w:tc>
+          <w:tcPr>
+            <w:tcW w:type="dxa" w:w="900"/>
+          </w:tcPr>
+          <w:p>
+            <w:r>
               <w:t>RF-02</w:t>
             </w:r>
           </w:p>
         </w:tc>
         <w:tc>
           <w:tcPr>
-            <w:tcW w:w="8460" w:type="dxa"/>
-            <w:tcBorders>
-              <w:top w:val="single" w:sz="4" w:space="0" w:color="D0D7DE"/>
-              <w:left w:val="single" w:sz="4" w:space="0" w:color="D0D7DE"/>
-              <w:bottom w:val="single" w:sz="4" w:space="0" w:color="D0D7DE"/>
-              <w:right w:val="single" w:sz="4" w:space="0" w:color="D0D7DE"/>
-            </w:tcBorders>
-            <w:shd w:val="clear" w:color="auto" w:fill="FFFFFF"/>
-            <w:tcMar>
-              <w:top w:w="80" w:type="dxa"/>
-              <w:left w:w="120" w:type="dxa"/>
-              <w:bottom w:w="80" w:type="dxa"/>
-              <w:right w:w="120" w:type="dxa"/>
-            </w:tcMar>
-          </w:tcPr>
-          <w:p>
-            <w:r>
-              <w:rPr>
-                <w:sz w:val="20"/>
-                <w:szCs w:val="20"/>
-              </w:rPr>
+            <w:tcW w:type="dxa" w:w="8460"/>
+          </w:tcPr>
+          <w:p>
+            <w:r>
               <w:t>El sistema debe autenticar usuarios mediante JWT.</w:t>
             </w:r>
           </w:p>
         </w:tc>
-      </w:tr>
-      <w:tr>
-        <w:tc>
-          <w:tcPr>
-            <w:tcW w:w="900" w:type="dxa"/>
-            <w:tcBorders>
-              <w:top w:val="single" w:sz="4" w:space="0" w:color="D0D7DE"/>
-              <w:left w:val="single" w:sz="4" w:space="0" w:color="D0D7DE"/>
-              <w:bottom w:val="single" w:sz="4" w:space="0" w:color="D0D7DE"/>
-              <w:right w:val="single" w:sz="4" w:space="0" w:color="D0D7DE"/>
-            </w:tcBorders>
-            <w:shd w:val="clear" w:color="auto" w:fill="F0FDFA"/>
-            <w:tcMar>
-              <w:top w:w="80" w:type="dxa"/>
-              <w:left w:w="120" w:type="dxa"/>
-              <w:bottom w:w="80" w:type="dxa"/>
-              <w:right w:w="120" w:type="dxa"/>
-            </w:tcMar>
-          </w:tcPr>
-          <w:p>
-            <w:r>
-              <w:rPr>
-                <w:b/>
-                <w:bCs/>
-                <w:sz w:val="20"/>
-                <w:szCs w:val="20"/>
-              </w:rPr>
+        <w:tc>
+          <w:tcPr>
+            <w:tcW w:type="dxa" w:w="1728"/>
+          </w:tcPr>
+          <w:p>
+            <w:r>
+              <w:t>HU-02</w:t>
+            </w:r>
+          </w:p>
+        </w:tc>
+      </w:tr>
+      <w:tr>
+        <w:tc>
+          <w:tcPr>
+            <w:tcW w:type="dxa" w:w="900"/>
+          </w:tcPr>
+          <w:p>
+            <w:r>
               <w:t>RF-03</w:t>
             </w:r>
           </w:p>
         </w:tc>
         <w:tc>
           <w:tcPr>
-            <w:tcW w:w="8460" w:type="dxa"/>
-            <w:tcBorders>
-              <w:top w:val="single" w:sz="4" w:space="0" w:color="D0D7DE"/>
-              <w:left w:val="single" w:sz="4" w:space="0" w:color="D0D7DE"/>
-              <w:bottom w:val="single" w:sz="4" w:space="0" w:color="D0D7DE"/>
-              <w:right w:val="single" w:sz="4" w:space="0" w:color="D0D7DE"/>
-            </w:tcBorders>
-            <w:shd w:val="clear" w:color="auto" w:fill="F0FDFA"/>
-            <w:tcMar>
-              <w:top w:w="80" w:type="dxa"/>
-              <w:left w:w="120" w:type="dxa"/>
-              <w:bottom w:w="80" w:type="dxa"/>
-              <w:right w:w="120" w:type="dxa"/>
-            </w:tcMar>
-          </w:tcPr>
-          <w:p>
-            <w:r>
-              <w:rPr>
-                <w:sz w:val="20"/>
-                <w:szCs w:val="20"/>
-              </w:rPr>
-              <w:t>El sistema debe permitir crear incidentes con tipo, descripción y coordenadas GPS.</w:t>
-            </w:r>
-          </w:p>
-        </w:tc>
-      </w:tr>
-      <w:tr>
-        <w:tc>
-          <w:tcPr>
-            <w:tcW w:w="900" w:type="dxa"/>
-            <w:tcBorders>
-              <w:top w:val="single" w:sz="4" w:space="0" w:color="D0D7DE"/>
-              <w:left w:val="single" w:sz="4" w:space="0" w:color="D0D7DE"/>
-              <w:bottom w:val="single" w:sz="4" w:space="0" w:color="D0D7DE"/>
-              <w:right w:val="single" w:sz="4" w:space="0" w:color="D0D7DE"/>
-            </w:tcBorders>
-            <w:shd w:val="clear" w:color="auto" w:fill="FFFFFF"/>
-            <w:tcMar>
-              <w:top w:w="80" w:type="dxa"/>
-              <w:left w:w="120" w:type="dxa"/>
-              <w:bottom w:w="80" w:type="dxa"/>
-              <w:right w:w="120" w:type="dxa"/>
-            </w:tcMar>
-          </w:tcPr>
-          <w:p>
-            <w:r>
-              <w:rPr>
-                <w:b/>
-                <w:bCs/>
-                <w:sz w:val="20"/>
-                <w:szCs w:val="20"/>
-              </w:rPr>
+            <w:tcW w:type="dxa" w:w="8460"/>
+          </w:tcPr>
+          <w:p>
+            <w:r>
+              <w:t>El sistema debe permitir crear incidentes con tipo, descripción, fecha, hora y coordenadas GPS.</w:t>
+            </w:r>
+          </w:p>
+        </w:tc>
+        <w:tc>
+          <w:tcPr>
+            <w:tcW w:type="dxa" w:w="1728"/>
+          </w:tcPr>
+          <w:p>
+            <w:r>
+              <w:t>HU-03</w:t>
+            </w:r>
+          </w:p>
+        </w:tc>
+      </w:tr>
+      <w:tr>
+        <w:tc>
+          <w:tcPr>
+            <w:tcW w:type="dxa" w:w="900"/>
+          </w:tcPr>
+          <w:p>
+            <w:r>
               <w:t>RF-04</w:t>
             </w:r>
           </w:p>
         </w:tc>
         <w:tc>
           <w:tcPr>
-            <w:tcW w:w="8460" w:type="dxa"/>
-            <w:tcBorders>
-              <w:top w:val="single" w:sz="4" w:space="0" w:color="D0D7DE"/>
-              <w:left w:val="single" w:sz="4" w:space="0" w:color="D0D7DE"/>
-              <w:bottom w:val="single" w:sz="4" w:space="0" w:color="D0D7DE"/>
-              <w:right w:val="single" w:sz="4" w:space="0" w:color="D0D7DE"/>
-            </w:tcBorders>
-            <w:shd w:val="clear" w:color="auto" w:fill="FFFFFF"/>
-            <w:tcMar>
-              <w:top w:w="80" w:type="dxa"/>
-              <w:left w:w="120" w:type="dxa"/>
-              <w:bottom w:w="80" w:type="dxa"/>
-              <w:right w:w="120" w:type="dxa"/>
-            </w:tcMar>
-          </w:tcPr>
-          <w:p>
-            <w:r>
-              <w:rPr>
-                <w:sz w:val="20"/>
-                <w:szCs w:val="20"/>
-              </w:rPr>
-              <w:t>El sistema debe mostrar los incidentes en un mapa interactivo.</w:t>
-            </w:r>
-          </w:p>
-        </w:tc>
-      </w:tr>
-      <w:tr>
-        <w:tc>
-          <w:tcPr>
-            <w:tcW w:w="900" w:type="dxa"/>
-            <w:tcBorders>
-              <w:top w:val="single" w:sz="4" w:space="0" w:color="D0D7DE"/>
-              <w:left w:val="single" w:sz="4" w:space="0" w:color="D0D7DE"/>
-              <w:bottom w:val="single" w:sz="4" w:space="0" w:color="D0D7DE"/>
-              <w:right w:val="single" w:sz="4" w:space="0" w:color="D0D7DE"/>
-            </w:tcBorders>
-            <w:shd w:val="clear" w:color="auto" w:fill="F0FDFA"/>
-            <w:tcMar>
-              <w:top w:w="80" w:type="dxa"/>
-              <w:left w:w="120" w:type="dxa"/>
-              <w:bottom w:w="80" w:type="dxa"/>
-              <w:right w:w="120" w:type="dxa"/>
-            </w:tcMar>
-          </w:tcPr>
-          <w:p>
-            <w:r>
-              <w:rPr>
-                <w:b/>
-                <w:bCs/>
-                <w:sz w:val="20"/>
-                <w:szCs w:val="20"/>
-              </w:rPr>
+            <w:tcW w:type="dxa" w:w="8460"/>
+          </w:tcPr>
+          <w:p>
+            <w:r>
+              <w:t>El sistema debe asociar cada incidente registrado a un usuario autenticado.</w:t>
+            </w:r>
+          </w:p>
+        </w:tc>
+        <w:tc>
+          <w:tcPr>
+            <w:tcW w:type="dxa" w:w="1728"/>
+          </w:tcPr>
+          <w:p>
+            <w:r>
+              <w:t>HU-03</w:t>
+            </w:r>
+          </w:p>
+        </w:tc>
+      </w:tr>
+      <w:tr>
+        <w:tc>
+          <w:tcPr>
+            <w:tcW w:type="dxa" w:w="900"/>
+          </w:tcPr>
+          <w:p>
+            <w:r>
               <w:t>RF-05</w:t>
             </w:r>
           </w:p>
         </w:tc>
         <w:tc>
           <w:tcPr>
-            <w:tcW w:w="8460" w:type="dxa"/>
-            <w:tcBorders>
-              <w:top w:val="single" w:sz="4" w:space="0" w:color="D0D7DE"/>
-              <w:left w:val="single" w:sz="4" w:space="0" w:color="D0D7DE"/>
-              <w:bottom w:val="single" w:sz="4" w:space="0" w:color="D0D7DE"/>
-              <w:right w:val="single" w:sz="4" w:space="0" w:color="D0D7DE"/>
-            </w:tcBorders>
-            <w:shd w:val="clear" w:color="auto" w:fill="F0FDFA"/>
-            <w:tcMar>
-              <w:top w:w="80" w:type="dxa"/>
-              <w:left w:w="120" w:type="dxa"/>
-              <w:bottom w:w="80" w:type="dxa"/>
-              <w:right w:w="120" w:type="dxa"/>
-            </w:tcMar>
-          </w:tcPr>
-          <w:p>
-            <w:r>
-              <w:rPr>
-                <w:sz w:val="20"/>
-                <w:szCs w:val="20"/>
-              </w:rPr>
-              <w:t>El sistema debe permitir filtrar incidentes por comuna y rango de fechas.</w:t>
-            </w:r>
-          </w:p>
-        </w:tc>
-      </w:tr>
-      <w:tr>
-        <w:tc>
-          <w:tcPr>
-            <w:tcW w:w="900" w:type="dxa"/>
-            <w:tcBorders>
-              <w:top w:val="single" w:sz="4" w:space="0" w:color="D0D7DE"/>
-              <w:left w:val="single" w:sz="4" w:space="0" w:color="D0D7DE"/>
-              <w:bottom w:val="single" w:sz="4" w:space="0" w:color="D0D7DE"/>
-              <w:right w:val="single" w:sz="4" w:space="0" w:color="D0D7DE"/>
-            </w:tcBorders>
-            <w:shd w:val="clear" w:color="auto" w:fill="FFFFFF"/>
-            <w:tcMar>
-              <w:top w:w="80" w:type="dxa"/>
-              <w:left w:w="120" w:type="dxa"/>
-              <w:bottom w:w="80" w:type="dxa"/>
-              <w:right w:w="120" w:type="dxa"/>
-            </w:tcMar>
-          </w:tcPr>
-          <w:p>
-            <w:r>
-              <w:rPr>
-                <w:b/>
-                <w:bCs/>
-                <w:sz w:val="20"/>
-                <w:szCs w:val="20"/>
-              </w:rPr>
+            <w:tcW w:type="dxa" w:w="8460"/>
+          </w:tcPr>
+          <w:p>
+            <w:r>
+              <w:t>El sistema debe mostrar incidentes en un mapa interactivo con marcadores clickeables.</w:t>
+            </w:r>
+          </w:p>
+        </w:tc>
+        <w:tc>
+          <w:tcPr>
+            <w:tcW w:type="dxa" w:w="1728"/>
+          </w:tcPr>
+          <w:p>
+            <w:r>
+              <w:t>HU-04</w:t>
+            </w:r>
+          </w:p>
+        </w:tc>
+      </w:tr>
+      <w:tr>
+        <w:tc>
+          <w:tcPr>
+            <w:tcW w:type="dxa" w:w="900"/>
+          </w:tcPr>
+          <w:p>
+            <w:r>
               <w:t>RF-06</w:t>
             </w:r>
           </w:p>
         </w:tc>
         <w:tc>
           <w:tcPr>
-            <w:tcW w:w="8460" w:type="dxa"/>
-            <w:tcBorders>
-              <w:top w:val="single" w:sz="4" w:space="0" w:color="D0D7DE"/>
-              <w:left w:val="single" w:sz="4" w:space="0" w:color="D0D7DE"/>
-              <w:bottom w:val="single" w:sz="4" w:space="0" w:color="D0D7DE"/>
-              <w:right w:val="single" w:sz="4" w:space="0" w:color="D0D7DE"/>
-            </w:tcBorders>
-            <w:shd w:val="clear" w:color="auto" w:fill="FFFFFF"/>
-            <w:tcMar>
-              <w:top w:w="80" w:type="dxa"/>
-              <w:left w:w="120" w:type="dxa"/>
-              <w:bottom w:w="80" w:type="dxa"/>
-              <w:right w:w="120" w:type="dxa"/>
-            </w:tcMar>
-          </w:tcPr>
-          <w:p>
-            <w:r>
-              <w:rPr>
-                <w:sz w:val="20"/>
-                <w:szCs w:val="20"/>
-              </w:rPr>
-              <w:t>El sistema debe mostrar los detalles del incidente al hacer clic sobre un pin.</w:t>
+            <w:tcW w:type="dxa" w:w="8460"/>
+          </w:tcPr>
+          <w:p>
+            <w:r>
+              <w:t>El sistema debe permitir filtrar incidentes por comuna o zona y rango de fechas.</w:t>
+            </w:r>
+          </w:p>
+        </w:tc>
+        <w:tc>
+          <w:tcPr>
+            <w:tcW w:type="dxa" w:w="1728"/>
+          </w:tcPr>
+          <w:p>
+            <w:r>
+              <w:t>HU-05</w:t>
+            </w:r>
+          </w:p>
+        </w:tc>
+      </w:tr>
+      <w:tr>
+        <w:tc>
+          <w:tcPr>
+            <w:tcW w:type="dxa" w:w="900"/>
+          </w:tcPr>
+          <w:p>
+            <w:r>
+              <w:t>RF-07</w:t>
+            </w:r>
+          </w:p>
+        </w:tc>
+        <w:tc>
+          <w:tcPr>
+            <w:tcW w:type="dxa" w:w="8460"/>
+          </w:tcPr>
+          <w:p>
+            <w:r>
+              <w:t>El sistema debe permitir clasificar incidentes por tipo y nivel de riesgo.</w:t>
+            </w:r>
+          </w:p>
+        </w:tc>
+        <w:tc>
+          <w:tcPr>
+            <w:tcW w:type="dxa" w:w="1728"/>
+          </w:tcPr>
+          <w:p>
+            <w:r>
+              <w:t>HU-06</w:t>
+            </w:r>
+          </w:p>
+        </w:tc>
+      </w:tr>
+      <w:tr>
+        <w:tc>
+          <w:tcPr>
+            <w:tcW w:type="dxa" w:w="900"/>
+          </w:tcPr>
+          <w:p>
+            <w:r>
+              <w:t>RF-08</w:t>
+            </w:r>
+          </w:p>
+        </w:tc>
+        <w:tc>
+          <w:tcPr>
+            <w:tcW w:type="dxa" w:w="8460"/>
+          </w:tcPr>
+          <w:p>
+            <w:r>
+              <w:t>El sistema debe permitir revisar o moderar reportes para controlar la calidad de la información.</w:t>
+            </w:r>
+          </w:p>
+        </w:tc>
+        <w:tc>
+          <w:tcPr>
+            <w:tcW w:type="dxa" w:w="1728"/>
+          </w:tcPr>
+          <w:p>
+            <w:r>
+              <w:t>HU-07</w:t>
             </w:r>
           </w:p>
         </w:tc>
@@ -2043,17 +1621,7 @@
             <w:vAlign w:val="center"/>
           </w:tcPr>
           <w:p>
-            <w:pPr>
-              <w:jc w:val="center"/>
-            </w:pPr>
-            <w:r>
-              <w:rPr>
-                <w:b/>
-                <w:bCs/>
-                <w:color w:val="FFFFFF"/>
-                <w:sz w:val="20"/>
-                <w:szCs w:val="20"/>
-              </w:rPr>
+            <w:r>
               <w:t>ID</w:t>
             </w:r>
           </w:p>
@@ -2077,17 +1645,7 @@
             <w:vAlign w:val="center"/>
           </w:tcPr>
           <w:p>
-            <w:pPr>
-              <w:jc w:val="center"/>
-            </w:pPr>
-            <w:r>
-              <w:rPr>
-                <w:b/>
-                <w:bCs/>
-                <w:color w:val="FFFFFF"/>
-                <w:sz w:val="20"/>
-                <w:szCs w:val="20"/>
-              </w:rPr>
+            <w:r>
               <w:t>Categoría</w:t>
             </w:r>
           </w:p>
@@ -2111,17 +1669,7 @@
             <w:vAlign w:val="center"/>
           </w:tcPr>
           <w:p>
-            <w:pPr>
-              <w:jc w:val="center"/>
-            </w:pPr>
-            <w:r>
-              <w:rPr>
-                <w:b/>
-                <w:bCs/>
-                <w:color w:val="FFFFFF"/>
-                <w:sz w:val="20"/>
-                <w:szCs w:val="20"/>
-              </w:rPr>
+            <w:r>
               <w:t>Descripción</w:t>
             </w:r>
           </w:p>
@@ -2130,83 +1678,30 @@
       <w:tr>
         <w:tc>
           <w:tcPr>
-            <w:tcW w:w="900" w:type="dxa"/>
-            <w:tcBorders>
-              <w:top w:val="single" w:sz="4" w:space="0" w:color="D0D7DE"/>
-              <w:left w:val="single" w:sz="4" w:space="0" w:color="D0D7DE"/>
-              <w:bottom w:val="single" w:sz="4" w:space="0" w:color="D0D7DE"/>
-              <w:right w:val="single" w:sz="4" w:space="0" w:color="D0D7DE"/>
-            </w:tcBorders>
-            <w:shd w:val="clear" w:color="auto" w:fill="F0FDFA"/>
-            <w:tcMar>
-              <w:top w:w="80" w:type="dxa"/>
-              <w:left w:w="120" w:type="dxa"/>
-              <w:bottom w:w="80" w:type="dxa"/>
-              <w:right w:w="120" w:type="dxa"/>
-            </w:tcMar>
-          </w:tcPr>
-          <w:p>
-            <w:r>
-              <w:rPr>
-                <w:b/>
-                <w:bCs/>
-                <w:sz w:val="20"/>
-                <w:szCs w:val="20"/>
-              </w:rPr>
+            <w:tcW w:type="dxa" w:w="900"/>
+          </w:tcPr>
+          <w:p>
+            <w:r>
               <w:t>RNF-01</w:t>
             </w:r>
           </w:p>
         </w:tc>
         <w:tc>
           <w:tcPr>
-            <w:tcW w:w="2400" w:type="dxa"/>
-            <w:tcBorders>
-              <w:top w:val="single" w:sz="4" w:space="0" w:color="D0D7DE"/>
-              <w:left w:val="single" w:sz="4" w:space="0" w:color="D0D7DE"/>
-              <w:bottom w:val="single" w:sz="4" w:space="0" w:color="D0D7DE"/>
-              <w:right w:val="single" w:sz="4" w:space="0" w:color="D0D7DE"/>
-            </w:tcBorders>
-            <w:shd w:val="clear" w:color="auto" w:fill="F0FDFA"/>
-            <w:tcMar>
-              <w:top w:w="80" w:type="dxa"/>
-              <w:left w:w="120" w:type="dxa"/>
-              <w:bottom w:w="80" w:type="dxa"/>
-              <w:right w:w="120" w:type="dxa"/>
-            </w:tcMar>
-          </w:tcPr>
-          <w:p>
-            <w:r>
-              <w:rPr>
-                <w:sz w:val="20"/>
-                <w:szCs w:val="20"/>
-              </w:rPr>
+            <w:tcW w:type="dxa" w:w="2400"/>
+          </w:tcPr>
+          <w:p>
+            <w:r>
               <w:t>Usabilidad</w:t>
             </w:r>
           </w:p>
         </w:tc>
         <w:tc>
           <w:tcPr>
-            <w:tcW w:w="6060" w:type="dxa"/>
-            <w:tcBorders>
-              <w:top w:val="single" w:sz="4" w:space="0" w:color="D0D7DE"/>
-              <w:left w:val="single" w:sz="4" w:space="0" w:color="D0D7DE"/>
-              <w:bottom w:val="single" w:sz="4" w:space="0" w:color="D0D7DE"/>
-              <w:right w:val="single" w:sz="4" w:space="0" w:color="D0D7DE"/>
-            </w:tcBorders>
-            <w:shd w:val="clear" w:color="auto" w:fill="F0FDFA"/>
-            <w:tcMar>
-              <w:top w:w="80" w:type="dxa"/>
-              <w:left w:w="120" w:type="dxa"/>
-              <w:bottom w:w="80" w:type="dxa"/>
-              <w:right w:w="120" w:type="dxa"/>
-            </w:tcMar>
-          </w:tcPr>
-          <w:p>
-            <w:r>
-              <w:rPr>
-                <w:sz w:val="20"/>
-                <w:szCs w:val="20"/>
-              </w:rPr>
+            <w:tcW w:type="dxa" w:w="6060"/>
+          </w:tcPr>
+          <w:p>
+            <w:r>
               <w:t>La interfaz debe ser responsive y funcionar correctamente en móvil y escritorio.</w:t>
             </w:r>
           </w:p>
@@ -2215,83 +1710,30 @@
       <w:tr>
         <w:tc>
           <w:tcPr>
-            <w:tcW w:w="900" w:type="dxa"/>
-            <w:tcBorders>
-              <w:top w:val="single" w:sz="4" w:space="0" w:color="D0D7DE"/>
-              <w:left w:val="single" w:sz="4" w:space="0" w:color="D0D7DE"/>
-              <w:bottom w:val="single" w:sz="4" w:space="0" w:color="D0D7DE"/>
-              <w:right w:val="single" w:sz="4" w:space="0" w:color="D0D7DE"/>
-            </w:tcBorders>
-            <w:shd w:val="clear" w:color="auto" w:fill="FFFFFF"/>
-            <w:tcMar>
-              <w:top w:w="80" w:type="dxa"/>
-              <w:left w:w="120" w:type="dxa"/>
-              <w:bottom w:w="80" w:type="dxa"/>
-              <w:right w:w="120" w:type="dxa"/>
-            </w:tcMar>
-          </w:tcPr>
-          <w:p>
-            <w:r>
-              <w:rPr>
-                <w:b/>
-                <w:bCs/>
-                <w:sz w:val="20"/>
-                <w:szCs w:val="20"/>
-              </w:rPr>
+            <w:tcW w:type="dxa" w:w="900"/>
+          </w:tcPr>
+          <w:p>
+            <w:r>
               <w:t>RNF-02</w:t>
             </w:r>
           </w:p>
         </w:tc>
         <w:tc>
           <w:tcPr>
-            <w:tcW w:w="2400" w:type="dxa"/>
-            <w:tcBorders>
-              <w:top w:val="single" w:sz="4" w:space="0" w:color="D0D7DE"/>
-              <w:left w:val="single" w:sz="4" w:space="0" w:color="D0D7DE"/>
-              <w:bottom w:val="single" w:sz="4" w:space="0" w:color="D0D7DE"/>
-              <w:right w:val="single" w:sz="4" w:space="0" w:color="D0D7DE"/>
-            </w:tcBorders>
-            <w:shd w:val="clear" w:color="auto" w:fill="FFFFFF"/>
-            <w:tcMar>
-              <w:top w:w="80" w:type="dxa"/>
-              <w:left w:w="120" w:type="dxa"/>
-              <w:bottom w:w="80" w:type="dxa"/>
-              <w:right w:w="120" w:type="dxa"/>
-            </w:tcMar>
-          </w:tcPr>
-          <w:p>
-            <w:r>
-              <w:rPr>
-                <w:sz w:val="20"/>
-                <w:szCs w:val="20"/>
-              </w:rPr>
+            <w:tcW w:type="dxa" w:w="2400"/>
+          </w:tcPr>
+          <w:p>
+            <w:r>
               <w:t>Rendimiento</w:t>
             </w:r>
           </w:p>
         </w:tc>
         <w:tc>
           <w:tcPr>
-            <w:tcW w:w="6060" w:type="dxa"/>
-            <w:tcBorders>
-              <w:top w:val="single" w:sz="4" w:space="0" w:color="D0D7DE"/>
-              <w:left w:val="single" w:sz="4" w:space="0" w:color="D0D7DE"/>
-              <w:bottom w:val="single" w:sz="4" w:space="0" w:color="D0D7DE"/>
-              <w:right w:val="single" w:sz="4" w:space="0" w:color="D0D7DE"/>
-            </w:tcBorders>
-            <w:shd w:val="clear" w:color="auto" w:fill="FFFFFF"/>
-            <w:tcMar>
-              <w:top w:w="80" w:type="dxa"/>
-              <w:left w:w="120" w:type="dxa"/>
-              <w:bottom w:w="80" w:type="dxa"/>
-              <w:right w:w="120" w:type="dxa"/>
-            </w:tcMar>
-          </w:tcPr>
-          <w:p>
-            <w:r>
-              <w:rPr>
-                <w:sz w:val="20"/>
-                <w:szCs w:val="20"/>
-              </w:rPr>
+            <w:tcW w:type="dxa" w:w="6060"/>
+          </w:tcPr>
+          <w:p>
+            <w:r>
               <w:t>El mapa debe cargar y renderizar pines en menos de 2 segundos con hasta 500 incidentes.</w:t>
             </w:r>
           </w:p>
@@ -2300,184 +1742,62 @@
       <w:tr>
         <w:tc>
           <w:tcPr>
-            <w:tcW w:w="900" w:type="dxa"/>
-            <w:tcBorders>
-              <w:top w:val="single" w:sz="4" w:space="0" w:color="D0D7DE"/>
-              <w:left w:val="single" w:sz="4" w:space="0" w:color="D0D7DE"/>
-              <w:bottom w:val="single" w:sz="4" w:space="0" w:color="D0D7DE"/>
-              <w:right w:val="single" w:sz="4" w:space="0" w:color="D0D7DE"/>
-            </w:tcBorders>
-            <w:shd w:val="clear" w:color="auto" w:fill="F0FDFA"/>
-            <w:tcMar>
-              <w:top w:w="80" w:type="dxa"/>
-              <w:left w:w="120" w:type="dxa"/>
-              <w:bottom w:w="80" w:type="dxa"/>
-              <w:right w:w="120" w:type="dxa"/>
-            </w:tcMar>
-          </w:tcPr>
-          <w:p>
-            <w:r>
-              <w:rPr>
-                <w:b/>
-                <w:bCs/>
-                <w:sz w:val="20"/>
-                <w:szCs w:val="20"/>
-              </w:rPr>
+            <w:tcW w:type="dxa" w:w="900"/>
+          </w:tcPr>
+          <w:p>
+            <w:r>
               <w:t>RNF-03</w:t>
             </w:r>
           </w:p>
         </w:tc>
         <w:tc>
           <w:tcPr>
-            <w:tcW w:w="2400" w:type="dxa"/>
-            <w:tcBorders>
-              <w:top w:val="single" w:sz="4" w:space="0" w:color="D0D7DE"/>
-              <w:left w:val="single" w:sz="4" w:space="0" w:color="D0D7DE"/>
-              <w:bottom w:val="single" w:sz="4" w:space="0" w:color="D0D7DE"/>
-              <w:right w:val="single" w:sz="4" w:space="0" w:color="D0D7DE"/>
-            </w:tcBorders>
-            <w:shd w:val="clear" w:color="auto" w:fill="F0FDFA"/>
-            <w:tcMar>
-              <w:top w:w="80" w:type="dxa"/>
-              <w:left w:w="120" w:type="dxa"/>
-              <w:bottom w:w="80" w:type="dxa"/>
-              <w:right w:w="120" w:type="dxa"/>
-            </w:tcMar>
-          </w:tcPr>
-          <w:p>
-            <w:r>
-              <w:rPr>
-                <w:sz w:val="20"/>
-                <w:szCs w:val="20"/>
-              </w:rPr>
+            <w:tcW w:type="dxa" w:w="2400"/>
+          </w:tcPr>
+          <w:p>
+            <w:r>
               <w:t>Seguridad</w:t>
             </w:r>
           </w:p>
         </w:tc>
         <w:tc>
           <w:tcPr>
-            <w:tcW w:w="6060" w:type="dxa"/>
-            <w:tcBorders>
-              <w:top w:val="single" w:sz="4" w:space="0" w:color="D0D7DE"/>
-              <w:left w:val="single" w:sz="4" w:space="0" w:color="D0D7DE"/>
-              <w:bottom w:val="single" w:sz="4" w:space="0" w:color="D0D7DE"/>
-              <w:right w:val="single" w:sz="4" w:space="0" w:color="D0D7DE"/>
-            </w:tcBorders>
-            <w:shd w:val="clear" w:color="auto" w:fill="F0FDFA"/>
-            <w:tcMar>
-              <w:top w:w="80" w:type="dxa"/>
-              <w:left w:w="120" w:type="dxa"/>
-              <w:bottom w:w="80" w:type="dxa"/>
-              <w:right w:w="120" w:type="dxa"/>
-            </w:tcMar>
-          </w:tcPr>
-          <w:p>
-            <w:r>
-              <w:rPr>
-                <w:sz w:val="20"/>
-                <w:szCs w:val="20"/>
-              </w:rPr>
-              <w:t xml:space="preserve">Las contraseñas deben almacenarse con hash </w:t>
-            </w:r>
-            <w:proofErr w:type="spellStart"/>
-            <w:r>
-              <w:rPr>
-                <w:sz w:val="20"/>
-                <w:szCs w:val="20"/>
-              </w:rPr>
-              <w:t>bcrypt</w:t>
-            </w:r>
-            <w:proofErr w:type="spellEnd"/>
-            <w:r>
-              <w:rPr>
-                <w:sz w:val="20"/>
-                <w:szCs w:val="20"/>
-              </w:rPr>
-              <w:t xml:space="preserve"> y la API debe usar HTTPS.</w:t>
-            </w:r>
-          </w:p>
-        </w:tc>
-      </w:tr>
-      <w:tr>
-        <w:tc>
-          <w:tcPr>
-            <w:tcW w:w="900" w:type="dxa"/>
-            <w:tcBorders>
-              <w:top w:val="single" w:sz="4" w:space="0" w:color="D0D7DE"/>
-              <w:left w:val="single" w:sz="4" w:space="0" w:color="D0D7DE"/>
-              <w:bottom w:val="single" w:sz="4" w:space="0" w:color="D0D7DE"/>
-              <w:right w:val="single" w:sz="4" w:space="0" w:color="D0D7DE"/>
-            </w:tcBorders>
-            <w:shd w:val="clear" w:color="auto" w:fill="FFFFFF"/>
-            <w:tcMar>
-              <w:top w:w="80" w:type="dxa"/>
-              <w:left w:w="120" w:type="dxa"/>
-              <w:bottom w:w="80" w:type="dxa"/>
-              <w:right w:w="120" w:type="dxa"/>
-            </w:tcMar>
-          </w:tcPr>
-          <w:p>
-            <w:r>
-              <w:rPr>
-                <w:b/>
-                <w:bCs/>
-                <w:sz w:val="20"/>
-                <w:szCs w:val="20"/>
-              </w:rPr>
+            <w:tcW w:type="dxa" w:w="6060"/>
+          </w:tcPr>
+          <w:p>
+            <w:r>
+              <w:t>Las contraseñas deben almacenarse con hash bcrypt y la API debe validar JWT en endpoints protegidos.</w:t>
+            </w:r>
+          </w:p>
+        </w:tc>
+      </w:tr>
+      <w:tr>
+        <w:tc>
+          <w:tcPr>
+            <w:tcW w:type="dxa" w:w="900"/>
+          </w:tcPr>
+          <w:p>
+            <w:r>
               <w:t>RNF-04</w:t>
             </w:r>
           </w:p>
         </w:tc>
         <w:tc>
           <w:tcPr>
-            <w:tcW w:w="2400" w:type="dxa"/>
-            <w:tcBorders>
-              <w:top w:val="single" w:sz="4" w:space="0" w:color="D0D7DE"/>
-              <w:left w:val="single" w:sz="4" w:space="0" w:color="D0D7DE"/>
-              <w:bottom w:val="single" w:sz="4" w:space="0" w:color="D0D7DE"/>
-              <w:right w:val="single" w:sz="4" w:space="0" w:color="D0D7DE"/>
-            </w:tcBorders>
-            <w:shd w:val="clear" w:color="auto" w:fill="FFFFFF"/>
-            <w:tcMar>
-              <w:top w:w="80" w:type="dxa"/>
-              <w:left w:w="120" w:type="dxa"/>
-              <w:bottom w:w="80" w:type="dxa"/>
-              <w:right w:w="120" w:type="dxa"/>
-            </w:tcMar>
-          </w:tcPr>
-          <w:p>
-            <w:r>
-              <w:rPr>
-                <w:sz w:val="20"/>
-                <w:szCs w:val="20"/>
-              </w:rPr>
+            <w:tcW w:type="dxa" w:w="2400"/>
+          </w:tcPr>
+          <w:p>
+            <w:r>
               <w:t>Disponibilidad</w:t>
             </w:r>
           </w:p>
         </w:tc>
         <w:tc>
           <w:tcPr>
-            <w:tcW w:w="6060" w:type="dxa"/>
-            <w:tcBorders>
-              <w:top w:val="single" w:sz="4" w:space="0" w:color="D0D7DE"/>
-              <w:left w:val="single" w:sz="4" w:space="0" w:color="D0D7DE"/>
-              <w:bottom w:val="single" w:sz="4" w:space="0" w:color="D0D7DE"/>
-              <w:right w:val="single" w:sz="4" w:space="0" w:color="D0D7DE"/>
-            </w:tcBorders>
-            <w:shd w:val="clear" w:color="auto" w:fill="FFFFFF"/>
-            <w:tcMar>
-              <w:top w:w="80" w:type="dxa"/>
-              <w:left w:w="120" w:type="dxa"/>
-              <w:bottom w:w="80" w:type="dxa"/>
-              <w:right w:w="120" w:type="dxa"/>
-            </w:tcMar>
-          </w:tcPr>
-          <w:p>
-            <w:r>
-              <w:rPr>
-                <w:sz w:val="20"/>
-                <w:szCs w:val="20"/>
-              </w:rPr>
+            <w:tcW w:type="dxa" w:w="6060"/>
+          </w:tcPr>
+          <w:p>
+            <w:r>
               <w:t>El sistema debe estar disponible al menos el 95% del tiempo durante el periodo de evaluación.</w:t>
             </w:r>
           </w:p>
@@ -2486,100 +1806,31 @@
       <w:tr>
         <w:tc>
           <w:tcPr>
-            <w:tcW w:w="900" w:type="dxa"/>
-            <w:tcBorders>
-              <w:top w:val="single" w:sz="4" w:space="0" w:color="D0D7DE"/>
-              <w:left w:val="single" w:sz="4" w:space="0" w:color="D0D7DE"/>
-              <w:bottom w:val="single" w:sz="4" w:space="0" w:color="D0D7DE"/>
-              <w:right w:val="single" w:sz="4" w:space="0" w:color="D0D7DE"/>
-            </w:tcBorders>
-            <w:shd w:val="clear" w:color="auto" w:fill="F0FDFA"/>
-            <w:tcMar>
-              <w:top w:w="80" w:type="dxa"/>
-              <w:left w:w="120" w:type="dxa"/>
-              <w:bottom w:w="80" w:type="dxa"/>
-              <w:right w:w="120" w:type="dxa"/>
-            </w:tcMar>
-          </w:tcPr>
-          <w:p>
-            <w:r>
-              <w:rPr>
-                <w:b/>
-                <w:bCs/>
-                <w:sz w:val="20"/>
-                <w:szCs w:val="20"/>
-              </w:rPr>
+            <w:tcW w:type="dxa" w:w="900"/>
+          </w:tcPr>
+          <w:p>
+            <w:r>
               <w:t>RNF-05</w:t>
             </w:r>
           </w:p>
         </w:tc>
         <w:tc>
           <w:tcPr>
-            <w:tcW w:w="2400" w:type="dxa"/>
-            <w:tcBorders>
-              <w:top w:val="single" w:sz="4" w:space="0" w:color="D0D7DE"/>
-              <w:left w:val="single" w:sz="4" w:space="0" w:color="D0D7DE"/>
-              <w:bottom w:val="single" w:sz="4" w:space="0" w:color="D0D7DE"/>
-              <w:right w:val="single" w:sz="4" w:space="0" w:color="D0D7DE"/>
-            </w:tcBorders>
-            <w:shd w:val="clear" w:color="auto" w:fill="F0FDFA"/>
-            <w:tcMar>
-              <w:top w:w="80" w:type="dxa"/>
-              <w:left w:w="120" w:type="dxa"/>
-              <w:bottom w:w="80" w:type="dxa"/>
-              <w:right w:w="120" w:type="dxa"/>
-            </w:tcMar>
-          </w:tcPr>
-          <w:p>
-            <w:r>
-              <w:rPr>
-                <w:sz w:val="20"/>
-                <w:szCs w:val="20"/>
-              </w:rPr>
+            <w:tcW w:type="dxa" w:w="2400"/>
+          </w:tcPr>
+          <w:p>
+            <w:r>
               <w:t>Mantenibilidad</w:t>
             </w:r>
           </w:p>
         </w:tc>
         <w:tc>
           <w:tcPr>
-            <w:tcW w:w="6060" w:type="dxa"/>
-            <w:tcBorders>
-              <w:top w:val="single" w:sz="4" w:space="0" w:color="D0D7DE"/>
-              <w:left w:val="single" w:sz="4" w:space="0" w:color="D0D7DE"/>
-              <w:bottom w:val="single" w:sz="4" w:space="0" w:color="D0D7DE"/>
-              <w:right w:val="single" w:sz="4" w:space="0" w:color="D0D7DE"/>
-            </w:tcBorders>
-            <w:shd w:val="clear" w:color="auto" w:fill="F0FDFA"/>
-            <w:tcMar>
-              <w:top w:w="80" w:type="dxa"/>
-              <w:left w:w="120" w:type="dxa"/>
-              <w:bottom w:w="80" w:type="dxa"/>
-              <w:right w:w="120" w:type="dxa"/>
-            </w:tcMar>
-          </w:tcPr>
-          <w:p>
-            <w:r>
-              <w:rPr>
-                <w:sz w:val="20"/>
-                <w:szCs w:val="20"/>
-              </w:rPr>
-              <w:t xml:space="preserve">El código debe estar versionado en Git con </w:t>
-            </w:r>
-            <w:proofErr w:type="spellStart"/>
-            <w:r>
-              <w:rPr>
-                <w:sz w:val="20"/>
-                <w:szCs w:val="20"/>
-              </w:rPr>
-              <w:t>commits</w:t>
-            </w:r>
-            <w:proofErr w:type="spellEnd"/>
-            <w:r>
-              <w:rPr>
-                <w:sz w:val="20"/>
-                <w:szCs w:val="20"/>
-              </w:rPr>
-              <w:t xml:space="preserve"> descriptivos y documentación mínima.</w:t>
+            <w:tcW w:type="dxa" w:w="6060"/>
+          </w:tcPr>
+          <w:p>
+            <w:r>
+              <w:t>El código debe estar versionado en Git con commits descriptivos y documentación sincronizada con Taiga.</w:t>
             </w:r>
           </w:p>
         </w:tc>
@@ -5321,229 +4572,21 @@
       <w:r>
         <w:br w:type="page"/>
       </w:r>
+      <w:r>
+        <w:br w:type="page"/>
+      </w:r>
     </w:p>
     <w:p>
       <w:pPr>
         <w:pStyle w:val="Ttulo1"/>
       </w:pPr>
       <w:r>
-        <w:lastRenderedPageBreak/>
-        <w:t>7. Conclusión</w:t>
-      </w:r>
-    </w:p>
-    <w:p>
-      <w:pPr>
-        <w:spacing w:after="120"/>
-        <w:jc w:val="both"/>
-      </w:pPr>
-      <w:r>
-        <w:t xml:space="preserve">La arquitectura propuesta para </w:t>
-      </w:r>
-      <w:proofErr w:type="spellStart"/>
-      <w:r>
-        <w:t>VigilData</w:t>
-      </w:r>
-      <w:proofErr w:type="spellEnd"/>
-      <w:r>
-        <w:t xml:space="preserve"> prioriza la simplicidad y la viabilidad dentro del semestre. Al reducir el alcance a cuatro casos de uso esenciales y elegir un </w:t>
-      </w:r>
-      <w:proofErr w:type="spellStart"/>
-      <w:r>
-        <w:t>stack</w:t>
-      </w:r>
-      <w:proofErr w:type="spellEnd"/>
-      <w:r>
-        <w:t xml:space="preserve"> moderno y armónico (Vue 3, </w:t>
-      </w:r>
-      <w:proofErr w:type="spellStart"/>
-      <w:r>
-        <w:t>FastAPI</w:t>
-      </w:r>
-      <w:proofErr w:type="spellEnd"/>
-      <w:r>
-        <w:t xml:space="preserve">, PostgreSQL, </w:t>
-      </w:r>
-      <w:proofErr w:type="spellStart"/>
-      <w:r>
-        <w:t>Leaflet</w:t>
-      </w:r>
-      <w:proofErr w:type="spellEnd"/>
-      <w:r>
-        <w:t>), el equipo puede concentrarse en construir un MVP funcional y desplegado en producción, en lugar de invertir tiempo en infraestructura innecesaria.</w:t>
-      </w:r>
-    </w:p>
-    <w:p>
-      <w:pPr>
-        <w:spacing w:after="120"/>
-        <w:jc w:val="both"/>
-      </w:pPr>
-      <w:r>
-        <w:t xml:space="preserve">El Modelo 4+1 de Kruchten permite documentar esta arquitectura desde múltiples perspectivas sin caer en </w:t>
-      </w:r>
-      <w:proofErr w:type="spellStart"/>
-      <w:r>
-        <w:t>sobrediseño</w:t>
-      </w:r>
-      <w:proofErr w:type="spellEnd"/>
-      <w:r>
-        <w:t>: cada vista responde a una preocupación concreta y los diagramas presentados cubren exactamente lo necesario para guiar el desarrollo del proyecto.</w:t>
-      </w:r>
-    </w:p>
-    <w:p>
-      <w:pPr>
-        <w:pStyle w:val="Ttulo1"/>
-      </w:pPr>
-      <w:r>
-        <w:t>8. Referencias</w:t>
-      </w:r>
-    </w:p>
-    <w:p>
-      <w:pPr>
-        <w:numPr>
-          <w:ilvl w:val="0"/>
-          <w:numId w:val="2"/>
-        </w:numPr>
-        <w:pBdr>
-          <w:top w:val="nil"/>
-          <w:left w:val="nil"/>
-          <w:bottom w:val="nil"/>
-          <w:right w:val="nil"/>
-          <w:between w:val="nil"/>
-        </w:pBdr>
-      </w:pPr>
-      <w:r>
-        <w:rPr>
-          <w:color w:val="000000"/>
-          <w:lang w:val="en-US"/>
-        </w:rPr>
-        <w:t xml:space="preserve">Kruchten, P. (1995). Architectural Blueprints – The "4+1" View Model of Software Architecture. </w:t>
-      </w:r>
-      <w:r>
-        <w:rPr>
-          <w:color w:val="000000"/>
-        </w:rPr>
-        <w:t>IEEE Software, 12(6), 42-50.</w:t>
-      </w:r>
-    </w:p>
-    <w:p>
-      <w:pPr>
-        <w:numPr>
-          <w:ilvl w:val="0"/>
-          <w:numId w:val="2"/>
-        </w:numPr>
-        <w:pBdr>
-          <w:top w:val="nil"/>
-          <w:left w:val="nil"/>
-          <w:bottom w:val="nil"/>
-          <w:right w:val="nil"/>
-          <w:between w:val="nil"/>
-        </w:pBdr>
-      </w:pPr>
-      <w:r>
-        <w:rPr>
-          <w:color w:val="000000"/>
-        </w:rPr>
-        <w:t>Schmuller, J. (2002). Aprendiendo UML en 24 Horas. Prentice Hall.</w:t>
-      </w:r>
-    </w:p>
-    <w:p>
-      <w:pPr>
-        <w:numPr>
-          <w:ilvl w:val="0"/>
-          <w:numId w:val="2"/>
-        </w:numPr>
-        <w:pBdr>
-          <w:top w:val="nil"/>
-          <w:left w:val="nil"/>
-          <w:bottom w:val="nil"/>
-          <w:right w:val="nil"/>
-          <w:between w:val="nil"/>
-        </w:pBdr>
-      </w:pPr>
-      <w:r>
-        <w:rPr>
-          <w:color w:val="000000"/>
-        </w:rPr>
-        <w:t xml:space="preserve">Documentación oficial de Vue 3, </w:t>
-      </w:r>
-      <w:proofErr w:type="spellStart"/>
-      <w:r>
-        <w:rPr>
-          <w:color w:val="000000"/>
-        </w:rPr>
-        <w:t>FastAPI</w:t>
-      </w:r>
-      <w:proofErr w:type="spellEnd"/>
-      <w:r>
-        <w:rPr>
-          <w:color w:val="000000"/>
-        </w:rPr>
-        <w:t xml:space="preserve">, </w:t>
-      </w:r>
-      <w:proofErr w:type="spellStart"/>
-      <w:r>
-        <w:rPr>
-          <w:color w:val="000000"/>
-        </w:rPr>
-        <w:t>Leaflet</w:t>
-      </w:r>
-      <w:proofErr w:type="spellEnd"/>
-      <w:r>
-        <w:rPr>
-          <w:color w:val="000000"/>
-        </w:rPr>
-        <w:t xml:space="preserve"> y </w:t>
-      </w:r>
-      <w:proofErr w:type="spellStart"/>
-      <w:r>
-        <w:rPr>
-          <w:color w:val="000000"/>
-        </w:rPr>
-        <w:t>Supabase</w:t>
-      </w:r>
-      <w:proofErr w:type="spellEnd"/>
-      <w:r>
-        <w:rPr>
-          <w:color w:val="000000"/>
-        </w:rPr>
-        <w:t>.</w:t>
-      </w:r>
-    </w:p>
-    <w:p>
-      <w:pPr>
-        <w:numPr>
-          <w:ilvl w:val="0"/>
-          <w:numId w:val="2"/>
-        </w:numPr>
-        <w:pBdr>
-          <w:top w:val="nil"/>
-          <w:left w:val="nil"/>
-          <w:bottom w:val="nil"/>
-          <w:right w:val="nil"/>
-          <w:between w:val="nil"/>
-        </w:pBdr>
-      </w:pPr>
-      <w:r>
-        <w:rPr>
-          <w:color w:val="000000"/>
-        </w:rPr>
-        <w:t>Material de cátedra: Arquitectura de Software. Prof. Cristián Rojas C., Universidad Andrés Bello.</w:t>
-      </w:r>
-      <w:r>
-        <w:br w:type="page"/>
-      </w:r>
-    </w:p>
-    <w:p>
-      <w:pPr>
-        <w:pStyle w:val="Ttulo1"/>
-      </w:pPr>
-      <w:r>
-        <w:t>9. Gestión Scrum y documentación Taiga</w:t>
-      </w:r>
-    </w:p>
-    <w:p>
-      <w:r>
-        <w:t>Esta sección consolida la planificación y el seguimiento realizados en Taiga para el proyecto VigilData. La documentación se mantiene alineada con el tablero Scrum, las historias de usuario priorizadas, las tareas técnicas del equipo y los acuerdos registrados para el cierre del Sprint 1 y la preparación de los Sprints 2 y 3.</w:t>
+        <w:t>7. Gestión Scrum y planificación en Taiga</w:t>
+      </w:r>
+    </w:p>
+    <w:p>
+      <w:r>
+        <w:t>La gestión Scrum del proyecto se mantiene en Taiga y se organiza en tres sprints. Esta sección conecta el backlog actualizado, las tareas del Scrum Team y los acuerdos de seguimiento con el documento arquitectónico, evitando duplicar información contradictoria entre repositorio y tablero.</w:t>
       </w:r>
     </w:p>
     <w:p>
@@ -5551,30 +4594,496 @@
         <w:pStyle w:val="Ttulo2"/>
       </w:pPr>
       <w:r>
-        <w:t>9.1 Visión y alcance del producto</w:t>
-      </w:r>
-    </w:p>
-    <w:p>
-      <w:r>
-        <w:t>VigilData es una aplicación web orientada al reporte y visualización georreferenciada de incidentes de seguridad o convivencia urbana. El objetivo principal es entregar un flujo funcional mínimo que permita a una persona reportar un incidente desde su ubicación, consultar incidentes en un mapa y filtrar la información para apoyar la toma de decisiones.</w:t>
-      </w:r>
-    </w:p>
-    <w:p>
-      <w:r>
-        <w:t>- El alcance del MVP se concentra en autenticación, reporte de incidentes, visualización en mapa, filtros básicos, clasificación por riesgo y moderación de datos.</w:t>
-      </w:r>
-    </w:p>
-    <w:p>
-      <w:r>
-        <w:t>- El flujo central priorizado es: usuario autenticado, reporte con ubicación, almacenamiento del incidente y visualización de incidentes en mapa.</w:t>
-      </w:r>
-    </w:p>
+        <w:t>7.1 Product Backlog actualizado</w:t>
+      </w:r>
+    </w:p>
+    <w:tbl>
+      <w:tblPr>
+        <w:tblW w:type="auto" w:w="0"/>
+        <w:tblLook w:firstColumn="1" w:firstRow="1" w:lastColumn="0" w:lastRow="0" w:noHBand="0" w:noVBand="1" w:val="04A0"/>
+      </w:tblPr>
+      <w:tblGrid>
+        <w:gridCol w:w="1872"/>
+        <w:gridCol w:w="1872"/>
+        <w:gridCol w:w="1872"/>
+        <w:gridCol w:w="1872"/>
+        <w:gridCol w:w="1872"/>
+      </w:tblGrid>
+      <w:tr>
+        <w:tc>
+          <w:tcPr>
+            <w:tcW w:type="dxa" w:w="1872"/>
+          </w:tcPr>
+          <w:p>
+            <w:r>
+              <w:t>HU</w:t>
+            </w:r>
+          </w:p>
+        </w:tc>
+        <w:tc>
+          <w:tcPr>
+            <w:tcW w:type="dxa" w:w="1872"/>
+          </w:tcPr>
+          <w:p>
+            <w:r>
+              <w:t>Rol</w:t>
+            </w:r>
+          </w:p>
+        </w:tc>
+        <w:tc>
+          <w:tcPr>
+            <w:tcW w:type="dxa" w:w="1872"/>
+          </w:tcPr>
+          <w:p>
+            <w:r>
+              <w:t>Historia de usuario</w:t>
+            </w:r>
+          </w:p>
+        </w:tc>
+        <w:tc>
+          <w:tcPr>
+            <w:tcW w:type="dxa" w:w="1872"/>
+          </w:tcPr>
+          <w:p>
+            <w:r>
+              <w:t>Prioridad funcional</w:t>
+            </w:r>
+          </w:p>
+        </w:tc>
+        <w:tc>
+          <w:tcPr>
+            <w:tcW w:type="dxa" w:w="1872"/>
+          </w:tcPr>
+          <w:p>
+            <w:r>
+              <w:t>Sprint</w:t>
+            </w:r>
+          </w:p>
+        </w:tc>
+      </w:tr>
+      <w:tr>
+        <w:tc>
+          <w:tcPr>
+            <w:tcW w:type="dxa" w:w="1872"/>
+          </w:tcPr>
+          <w:p>
+            <w:r>
+              <w:t>HU-01</w:t>
+            </w:r>
+          </w:p>
+        </w:tc>
+        <w:tc>
+          <w:tcPr>
+            <w:tcW w:type="dxa" w:w="1872"/>
+          </w:tcPr>
+          <w:p>
+            <w:r>
+              <w:t>Ciudadano</w:t>
+            </w:r>
+          </w:p>
+        </w:tc>
+        <w:tc>
+          <w:tcPr>
+            <w:tcW w:type="dxa" w:w="1872"/>
+          </w:tcPr>
+          <w:p>
+            <w:r>
+              <w:t>Quiero registrarme con mi email y contraseña para tener una cuenta personal en la plataforma.</w:t>
+            </w:r>
+          </w:p>
+        </w:tc>
+        <w:tc>
+          <w:tcPr>
+            <w:tcW w:type="dxa" w:w="1872"/>
+          </w:tcPr>
+          <w:p>
+            <w:r>
+              <w:t>Alta</w:t>
+            </w:r>
+          </w:p>
+        </w:tc>
+        <w:tc>
+          <w:tcPr>
+            <w:tcW w:type="dxa" w:w="1872"/>
+          </w:tcPr>
+          <w:p>
+            <w:r>
+              <w:t>Sprint 2</w:t>
+            </w:r>
+          </w:p>
+        </w:tc>
+      </w:tr>
+      <w:tr>
+        <w:tc>
+          <w:tcPr>
+            <w:tcW w:type="dxa" w:w="1872"/>
+          </w:tcPr>
+          <w:p>
+            <w:r>
+              <w:t>HU-02</w:t>
+            </w:r>
+          </w:p>
+        </w:tc>
+        <w:tc>
+          <w:tcPr>
+            <w:tcW w:type="dxa" w:w="1872"/>
+          </w:tcPr>
+          <w:p>
+            <w:r>
+              <w:t>Ciudadano</w:t>
+            </w:r>
+          </w:p>
+        </w:tc>
+        <w:tc>
+          <w:tcPr>
+            <w:tcW w:type="dxa" w:w="1872"/>
+          </w:tcPr>
+          <w:p>
+            <w:r>
+              <w:t>Quiero iniciar sesión para reportar incidentes asociados a mi cuenta.</w:t>
+            </w:r>
+          </w:p>
+        </w:tc>
+        <w:tc>
+          <w:tcPr>
+            <w:tcW w:type="dxa" w:w="1872"/>
+          </w:tcPr>
+          <w:p>
+            <w:r>
+              <w:t>Alta</w:t>
+            </w:r>
+          </w:p>
+        </w:tc>
+        <w:tc>
+          <w:tcPr>
+            <w:tcW w:type="dxa" w:w="1872"/>
+          </w:tcPr>
+          <w:p>
+            <w:r>
+              <w:t>Sprint 2</w:t>
+            </w:r>
+          </w:p>
+        </w:tc>
+      </w:tr>
+      <w:tr>
+        <w:tc>
+          <w:tcPr>
+            <w:tcW w:type="dxa" w:w="1872"/>
+          </w:tcPr>
+          <w:p>
+            <w:r>
+              <w:t>HU-03</w:t>
+            </w:r>
+          </w:p>
+        </w:tc>
+        <w:tc>
+          <w:tcPr>
+            <w:tcW w:type="dxa" w:w="1872"/>
+          </w:tcPr>
+          <w:p>
+            <w:r>
+              <w:t>Ciudadano</w:t>
+            </w:r>
+          </w:p>
+        </w:tc>
+        <w:tc>
+          <w:tcPr>
+            <w:tcW w:type="dxa" w:w="1872"/>
+          </w:tcPr>
+          <w:p>
+            <w:r>
+              <w:t>Quiero reportar un incidente seleccionando tipo, descripción y ubicación GPS para alertar a mi comunidad.</w:t>
+            </w:r>
+          </w:p>
+        </w:tc>
+        <w:tc>
+          <w:tcPr>
+            <w:tcW w:type="dxa" w:w="1872"/>
+          </w:tcPr>
+          <w:p>
+            <w:r>
+              <w:t>Alta</w:t>
+            </w:r>
+          </w:p>
+        </w:tc>
+        <w:tc>
+          <w:tcPr>
+            <w:tcW w:type="dxa" w:w="1872"/>
+          </w:tcPr>
+          <w:p>
+            <w:r>
+              <w:t>Sprint 1</w:t>
+            </w:r>
+          </w:p>
+        </w:tc>
+      </w:tr>
+      <w:tr>
+        <w:tc>
+          <w:tcPr>
+            <w:tcW w:type="dxa" w:w="1872"/>
+          </w:tcPr>
+          <w:p>
+            <w:r>
+              <w:t>HU-04</w:t>
+            </w:r>
+          </w:p>
+        </w:tc>
+        <w:tc>
+          <w:tcPr>
+            <w:tcW w:type="dxa" w:w="1872"/>
+          </w:tcPr>
+          <w:p>
+            <w:r>
+              <w:t>Ciudadano</w:t>
+            </w:r>
+          </w:p>
+        </w:tc>
+        <w:tc>
+          <w:tcPr>
+            <w:tcW w:type="dxa" w:w="1872"/>
+          </w:tcPr>
+          <w:p>
+            <w:r>
+              <w:t>Quiero ver un mapa con todos los incidentes recientes para conocer la situación de mi zona.</w:t>
+            </w:r>
+          </w:p>
+        </w:tc>
+        <w:tc>
+          <w:tcPr>
+            <w:tcW w:type="dxa" w:w="1872"/>
+          </w:tcPr>
+          <w:p>
+            <w:r>
+              <w:t>Alta</w:t>
+            </w:r>
+          </w:p>
+        </w:tc>
+        <w:tc>
+          <w:tcPr>
+            <w:tcW w:type="dxa" w:w="1872"/>
+          </w:tcPr>
+          <w:p>
+            <w:r>
+              <w:t>Sprint 1</w:t>
+            </w:r>
+          </w:p>
+        </w:tc>
+      </w:tr>
+      <w:tr>
+        <w:tc>
+          <w:tcPr>
+            <w:tcW w:type="dxa" w:w="1872"/>
+          </w:tcPr>
+          <w:p>
+            <w:r>
+              <w:t>HU-05</w:t>
+            </w:r>
+          </w:p>
+        </w:tc>
+        <w:tc>
+          <w:tcPr>
+            <w:tcW w:type="dxa" w:w="1872"/>
+          </w:tcPr>
+          <w:p>
+            <w:r>
+              <w:t>Analista</w:t>
+            </w:r>
+          </w:p>
+        </w:tc>
+        <w:tc>
+          <w:tcPr>
+            <w:tcW w:type="dxa" w:w="1872"/>
+          </w:tcPr>
+          <w:p>
+            <w:r>
+              <w:t>Quiero filtrar los incidentes por comuna o zona y rango de fechas para analizar tendencias.</w:t>
+            </w:r>
+          </w:p>
+        </w:tc>
+        <w:tc>
+          <w:tcPr>
+            <w:tcW w:type="dxa" w:w="1872"/>
+          </w:tcPr>
+          <w:p>
+            <w:r>
+              <w:t>Media alta</w:t>
+            </w:r>
+          </w:p>
+        </w:tc>
+        <w:tc>
+          <w:tcPr>
+            <w:tcW w:type="dxa" w:w="1872"/>
+          </w:tcPr>
+          <w:p>
+            <w:r>
+              <w:t>Sprint 2</w:t>
+            </w:r>
+          </w:p>
+        </w:tc>
+      </w:tr>
+      <w:tr>
+        <w:tc>
+          <w:tcPr>
+            <w:tcW w:type="dxa" w:w="1872"/>
+          </w:tcPr>
+          <w:p>
+            <w:r>
+              <w:t>HU-06</w:t>
+            </w:r>
+          </w:p>
+        </w:tc>
+        <w:tc>
+          <w:tcPr>
+            <w:tcW w:type="dxa" w:w="1872"/>
+          </w:tcPr>
+          <w:p>
+            <w:r>
+              <w:t>Ciudadano</w:t>
+            </w:r>
+          </w:p>
+        </w:tc>
+        <w:tc>
+          <w:tcPr>
+            <w:tcW w:type="dxa" w:w="1872"/>
+          </w:tcPr>
+          <w:p>
+            <w:r>
+              <w:t>Quiero clasificar incidentes por tipo y nivel de riesgo para mejorar la organización de los reportes.</w:t>
+            </w:r>
+          </w:p>
+        </w:tc>
+        <w:tc>
+          <w:tcPr>
+            <w:tcW w:type="dxa" w:w="1872"/>
+          </w:tcPr>
+          <w:p>
+            <w:r>
+              <w:t>Media alta</w:t>
+            </w:r>
+          </w:p>
+        </w:tc>
+        <w:tc>
+          <w:tcPr>
+            <w:tcW w:type="dxa" w:w="1872"/>
+          </w:tcPr>
+          <w:p>
+            <w:r>
+              <w:t>Sprint 3</w:t>
+            </w:r>
+          </w:p>
+        </w:tc>
+      </w:tr>
+      <w:tr>
+        <w:tc>
+          <w:tcPr>
+            <w:tcW w:type="dxa" w:w="1872"/>
+          </w:tcPr>
+          <w:p>
+            <w:r>
+              <w:t>HU-07</w:t>
+            </w:r>
+          </w:p>
+        </w:tc>
+        <w:tc>
+          <w:tcPr>
+            <w:tcW w:type="dxa" w:w="1872"/>
+          </w:tcPr>
+          <w:p>
+            <w:r>
+              <w:t>Moderador</w:t>
+            </w:r>
+          </w:p>
+        </w:tc>
+        <w:tc>
+          <w:tcPr>
+            <w:tcW w:type="dxa" w:w="1872"/>
+          </w:tcPr>
+          <w:p>
+            <w:r>
+              <w:t>Quiero revisar y moderar incidentes reportados para mantener la calidad de la información publicada.</w:t>
+            </w:r>
+          </w:p>
+        </w:tc>
+        <w:tc>
+          <w:tcPr>
+            <w:tcW w:type="dxa" w:w="1872"/>
+          </w:tcPr>
+          <w:p>
+            <w:r>
+              <w:t>Media</w:t>
+            </w:r>
+          </w:p>
+        </w:tc>
+        <w:tc>
+          <w:tcPr>
+            <w:tcW w:type="dxa" w:w="1872"/>
+          </w:tcPr>
+          <w:p>
+            <w:r>
+              <w:t>Sprint 3</w:t>
+            </w:r>
+          </w:p>
+        </w:tc>
+      </w:tr>
+      <w:tr>
+        <w:tc>
+          <w:tcPr>
+            <w:tcW w:type="dxa" w:w="1872"/>
+          </w:tcPr>
+          <w:p>
+            <w:r>
+              <w:t>HU-08</w:t>
+            </w:r>
+          </w:p>
+        </w:tc>
+        <w:tc>
+          <w:tcPr>
+            <w:tcW w:type="dxa" w:w="1872"/>
+          </w:tcPr>
+          <w:p>
+            <w:r>
+              <w:t>Analista</w:t>
+            </w:r>
+          </w:p>
+        </w:tc>
+        <w:tc>
+          <w:tcPr>
+            <w:tcW w:type="dxa" w:w="1872"/>
+          </w:tcPr>
+          <w:p>
+            <w:r>
+              <w:t>Quiero ver un resumen de incidentes por comuna y tipo para interpretar tendencias generales.</w:t>
+            </w:r>
+          </w:p>
+        </w:tc>
+        <w:tc>
+          <w:tcPr>
+            <w:tcW w:type="dxa" w:w="1872"/>
+          </w:tcPr>
+          <w:p>
+            <w:r>
+              <w:t>Media</w:t>
+            </w:r>
+          </w:p>
+        </w:tc>
+        <w:tc>
+          <w:tcPr>
+            <w:tcW w:type="dxa" w:w="1872"/>
+          </w:tcPr>
+          <w:p>
+            <w:r>
+              <w:t>Sprint 3</w:t>
+            </w:r>
+          </w:p>
+        </w:tc>
+      </w:tr>
+    </w:tbl>
     <w:p>
       <w:pPr>
         <w:pStyle w:val="Ttulo2"/>
       </w:pPr>
       <w:r>
-        <w:t>9.2 Product Backlog priorizado</w:t>
+        <w:t>7.2 Planificación de sprints</w:t>
       </w:r>
     </w:p>
     <w:tbl>
@@ -5595,7 +5104,7 @@
           </w:tcPr>
           <w:p>
             <w:r>
-              <w:t>HU</w:t>
+              <w:t>Sprint</w:t>
             </w:r>
           </w:p>
         </w:tc>
@@ -5605,7 +5114,7 @@
           </w:tcPr>
           <w:p>
             <w:r>
-              <w:t>Historia de usuario</w:t>
+              <w:t>Fechas</w:t>
             </w:r>
           </w:p>
         </w:tc>
@@ -5615,7 +5124,7 @@
           </w:tcPr>
           <w:p>
             <w:r>
-              <w:t>Prioridad funcional</w:t>
+              <w:t>Objetivo</w:t>
             </w:r>
           </w:p>
         </w:tc>
@@ -5625,45 +5134,262 @@
           </w:tcPr>
           <w:p>
             <w:r>
+              <w:t>Historias incluidas</w:t>
+            </w:r>
+          </w:p>
+        </w:tc>
+      </w:tr>
+      <w:tr>
+        <w:tc>
+          <w:tcPr>
+            <w:tcW w:type="dxa" w:w="2340"/>
+          </w:tcPr>
+          <w:p>
+            <w:r>
+              <w:t>Sprint 1</w:t>
+            </w:r>
+          </w:p>
+        </w:tc>
+        <w:tc>
+          <w:tcPr>
+            <w:tcW w:type="dxa" w:w="2340"/>
+          </w:tcPr>
+          <w:p>
+            <w:r>
+              <w:t>20/04/2026 - 28/04/2026</w:t>
+            </w:r>
+          </w:p>
+        </w:tc>
+        <w:tc>
+          <w:tcPr>
+            <w:tcW w:type="dxa" w:w="2340"/>
+          </w:tcPr>
+          <w:p>
+            <w:r>
+              <w:t>Implementar el flujo principal de reporte y visualización de incidentes.</w:t>
+            </w:r>
+          </w:p>
+        </w:tc>
+        <w:tc>
+          <w:tcPr>
+            <w:tcW w:type="dxa" w:w="2340"/>
+          </w:tcPr>
+          <w:p>
+            <w:r>
+              <w:t>HU-03, HU-04</w:t>
+            </w:r>
+          </w:p>
+        </w:tc>
+      </w:tr>
+      <w:tr>
+        <w:tc>
+          <w:tcPr>
+            <w:tcW w:type="dxa" w:w="2340"/>
+          </w:tcPr>
+          <w:p>
+            <w:r>
+              <w:t>Sprint 2</w:t>
+            </w:r>
+          </w:p>
+        </w:tc>
+        <w:tc>
+          <w:tcPr>
+            <w:tcW w:type="dxa" w:w="2340"/>
+          </w:tcPr>
+          <w:p>
+            <w:r>
+              <w:t>29/04/2026 - 05/05/2026</w:t>
+            </w:r>
+          </w:p>
+        </w:tc>
+        <w:tc>
+          <w:tcPr>
+            <w:tcW w:type="dxa" w:w="2340"/>
+          </w:tcPr>
+          <w:p>
+            <w:r>
+              <w:t>Incorporar registro, autenticación y filtros para consolidar el uso funcional de la aplicación.</w:t>
+            </w:r>
+          </w:p>
+        </w:tc>
+        <w:tc>
+          <w:tcPr>
+            <w:tcW w:type="dxa" w:w="2340"/>
+          </w:tcPr>
+          <w:p>
+            <w:r>
+              <w:t>HU-01, HU-02, HU-05</w:t>
+            </w:r>
+          </w:p>
+        </w:tc>
+      </w:tr>
+      <w:tr>
+        <w:tc>
+          <w:tcPr>
+            <w:tcW w:type="dxa" w:w="2340"/>
+          </w:tcPr>
+          <w:p>
+            <w:r>
+              <w:t>Sprint 3</w:t>
+            </w:r>
+          </w:p>
+        </w:tc>
+        <w:tc>
+          <w:tcPr>
+            <w:tcW w:type="dxa" w:w="2340"/>
+          </w:tcPr>
+          <w:p>
+            <w:r>
+              <w:t>06/05/2026 - 12/05/2026</w:t>
+            </w:r>
+          </w:p>
+        </w:tc>
+        <w:tc>
+          <w:tcPr>
+            <w:tcW w:type="dxa" w:w="2340"/>
+          </w:tcPr>
+          <w:p>
+            <w:r>
+              <w:t>Mejorar clasificación, moderación y lectura agregada de incidentes.</w:t>
+            </w:r>
+          </w:p>
+        </w:tc>
+        <w:tc>
+          <w:tcPr>
+            <w:tcW w:type="dxa" w:w="2340"/>
+          </w:tcPr>
+          <w:p>
+            <w:r>
+              <w:t>HU-06, HU-07, HU-08</w:t>
+            </w:r>
+          </w:p>
+        </w:tc>
+      </w:tr>
+    </w:tbl>
+    <w:p>
+      <w:pPr>
+        <w:pStyle w:val="Ttulo2"/>
+      </w:pPr>
+      <w:r>
+        <w:t>7.3 Daily Meeting 2</w:t>
+      </w:r>
+    </w:p>
+    <w:p>
+      <w:r>
+        <w:t>La Daily Meeting 2 se realizó el 27/04/2026 a las 18:00 mediante Discord, durante el Sprint 1. El foco fue revisar el avance de HU-03 y HU-04, dado que el cierre del sprint estaba planificado para el 28/04/2026.</w:t>
+      </w:r>
+    </w:p>
+    <w:tbl>
+      <w:tblPr>
+        <w:tblW w:type="auto" w:w="0"/>
+        <w:tblLook w:firstColumn="1" w:firstRow="1" w:lastColumn="0" w:lastRow="0" w:noHBand="0" w:noVBand="1" w:val="04A0"/>
+      </w:tblPr>
+      <w:tblGrid>
+        <w:gridCol w:w="4680"/>
+        <w:gridCol w:w="4680"/>
+      </w:tblGrid>
+      <w:tr>
+        <w:tc>
+          <w:tcPr>
+            <w:tcW w:type="dxa" w:w="4680"/>
+          </w:tcPr>
+          <w:p>
+            <w:r>
+              <w:t>Campo</w:t>
+            </w:r>
+          </w:p>
+        </w:tc>
+        <w:tc>
+          <w:tcPr>
+            <w:tcW w:type="dxa" w:w="4680"/>
+          </w:tcPr>
+          <w:p>
+            <w:r>
+              <w:t>Detalle</w:t>
+            </w:r>
+          </w:p>
+        </w:tc>
+      </w:tr>
+      <w:tr>
+        <w:tc>
+          <w:tcPr>
+            <w:tcW w:type="dxa" w:w="4680"/>
+          </w:tcPr>
+          <w:p>
+            <w:r>
+              <w:t>Fecha</w:t>
+            </w:r>
+          </w:p>
+        </w:tc>
+        <w:tc>
+          <w:tcPr>
+            <w:tcW w:type="dxa" w:w="4680"/>
+          </w:tcPr>
+          <w:p>
+            <w:r>
+              <w:t>27/04/2026</w:t>
+            </w:r>
+          </w:p>
+        </w:tc>
+      </w:tr>
+      <w:tr>
+        <w:tc>
+          <w:tcPr>
+            <w:tcW w:type="dxa" w:w="4680"/>
+          </w:tcPr>
+          <w:p>
+            <w:r>
+              <w:t>Hora</w:t>
+            </w:r>
+          </w:p>
+        </w:tc>
+        <w:tc>
+          <w:tcPr>
+            <w:tcW w:type="dxa" w:w="4680"/>
+          </w:tcPr>
+          <w:p>
+            <w:r>
+              <w:t>18:00</w:t>
+            </w:r>
+          </w:p>
+        </w:tc>
+      </w:tr>
+      <w:tr>
+        <w:tc>
+          <w:tcPr>
+            <w:tcW w:type="dxa" w:w="4680"/>
+          </w:tcPr>
+          <w:p>
+            <w:r>
+              <w:t>Medio</w:t>
+            </w:r>
+          </w:p>
+        </w:tc>
+        <w:tc>
+          <w:tcPr>
+            <w:tcW w:type="dxa" w:w="4680"/>
+          </w:tcPr>
+          <w:p>
+            <w:r>
+              <w:t>Discord</w:t>
+            </w:r>
+          </w:p>
+        </w:tc>
+      </w:tr>
+      <w:tr>
+        <w:tc>
+          <w:tcPr>
+            <w:tcW w:type="dxa" w:w="4680"/>
+          </w:tcPr>
+          <w:p>
+            <w:r>
               <w:t>Sprint</w:t>
             </w:r>
           </w:p>
         </w:tc>
-      </w:tr>
-      <w:tr>
-        <w:tc>
-          <w:tcPr>
-            <w:tcW w:type="dxa" w:w="2340"/>
-          </w:tcPr>
-          <w:p>
-            <w:r>
-              <w:t>HU-03</w:t>
-            </w:r>
-          </w:p>
-        </w:tc>
-        <w:tc>
-          <w:tcPr>
-            <w:tcW w:type="dxa" w:w="2340"/>
-          </w:tcPr>
-          <w:p>
-            <w:r>
-              <w:t>Como usuario autenticado, quiero reportar un incidente indicando descripción, categoría y ubicación GPS para registrar eventos relevantes.</w:t>
-            </w:r>
-          </w:p>
-        </w:tc>
-        <w:tc>
-          <w:tcPr>
-            <w:tcW w:type="dxa" w:w="2340"/>
-          </w:tcPr>
-          <w:p>
-            <w:r>
-              <w:t>Alta</w:t>
-            </w:r>
-          </w:p>
-        </w:tc>
-        <w:tc>
-          <w:tcPr>
-            <w:tcW w:type="dxa" w:w="2340"/>
+        <w:tc>
+          <w:tcPr>
+            <w:tcW w:type="dxa" w:w="4680"/>
           </w:tcPr>
           <w:p>
             <w:r>
@@ -5675,304 +5401,208 @@
       <w:tr>
         <w:tc>
           <w:tcPr>
-            <w:tcW w:type="dxa" w:w="2340"/>
-          </w:tcPr>
-          <w:p>
-            <w:r>
-              <w:t>HU-04</w:t>
-            </w:r>
-          </w:p>
-        </w:tc>
-        <w:tc>
-          <w:tcPr>
-            <w:tcW w:type="dxa" w:w="2340"/>
-          </w:tcPr>
-          <w:p>
-            <w:r>
-              <w:t>Como usuario, quiero visualizar incidentes en un mapa para identificar zonas con eventos reportados.</w:t>
-            </w:r>
-          </w:p>
-        </w:tc>
-        <w:tc>
-          <w:tcPr>
-            <w:tcW w:type="dxa" w:w="2340"/>
-          </w:tcPr>
-          <w:p>
-            <w:r>
-              <w:t>Alta</w:t>
-            </w:r>
-          </w:p>
-        </w:tc>
-        <w:tc>
-          <w:tcPr>
-            <w:tcW w:type="dxa" w:w="2340"/>
-          </w:tcPr>
-          <w:p>
-            <w:r>
-              <w:t>Sprint 1</w:t>
-            </w:r>
-          </w:p>
-        </w:tc>
-      </w:tr>
-      <w:tr>
-        <w:tc>
-          <w:tcPr>
-            <w:tcW w:type="dxa" w:w="2340"/>
-          </w:tcPr>
-          <w:p>
-            <w:r>
-              <w:t>HU-01</w:t>
-            </w:r>
-          </w:p>
-        </w:tc>
-        <w:tc>
-          <w:tcPr>
-            <w:tcW w:type="dxa" w:w="2340"/>
-          </w:tcPr>
-          <w:p>
-            <w:r>
-              <w:t>Como usuario, quiero registrarme con correo y contraseña para acceder a la aplicación.</w:t>
-            </w:r>
-          </w:p>
-        </w:tc>
-        <w:tc>
-          <w:tcPr>
-            <w:tcW w:type="dxa" w:w="2340"/>
-          </w:tcPr>
-          <w:p>
-            <w:r>
-              <w:t>Alta</w:t>
-            </w:r>
-          </w:p>
-        </w:tc>
-        <w:tc>
-          <w:tcPr>
-            <w:tcW w:type="dxa" w:w="2340"/>
-          </w:tcPr>
-          <w:p>
-            <w:r>
-              <w:t>Sprint 2</w:t>
-            </w:r>
-          </w:p>
-        </w:tc>
-      </w:tr>
-      <w:tr>
-        <w:tc>
-          <w:tcPr>
-            <w:tcW w:type="dxa" w:w="2340"/>
-          </w:tcPr>
-          <w:p>
-            <w:r>
-              <w:t>HU-02</w:t>
-            </w:r>
-          </w:p>
-        </w:tc>
-        <w:tc>
-          <w:tcPr>
-            <w:tcW w:type="dxa" w:w="2340"/>
-          </w:tcPr>
-          <w:p>
-            <w:r>
-              <w:t>Como usuario, quiero iniciar sesión de forma segura para utilizar funcionalidades protegidas.</w:t>
-            </w:r>
-          </w:p>
-        </w:tc>
-        <w:tc>
-          <w:tcPr>
-            <w:tcW w:type="dxa" w:w="2340"/>
-          </w:tcPr>
-          <w:p>
-            <w:r>
-              <w:t>Alta</w:t>
-            </w:r>
-          </w:p>
-        </w:tc>
-        <w:tc>
-          <w:tcPr>
-            <w:tcW w:type="dxa" w:w="2340"/>
-          </w:tcPr>
-          <w:p>
-            <w:r>
-              <w:t>Sprint 2</w:t>
-            </w:r>
-          </w:p>
-        </w:tc>
-      </w:tr>
-      <w:tr>
-        <w:tc>
-          <w:tcPr>
-            <w:tcW w:type="dxa" w:w="2340"/>
-          </w:tcPr>
-          <w:p>
-            <w:r>
-              <w:t>HU-05</w:t>
-            </w:r>
-          </w:p>
-        </w:tc>
-        <w:tc>
-          <w:tcPr>
-            <w:tcW w:type="dxa" w:w="2340"/>
-          </w:tcPr>
-          <w:p>
-            <w:r>
-              <w:t>Como usuario, quiero filtrar incidentes por comuna y fecha para revisar información más específica.</w:t>
-            </w:r>
-          </w:p>
-        </w:tc>
-        <w:tc>
-          <w:tcPr>
-            <w:tcW w:type="dxa" w:w="2340"/>
-          </w:tcPr>
-          <w:p>
-            <w:r>
-              <w:t>Media alta</w:t>
-            </w:r>
-          </w:p>
-        </w:tc>
-        <w:tc>
-          <w:tcPr>
-            <w:tcW w:type="dxa" w:w="2340"/>
-          </w:tcPr>
-          <w:p>
-            <w:r>
-              <w:t>Sprint 2</w:t>
-            </w:r>
-          </w:p>
-        </w:tc>
-      </w:tr>
-      <w:tr>
-        <w:tc>
-          <w:tcPr>
-            <w:tcW w:type="dxa" w:w="2340"/>
-          </w:tcPr>
-          <w:p>
-            <w:r>
-              <w:t>HU-06</w:t>
-            </w:r>
-          </w:p>
-        </w:tc>
-        <w:tc>
-          <w:tcPr>
-            <w:tcW w:type="dxa" w:w="2340"/>
-          </w:tcPr>
-          <w:p>
-            <w:r>
-              <w:t>Como usuario, quiero clasificar incidentes por tipo y nivel de riesgo para mejorar la organización de los reportes.</w:t>
-            </w:r>
-          </w:p>
-        </w:tc>
-        <w:tc>
-          <w:tcPr>
-            <w:tcW w:type="dxa" w:w="2340"/>
-          </w:tcPr>
-          <w:p>
-            <w:r>
-              <w:t>Media alta</w:t>
-            </w:r>
-          </w:p>
-        </w:tc>
-        <w:tc>
-          <w:tcPr>
-            <w:tcW w:type="dxa" w:w="2340"/>
-          </w:tcPr>
-          <w:p>
-            <w:r>
-              <w:t>Sprint 3</w:t>
-            </w:r>
-          </w:p>
-        </w:tc>
-      </w:tr>
-      <w:tr>
-        <w:tc>
-          <w:tcPr>
-            <w:tcW w:type="dxa" w:w="2340"/>
-          </w:tcPr>
-          <w:p>
-            <w:r>
-              <w:t>HU-07</w:t>
-            </w:r>
-          </w:p>
-        </w:tc>
-        <w:tc>
-          <w:tcPr>
-            <w:tcW w:type="dxa" w:w="2340"/>
-          </w:tcPr>
-          <w:p>
-            <w:r>
-              <w:t>Como moderador, quiero revisar y moderar incidentes reportados para mantener la calidad de la información.</w:t>
-            </w:r>
-          </w:p>
-        </w:tc>
-        <w:tc>
-          <w:tcPr>
-            <w:tcW w:type="dxa" w:w="2340"/>
-          </w:tcPr>
-          <w:p>
-            <w:r>
-              <w:t>Media</w:t>
-            </w:r>
-          </w:p>
-        </w:tc>
-        <w:tc>
-          <w:tcPr>
-            <w:tcW w:type="dxa" w:w="2340"/>
-          </w:tcPr>
-          <w:p>
-            <w:r>
-              <w:t>Sprint 3</w:t>
-            </w:r>
-          </w:p>
-        </w:tc>
-      </w:tr>
-      <w:tr>
-        <w:tc>
-          <w:tcPr>
-            <w:tcW w:type="dxa" w:w="2340"/>
-          </w:tcPr>
-          <w:p>
-            <w:r>
-              <w:t>HU-08</w:t>
-            </w:r>
-          </w:p>
-        </w:tc>
-        <w:tc>
-          <w:tcPr>
-            <w:tcW w:type="dxa" w:w="2340"/>
-          </w:tcPr>
-          <w:p>
-            <w:r>
-              <w:t>Como usuario, quiero ver un resumen de incidentes por comuna y tipo para interpretar tendencias generales.</w:t>
-            </w:r>
-          </w:p>
-        </w:tc>
-        <w:tc>
-          <w:tcPr>
-            <w:tcW w:type="dxa" w:w="2340"/>
-          </w:tcPr>
-          <w:p>
-            <w:r>
-              <w:t>Media</w:t>
-            </w:r>
-          </w:p>
-        </w:tc>
-        <w:tc>
-          <w:tcPr>
-            <w:tcW w:type="dxa" w:w="2340"/>
-          </w:tcPr>
-          <w:p>
-            <w:r>
-              <w:t>Sprint 3</w:t>
+            <w:tcW w:type="dxa" w:w="4680"/>
+          </w:tcPr>
+          <w:p>
+            <w:r>
+              <w:t>Fecha de cierre del sprint</w:t>
+            </w:r>
+          </w:p>
+        </w:tc>
+        <w:tc>
+          <w:tcPr>
+            <w:tcW w:type="dxa" w:w="4680"/>
+          </w:tcPr>
+          <w:p>
+            <w:r>
+              <w:t>28/04/2026</w:t>
             </w:r>
           </w:p>
         </w:tc>
       </w:tr>
     </w:tbl>
+    <w:tbl>
+      <w:tblPr>
+        <w:tblW w:type="auto" w:w="0"/>
+        <w:tblLook w:firstColumn="1" w:firstRow="1" w:lastColumn="0" w:lastRow="0" w:noHBand="0" w:noVBand="1" w:val="04A0"/>
+      </w:tblPr>
+      <w:tblGrid>
+        <w:gridCol w:w="3120"/>
+        <w:gridCol w:w="3120"/>
+        <w:gridCol w:w="3120"/>
+      </w:tblGrid>
+      <w:tr>
+        <w:tc>
+          <w:tcPr>
+            <w:tcW w:type="dxa" w:w="3120"/>
+          </w:tcPr>
+          <w:p>
+            <w:r>
+              <w:t>Integrante</w:t>
+            </w:r>
+          </w:p>
+        </w:tc>
+        <w:tc>
+          <w:tcPr>
+            <w:tcW w:type="dxa" w:w="3120"/>
+          </w:tcPr>
+          <w:p>
+            <w:r>
+              <w:t>Rol Scrum</w:t>
+            </w:r>
+          </w:p>
+        </w:tc>
+        <w:tc>
+          <w:tcPr>
+            <w:tcW w:type="dxa" w:w="3120"/>
+          </w:tcPr>
+          <w:p>
+            <w:r>
+              <w:t>Foco de trabajo</w:t>
+            </w:r>
+          </w:p>
+        </w:tc>
+      </w:tr>
+      <w:tr>
+        <w:tc>
+          <w:tcPr>
+            <w:tcW w:type="dxa" w:w="3120"/>
+          </w:tcPr>
+          <w:p>
+            <w:r>
+              <w:t>Lucas</w:t>
+            </w:r>
+          </w:p>
+        </w:tc>
+        <w:tc>
+          <w:tcPr>
+            <w:tcW w:type="dxa" w:w="3120"/>
+          </w:tcPr>
+          <w:p>
+            <w:r>
+              <w:t>Product Owner</w:t>
+            </w:r>
+          </w:p>
+        </w:tc>
+        <w:tc>
+          <w:tcPr>
+            <w:tcW w:type="dxa" w:w="3120"/>
+          </w:tcPr>
+          <w:p>
+            <w:r>
+              <w:t>Priorización, documentación y seguimiento en Taiga.</w:t>
+            </w:r>
+          </w:p>
+        </w:tc>
+      </w:tr>
+      <w:tr>
+        <w:tc>
+          <w:tcPr>
+            <w:tcW w:type="dxa" w:w="3120"/>
+          </w:tcPr>
+          <w:p>
+            <w:r>
+              <w:t>Felipe Vergara</w:t>
+            </w:r>
+          </w:p>
+        </w:tc>
+        <w:tc>
+          <w:tcPr>
+            <w:tcW w:type="dxa" w:w="3120"/>
+          </w:tcPr>
+          <w:p>
+            <w:r>
+              <w:t>Scrum Master</w:t>
+            </w:r>
+          </w:p>
+        </w:tc>
+        <w:tc>
+          <w:tcPr>
+            <w:tcW w:type="dxa" w:w="3120"/>
+          </w:tcPr>
+          <w:p>
+            <w:r>
+              <w:t>Coordinación de la daily, impedimentos y criterios de aceptación.</w:t>
+            </w:r>
+          </w:p>
+        </w:tc>
+      </w:tr>
+      <w:tr>
+        <w:tc>
+          <w:tcPr>
+            <w:tcW w:type="dxa" w:w="3120"/>
+          </w:tcPr>
+          <w:p>
+            <w:r>
+              <w:t>Benjamín Ossandón</w:t>
+            </w:r>
+          </w:p>
+        </w:tc>
+        <w:tc>
+          <w:tcPr>
+            <w:tcW w:type="dxa" w:w="3120"/>
+          </w:tcPr>
+          <w:p>
+            <w:r>
+              <w:t>Scrum Team</w:t>
+            </w:r>
+          </w:p>
+        </w:tc>
+        <w:tc>
+          <w:tcPr>
+            <w:tcW w:type="dxa" w:w="3120"/>
+          </w:tcPr>
+          <w:p>
+            <w:r>
+              <w:t>Frontend: formulario de reporte, geolocalización, mapa y marcadores.</w:t>
+            </w:r>
+          </w:p>
+        </w:tc>
+      </w:tr>
+      <w:tr>
+        <w:tc>
+          <w:tcPr>
+            <w:tcW w:type="dxa" w:w="3120"/>
+          </w:tcPr>
+          <w:p>
+            <w:r>
+              <w:t>Sebastián López</w:t>
+            </w:r>
+          </w:p>
+        </w:tc>
+        <w:tc>
+          <w:tcPr>
+            <w:tcW w:type="dxa" w:w="3120"/>
+          </w:tcPr>
+          <w:p>
+            <w:r>
+              <w:t>Scrum Team</w:t>
+            </w:r>
+          </w:p>
+        </w:tc>
+        <w:tc>
+          <w:tcPr>
+            <w:tcW w:type="dxa" w:w="3120"/>
+          </w:tcPr>
+          <w:p>
+            <w:r>
+              <w:t>Backend: modelo de incidente, endpoints y validación de token.</w:t>
+            </w:r>
+          </w:p>
+        </w:tc>
+      </w:tr>
+    </w:tbl>
     <w:p>
       <w:pPr>
         <w:pStyle w:val="Ttulo2"/>
       </w:pPr>
       <w:r>
-        <w:t>9.3 Planificación de sprints</w:t>
+        <w:t>7.4 Tareas técnicas del Sprint 1</w:t>
+      </w:r>
+    </w:p>
+    <w:p>
+      <w:r>
+        <w:t>Las tareas del Scrum Team para Sprint 1 se definieron en base a las historias HU-03 y HU-04, priorizadas por ser el flujo principal del MVP.</w:t>
       </w:r>
     </w:p>
     <w:tbl>
@@ -5993,7 +5623,7 @@
           </w:tcPr>
           <w:p>
             <w:r>
-              <w:t>Sprint</w:t>
+              <w:t>Ref</w:t>
             </w:r>
           </w:p>
         </w:tc>
@@ -6003,7 +5633,7 @@
           </w:tcPr>
           <w:p>
             <w:r>
-              <w:t>Fechas</w:t>
+              <w:t>HU</w:t>
             </w:r>
           </w:p>
         </w:tc>
@@ -6013,7 +5643,7 @@
           </w:tcPr>
           <w:p>
             <w:r>
-              <w:t>Objetivo</w:t>
+              <w:t>Tarea</w:t>
             </w:r>
           </w:p>
         </w:tc>
@@ -6023,7 +5653,7 @@
           </w:tcPr>
           <w:p>
             <w:r>
-              <w:t>Historias incluidas</w:t>
+              <w:t>Responsable</w:t>
             </w:r>
           </w:p>
         </w:tc>
@@ -6035,7 +5665,7 @@
           </w:tcPr>
           <w:p>
             <w:r>
-              <w:t>Sprint 1</w:t>
+              <w:t>#6</w:t>
             </w:r>
           </w:p>
         </w:tc>
@@ -6045,7 +5675,7 @@
           </w:tcPr>
           <w:p>
             <w:r>
-              <w:t>20/04/2026 - 28/04/2026</w:t>
+              <w:t>HU-03</w:t>
             </w:r>
           </w:p>
         </w:tc>
@@ -6055,7 +5685,7 @@
           </w:tcPr>
           <w:p>
             <w:r>
-              <w:t>Implementar el flujo principal de reporte y visualización de incidentes.</w:t>
+              <w:t>[Front] Crear formulario de reporte de incidente</w:t>
             </w:r>
           </w:p>
         </w:tc>
@@ -6065,7 +5695,7 @@
           </w:tcPr>
           <w:p>
             <w:r>
-              <w:t>HU-03, HU-04</w:t>
+              <w:t>Benjamín Ossandón</w:t>
             </w:r>
           </w:p>
         </w:tc>
@@ -6077,7 +5707,7 @@
           </w:tcPr>
           <w:p>
             <w:r>
-              <w:t>Sprint 2</w:t>
+              <w:t>#7</w:t>
             </w:r>
           </w:p>
         </w:tc>
@@ -6087,7 +5717,7 @@
           </w:tcPr>
           <w:p>
             <w:r>
-              <w:t>29/04/2026 - 05/05/2026</w:t>
+              <w:t>HU-03</w:t>
             </w:r>
           </w:p>
         </w:tc>
@@ -6097,7 +5727,7 @@
           </w:tcPr>
           <w:p>
             <w:r>
-              <w:t>Incorporar autenticación y filtros para consolidar el uso funcional de la aplicación.</w:t>
+              <w:t>[Front] Integrar Geolocation API</w:t>
             </w:r>
           </w:p>
         </w:tc>
@@ -6107,7 +5737,7 @@
           </w:tcPr>
           <w:p>
             <w:r>
-              <w:t>HU-01, HU-02, HU-05</w:t>
+              <w:t>Benjamín Ossandón</w:t>
             </w:r>
           </w:p>
         </w:tc>
@@ -6119,7 +5749,7 @@
           </w:tcPr>
           <w:p>
             <w:r>
-              <w:t>Sprint 3</w:t>
+              <w:t>#8</w:t>
             </w:r>
           </w:p>
         </w:tc>
@@ -6129,7 +5759,7 @@
           </w:tcPr>
           <w:p>
             <w:r>
-              <w:t>06/05/2026 - 12/05/2026</w:t>
+              <w:t>HU-03</w:t>
             </w:r>
           </w:p>
         </w:tc>
@@ -6139,7 +5769,7 @@
           </w:tcPr>
           <w:p>
             <w:r>
-              <w:t>Mejorar calidad, clasificación y explotación de la información reportada.</w:t>
+              <w:t>[Back] Definir modelo de incidente</w:t>
             </w:r>
           </w:p>
         </w:tc>
@@ -6149,7 +5779,259 @@
           </w:tcPr>
           <w:p>
             <w:r>
-              <w:t>HU-06, HU-07, HU-08</w:t>
+              <w:t>Sebastián López</w:t>
+            </w:r>
+          </w:p>
+        </w:tc>
+      </w:tr>
+      <w:tr>
+        <w:tc>
+          <w:tcPr>
+            <w:tcW w:type="dxa" w:w="2340"/>
+          </w:tcPr>
+          <w:p>
+            <w:r>
+              <w:t>#9</w:t>
+            </w:r>
+          </w:p>
+        </w:tc>
+        <w:tc>
+          <w:tcPr>
+            <w:tcW w:type="dxa" w:w="2340"/>
+          </w:tcPr>
+          <w:p>
+            <w:r>
+              <w:t>HU-03</w:t>
+            </w:r>
+          </w:p>
+        </w:tc>
+        <w:tc>
+          <w:tcPr>
+            <w:tcW w:type="dxa" w:w="2340"/>
+          </w:tcPr>
+          <w:p>
+            <w:r>
+              <w:t>[Back] Crear endpoint para registrar incidente</w:t>
+            </w:r>
+          </w:p>
+        </w:tc>
+        <w:tc>
+          <w:tcPr>
+            <w:tcW w:type="dxa" w:w="2340"/>
+          </w:tcPr>
+          <w:p>
+            <w:r>
+              <w:t>Sebastián López</w:t>
+            </w:r>
+          </w:p>
+        </w:tc>
+      </w:tr>
+      <w:tr>
+        <w:tc>
+          <w:tcPr>
+            <w:tcW w:type="dxa" w:w="2340"/>
+          </w:tcPr>
+          <w:p>
+            <w:r>
+              <w:t>#10</w:t>
+            </w:r>
+          </w:p>
+        </w:tc>
+        <w:tc>
+          <w:tcPr>
+            <w:tcW w:type="dxa" w:w="2340"/>
+          </w:tcPr>
+          <w:p>
+            <w:r>
+              <w:t>HU-03</w:t>
+            </w:r>
+          </w:p>
+        </w:tc>
+        <w:tc>
+          <w:tcPr>
+            <w:tcW w:type="dxa" w:w="2340"/>
+          </w:tcPr>
+          <w:p>
+            <w:r>
+              <w:t>[Back] Validar token y registrar fecha/hora</w:t>
+            </w:r>
+          </w:p>
+        </w:tc>
+        <w:tc>
+          <w:tcPr>
+            <w:tcW w:type="dxa" w:w="2340"/>
+          </w:tcPr>
+          <w:p>
+            <w:r>
+              <w:t>Sebastián López</w:t>
+            </w:r>
+          </w:p>
+        </w:tc>
+      </w:tr>
+      <w:tr>
+        <w:tc>
+          <w:tcPr>
+            <w:tcW w:type="dxa" w:w="2340"/>
+          </w:tcPr>
+          <w:p>
+            <w:r>
+              <w:t>#11</w:t>
+            </w:r>
+          </w:p>
+        </w:tc>
+        <w:tc>
+          <w:tcPr>
+            <w:tcW w:type="dxa" w:w="2340"/>
+          </w:tcPr>
+          <w:p>
+            <w:r>
+              <w:t>HU-04</w:t>
+            </w:r>
+          </w:p>
+        </w:tc>
+        <w:tc>
+          <w:tcPr>
+            <w:tcW w:type="dxa" w:w="2340"/>
+          </w:tcPr>
+          <w:p>
+            <w:r>
+              <w:t>[Front] Crear vista de mapa con Leaflet</w:t>
+            </w:r>
+          </w:p>
+        </w:tc>
+        <w:tc>
+          <w:tcPr>
+            <w:tcW w:type="dxa" w:w="2340"/>
+          </w:tcPr>
+          <w:p>
+            <w:r>
+              <w:t>Benjamín Ossandón</w:t>
+            </w:r>
+          </w:p>
+        </w:tc>
+      </w:tr>
+      <w:tr>
+        <w:tc>
+          <w:tcPr>
+            <w:tcW w:type="dxa" w:w="2340"/>
+          </w:tcPr>
+          <w:p>
+            <w:r>
+              <w:t>#12</w:t>
+            </w:r>
+          </w:p>
+        </w:tc>
+        <w:tc>
+          <w:tcPr>
+            <w:tcW w:type="dxa" w:w="2340"/>
+          </w:tcPr>
+          <w:p>
+            <w:r>
+              <w:t>HU-04</w:t>
+            </w:r>
+          </w:p>
+        </w:tc>
+        <w:tc>
+          <w:tcPr>
+            <w:tcW w:type="dxa" w:w="2340"/>
+          </w:tcPr>
+          <w:p>
+            <w:r>
+              <w:t>[Front] Renderizar marcadores y popup informativo</w:t>
+            </w:r>
+          </w:p>
+        </w:tc>
+        <w:tc>
+          <w:tcPr>
+            <w:tcW w:type="dxa" w:w="2340"/>
+          </w:tcPr>
+          <w:p>
+            <w:r>
+              <w:t>Benjamín Ossandón</w:t>
+            </w:r>
+          </w:p>
+        </w:tc>
+      </w:tr>
+      <w:tr>
+        <w:tc>
+          <w:tcPr>
+            <w:tcW w:type="dxa" w:w="2340"/>
+          </w:tcPr>
+          <w:p>
+            <w:r>
+              <w:t>#13</w:t>
+            </w:r>
+          </w:p>
+        </w:tc>
+        <w:tc>
+          <w:tcPr>
+            <w:tcW w:type="dxa" w:w="2340"/>
+          </w:tcPr>
+          <w:p>
+            <w:r>
+              <w:t>HU-04</w:t>
+            </w:r>
+          </w:p>
+        </w:tc>
+        <w:tc>
+          <w:tcPr>
+            <w:tcW w:type="dxa" w:w="2340"/>
+          </w:tcPr>
+          <w:p>
+            <w:r>
+              <w:t>[Back] Crear endpoint para listar incidentes</w:t>
+            </w:r>
+          </w:p>
+        </w:tc>
+        <w:tc>
+          <w:tcPr>
+            <w:tcW w:type="dxa" w:w="2340"/>
+          </w:tcPr>
+          <w:p>
+            <w:r>
+              <w:t>Sebastián López</w:t>
+            </w:r>
+          </w:p>
+        </w:tc>
+      </w:tr>
+      <w:tr>
+        <w:tc>
+          <w:tcPr>
+            <w:tcW w:type="dxa" w:w="2340"/>
+          </w:tcPr>
+          <w:p>
+            <w:r>
+              <w:t>#14</w:t>
+            </w:r>
+          </w:p>
+        </w:tc>
+        <w:tc>
+          <w:tcPr>
+            <w:tcW w:type="dxa" w:w="2340"/>
+          </w:tcPr>
+          <w:p>
+            <w:r>
+              <w:t>HU-04</w:t>
+            </w:r>
+          </w:p>
+        </w:tc>
+        <w:tc>
+          <w:tcPr>
+            <w:tcW w:type="dxa" w:w="2340"/>
+          </w:tcPr>
+          <w:p>
+            <w:r>
+              <w:t>[Front] Ajustar mapa responsive para móvil</w:t>
+            </w:r>
+          </w:p>
+        </w:tc>
+        <w:tc>
+          <w:tcPr>
+            <w:tcW w:type="dxa" w:w="2340"/>
+          </w:tcPr>
+          <w:p>
+            <w:r>
+              <w:t>Benjamín Ossandón</w:t>
             </w:r>
           </w:p>
         </w:tc>
@@ -6160,727 +6042,7 @@
         <w:pStyle w:val="Ttulo2"/>
       </w:pPr>
       <w:r>
-        <w:t>9.4 Daily Meeting 2</w:t>
-      </w:r>
-    </w:p>
-    <w:p>
-      <w:r>
-        <w:t>La Daily Meeting 2 se realizó durante el Sprint 1 para revisar el avance de las historias HU-03 y HU-04, considerando que el Sprint 1 finaliza el 28/04/2026.</w:t>
-      </w:r>
-    </w:p>
-    <w:tbl>
-      <w:tblPr>
-        <w:tblW w:type="auto" w:w="0"/>
-        <w:tblLook w:firstColumn="1" w:firstRow="1" w:lastColumn="0" w:lastRow="0" w:noHBand="0" w:noVBand="1" w:val="04A0"/>
-      </w:tblPr>
-      <w:tblGrid>
-        <w:gridCol w:w="4680"/>
-        <w:gridCol w:w="4680"/>
-      </w:tblGrid>
-      <w:tr>
-        <w:tc>
-          <w:tcPr>
-            <w:tcW w:type="dxa" w:w="4680"/>
-          </w:tcPr>
-          <w:p>
-            <w:r>
-              <w:t>Campo</w:t>
-            </w:r>
-          </w:p>
-        </w:tc>
-        <w:tc>
-          <w:tcPr>
-            <w:tcW w:type="dxa" w:w="4680"/>
-          </w:tcPr>
-          <w:p>
-            <w:r>
-              <w:t>Detalle</w:t>
-            </w:r>
-          </w:p>
-        </w:tc>
-      </w:tr>
-      <w:tr>
-        <w:tc>
-          <w:tcPr>
-            <w:tcW w:type="dxa" w:w="4680"/>
-          </w:tcPr>
-          <w:p>
-            <w:r>
-              <w:t>Fecha</w:t>
-            </w:r>
-          </w:p>
-        </w:tc>
-        <w:tc>
-          <w:tcPr>
-            <w:tcW w:type="dxa" w:w="4680"/>
-          </w:tcPr>
-          <w:p>
-            <w:r>
-              <w:t>27/04/2026</w:t>
-            </w:r>
-          </w:p>
-        </w:tc>
-      </w:tr>
-      <w:tr>
-        <w:tc>
-          <w:tcPr>
-            <w:tcW w:type="dxa" w:w="4680"/>
-          </w:tcPr>
-          <w:p>
-            <w:r>
-              <w:t>Hora</w:t>
-            </w:r>
-          </w:p>
-        </w:tc>
-        <w:tc>
-          <w:tcPr>
-            <w:tcW w:type="dxa" w:w="4680"/>
-          </w:tcPr>
-          <w:p>
-            <w:r>
-              <w:t>18:00</w:t>
-            </w:r>
-          </w:p>
-        </w:tc>
-      </w:tr>
-      <w:tr>
-        <w:tc>
-          <w:tcPr>
-            <w:tcW w:type="dxa" w:w="4680"/>
-          </w:tcPr>
-          <w:p>
-            <w:r>
-              <w:t>Medio</w:t>
-            </w:r>
-          </w:p>
-        </w:tc>
-        <w:tc>
-          <w:tcPr>
-            <w:tcW w:type="dxa" w:w="4680"/>
-          </w:tcPr>
-          <w:p>
-            <w:r>
-              <w:t>Discord</w:t>
-            </w:r>
-          </w:p>
-        </w:tc>
-      </w:tr>
-      <w:tr>
-        <w:tc>
-          <w:tcPr>
-            <w:tcW w:type="dxa" w:w="4680"/>
-          </w:tcPr>
-          <w:p>
-            <w:r>
-              <w:t>Sprint</w:t>
-            </w:r>
-          </w:p>
-        </w:tc>
-        <w:tc>
-          <w:tcPr>
-            <w:tcW w:type="dxa" w:w="4680"/>
-          </w:tcPr>
-          <w:p>
-            <w:r>
-              <w:t>Sprint 1</w:t>
-            </w:r>
-          </w:p>
-        </w:tc>
-      </w:tr>
-      <w:tr>
-        <w:tc>
-          <w:tcPr>
-            <w:tcW w:type="dxa" w:w="4680"/>
-          </w:tcPr>
-          <w:p>
-            <w:r>
-              <w:t>Fecha de cierre del sprint</w:t>
-            </w:r>
-          </w:p>
-        </w:tc>
-        <w:tc>
-          <w:tcPr>
-            <w:tcW w:type="dxa" w:w="4680"/>
-          </w:tcPr>
-          <w:p>
-            <w:r>
-              <w:t>28/04/2026</w:t>
-            </w:r>
-          </w:p>
-        </w:tc>
-      </w:tr>
-    </w:tbl>
-    <w:tbl>
-      <w:tblPr>
-        <w:tblW w:type="auto" w:w="0"/>
-        <w:tblLook w:firstColumn="1" w:firstRow="1" w:lastColumn="0" w:lastRow="0" w:noHBand="0" w:noVBand="1" w:val="04A0"/>
-      </w:tblPr>
-      <w:tblGrid>
-        <w:gridCol w:w="4680"/>
-        <w:gridCol w:w="4680"/>
-      </w:tblGrid>
-      <w:tr>
-        <w:tc>
-          <w:tcPr>
-            <w:tcW w:type="dxa" w:w="4680"/>
-          </w:tcPr>
-          <w:p>
-            <w:r>
-              <w:t>Integrante</w:t>
-            </w:r>
-          </w:p>
-        </w:tc>
-        <w:tc>
-          <w:tcPr>
-            <w:tcW w:type="dxa" w:w="4680"/>
-          </w:tcPr>
-          <w:p>
-            <w:r>
-              <w:t>Rol / foco de trabajo</w:t>
-            </w:r>
-          </w:p>
-        </w:tc>
-      </w:tr>
-      <w:tr>
-        <w:tc>
-          <w:tcPr>
-            <w:tcW w:type="dxa" w:w="4680"/>
-          </w:tcPr>
-          <w:p>
-            <w:r>
-              <w:t>benjaosan</w:t>
-            </w:r>
-          </w:p>
-        </w:tc>
-        <w:tc>
-          <w:tcPr>
-            <w:tcW w:type="dxa" w:w="4680"/>
-          </w:tcPr>
-          <w:p>
-            <w:r>
-              <w:t>Frontend: formulario de reporte, geolocalización, mapa y marcadores.</w:t>
-            </w:r>
-          </w:p>
-        </w:tc>
-      </w:tr>
-      <w:tr>
-        <w:tc>
-          <w:tcPr>
-            <w:tcW w:type="dxa" w:w="4680"/>
-          </w:tcPr>
-          <w:p>
-            <w:r>
-              <w:t>Sebastián López Cisternas</w:t>
-            </w:r>
-          </w:p>
-        </w:tc>
-        <w:tc>
-          <w:tcPr>
-            <w:tcW w:type="dxa" w:w="4680"/>
-          </w:tcPr>
-          <w:p>
-            <w:r>
-              <w:t>Backend: modelo de incidente, endpoints y validación de token.</w:t>
-            </w:r>
-          </w:p>
-        </w:tc>
-      </w:tr>
-      <w:tr>
-        <w:tc>
-          <w:tcPr>
-            <w:tcW w:type="dxa" w:w="4680"/>
-          </w:tcPr>
-          <w:p>
-            <w:r>
-              <w:t>Felipe Vergara R</w:t>
-            </w:r>
-          </w:p>
-        </w:tc>
-        <w:tc>
-          <w:tcPr>
-            <w:tcW w:type="dxa" w:w="4680"/>
-          </w:tcPr>
-          <w:p>
-            <w:r>
-              <w:t>Validación funcional: criterios de aceptación y pruebas de flujo.</w:t>
-            </w:r>
-          </w:p>
-        </w:tc>
-      </w:tr>
-      <w:tr>
-        <w:tc>
-          <w:tcPr>
-            <w:tcW w:type="dxa" w:w="4680"/>
-          </w:tcPr>
-          <w:p>
-            <w:r>
-              <w:t>lucasmaulenr</w:t>
-            </w:r>
-          </w:p>
-        </w:tc>
-        <w:tc>
-          <w:tcPr>
-            <w:tcW w:type="dxa" w:w="4680"/>
-          </w:tcPr>
-          <w:p>
-            <w:r>
-              <w:t>Product Owner: priorización, documentación y seguimiento en Taiga.</w:t>
-            </w:r>
-          </w:p>
-        </w:tc>
-      </w:tr>
-    </w:tbl>
-    <w:p>
-      <w:pPr>
-        <w:pStyle w:val="Ttulo2"/>
-      </w:pPr>
-      <w:r>
-        <w:t>9.5 Tareas técnicas registradas en Taiga</w:t>
-      </w:r>
-    </w:p>
-    <w:p>
-      <w:r>
-        <w:t>Las tareas del Scrum Team para Sprint 1 se definieron en base a las historias de usuario HU-03 y HU-04.</w:t>
-      </w:r>
-    </w:p>
-    <w:tbl>
-      <w:tblPr>
-        <w:tblW w:type="auto" w:w="0"/>
-        <w:tblLook w:firstColumn="1" w:firstRow="1" w:lastColumn="0" w:lastRow="0" w:noHBand="0" w:noVBand="1" w:val="04A0"/>
-      </w:tblPr>
-      <w:tblGrid>
-        <w:gridCol w:w="2340"/>
-        <w:gridCol w:w="2340"/>
-        <w:gridCol w:w="2340"/>
-        <w:gridCol w:w="2340"/>
-      </w:tblGrid>
-      <w:tr>
-        <w:tc>
-          <w:tcPr>
-            <w:tcW w:type="dxa" w:w="2340"/>
-          </w:tcPr>
-          <w:p>
-            <w:r>
-              <w:t>Ref</w:t>
-            </w:r>
-          </w:p>
-        </w:tc>
-        <w:tc>
-          <w:tcPr>
-            <w:tcW w:type="dxa" w:w="2340"/>
-          </w:tcPr>
-          <w:p>
-            <w:r>
-              <w:t>HU</w:t>
-            </w:r>
-          </w:p>
-        </w:tc>
-        <w:tc>
-          <w:tcPr>
-            <w:tcW w:type="dxa" w:w="2340"/>
-          </w:tcPr>
-          <w:p>
-            <w:r>
-              <w:t>Tarea</w:t>
-            </w:r>
-          </w:p>
-        </w:tc>
-        <w:tc>
-          <w:tcPr>
-            <w:tcW w:type="dxa" w:w="2340"/>
-          </w:tcPr>
-          <w:p>
-            <w:r>
-              <w:t>Responsable</w:t>
-            </w:r>
-          </w:p>
-        </w:tc>
-      </w:tr>
-      <w:tr>
-        <w:tc>
-          <w:tcPr>
-            <w:tcW w:type="dxa" w:w="2340"/>
-          </w:tcPr>
-          <w:p>
-            <w:r>
-              <w:t>#6</w:t>
-            </w:r>
-          </w:p>
-        </w:tc>
-        <w:tc>
-          <w:tcPr>
-            <w:tcW w:type="dxa" w:w="2340"/>
-          </w:tcPr>
-          <w:p>
-            <w:r>
-              <w:t>HU-03</w:t>
-            </w:r>
-          </w:p>
-        </w:tc>
-        <w:tc>
-          <w:tcPr>
-            <w:tcW w:type="dxa" w:w="2340"/>
-          </w:tcPr>
-          <w:p>
-            <w:r>
-              <w:t>[Front] Crear formulario de reporte de incidente</w:t>
-            </w:r>
-          </w:p>
-        </w:tc>
-        <w:tc>
-          <w:tcPr>
-            <w:tcW w:type="dxa" w:w="2340"/>
-          </w:tcPr>
-          <w:p>
-            <w:r>
-              <w:t>benjaosan</w:t>
-            </w:r>
-          </w:p>
-        </w:tc>
-      </w:tr>
-      <w:tr>
-        <w:tc>
-          <w:tcPr>
-            <w:tcW w:type="dxa" w:w="2340"/>
-          </w:tcPr>
-          <w:p>
-            <w:r>
-              <w:t>#7</w:t>
-            </w:r>
-          </w:p>
-        </w:tc>
-        <w:tc>
-          <w:tcPr>
-            <w:tcW w:type="dxa" w:w="2340"/>
-          </w:tcPr>
-          <w:p>
-            <w:r>
-              <w:t>HU-03</w:t>
-            </w:r>
-          </w:p>
-        </w:tc>
-        <w:tc>
-          <w:tcPr>
-            <w:tcW w:type="dxa" w:w="2340"/>
-          </w:tcPr>
-          <w:p>
-            <w:r>
-              <w:t>[Front] Integrar Geolocation API</w:t>
-            </w:r>
-          </w:p>
-        </w:tc>
-        <w:tc>
-          <w:tcPr>
-            <w:tcW w:type="dxa" w:w="2340"/>
-          </w:tcPr>
-          <w:p>
-            <w:r>
-              <w:t>benjaosan</w:t>
-            </w:r>
-          </w:p>
-        </w:tc>
-      </w:tr>
-      <w:tr>
-        <w:tc>
-          <w:tcPr>
-            <w:tcW w:type="dxa" w:w="2340"/>
-          </w:tcPr>
-          <w:p>
-            <w:r>
-              <w:t>#8</w:t>
-            </w:r>
-          </w:p>
-        </w:tc>
-        <w:tc>
-          <w:tcPr>
-            <w:tcW w:type="dxa" w:w="2340"/>
-          </w:tcPr>
-          <w:p>
-            <w:r>
-              <w:t>HU-03</w:t>
-            </w:r>
-          </w:p>
-        </w:tc>
-        <w:tc>
-          <w:tcPr>
-            <w:tcW w:type="dxa" w:w="2340"/>
-          </w:tcPr>
-          <w:p>
-            <w:r>
-              <w:t>[Back] Definir modelo de incidente</w:t>
-            </w:r>
-          </w:p>
-        </w:tc>
-        <w:tc>
-          <w:tcPr>
-            <w:tcW w:type="dxa" w:w="2340"/>
-          </w:tcPr>
-          <w:p>
-            <w:r>
-              <w:t>Sebastián López Cisternas</w:t>
-            </w:r>
-          </w:p>
-        </w:tc>
-      </w:tr>
-      <w:tr>
-        <w:tc>
-          <w:tcPr>
-            <w:tcW w:type="dxa" w:w="2340"/>
-          </w:tcPr>
-          <w:p>
-            <w:r>
-              <w:t>#9</w:t>
-            </w:r>
-          </w:p>
-        </w:tc>
-        <w:tc>
-          <w:tcPr>
-            <w:tcW w:type="dxa" w:w="2340"/>
-          </w:tcPr>
-          <w:p>
-            <w:r>
-              <w:t>HU-03</w:t>
-            </w:r>
-          </w:p>
-        </w:tc>
-        <w:tc>
-          <w:tcPr>
-            <w:tcW w:type="dxa" w:w="2340"/>
-          </w:tcPr>
-          <w:p>
-            <w:r>
-              <w:t>[Back] Crear endpoint para registrar incidente</w:t>
-            </w:r>
-          </w:p>
-        </w:tc>
-        <w:tc>
-          <w:tcPr>
-            <w:tcW w:type="dxa" w:w="2340"/>
-          </w:tcPr>
-          <w:p>
-            <w:r>
-              <w:t>Sebastián López Cisternas</w:t>
-            </w:r>
-          </w:p>
-        </w:tc>
-      </w:tr>
-      <w:tr>
-        <w:tc>
-          <w:tcPr>
-            <w:tcW w:type="dxa" w:w="2340"/>
-          </w:tcPr>
-          <w:p>
-            <w:r>
-              <w:t>#10</w:t>
-            </w:r>
-          </w:p>
-        </w:tc>
-        <w:tc>
-          <w:tcPr>
-            <w:tcW w:type="dxa" w:w="2340"/>
-          </w:tcPr>
-          <w:p>
-            <w:r>
-              <w:t>HU-03</w:t>
-            </w:r>
-          </w:p>
-        </w:tc>
-        <w:tc>
-          <w:tcPr>
-            <w:tcW w:type="dxa" w:w="2340"/>
-          </w:tcPr>
-          <w:p>
-            <w:r>
-              <w:t>[Back] Validar token y registrar fecha/hora</w:t>
-            </w:r>
-          </w:p>
-        </w:tc>
-        <w:tc>
-          <w:tcPr>
-            <w:tcW w:type="dxa" w:w="2340"/>
-          </w:tcPr>
-          <w:p>
-            <w:r>
-              <w:t>Sebastián López Cisternas</w:t>
-            </w:r>
-          </w:p>
-        </w:tc>
-      </w:tr>
-      <w:tr>
-        <w:tc>
-          <w:tcPr>
-            <w:tcW w:type="dxa" w:w="2340"/>
-          </w:tcPr>
-          <w:p>
-            <w:r>
-              <w:t>#11</w:t>
-            </w:r>
-          </w:p>
-        </w:tc>
-        <w:tc>
-          <w:tcPr>
-            <w:tcW w:type="dxa" w:w="2340"/>
-          </w:tcPr>
-          <w:p>
-            <w:r>
-              <w:t>HU-04</w:t>
-            </w:r>
-          </w:p>
-        </w:tc>
-        <w:tc>
-          <w:tcPr>
-            <w:tcW w:type="dxa" w:w="2340"/>
-          </w:tcPr>
-          <w:p>
-            <w:r>
-              <w:t>[Front] Crear vista de mapa con Leaflet</w:t>
-            </w:r>
-          </w:p>
-        </w:tc>
-        <w:tc>
-          <w:tcPr>
-            <w:tcW w:type="dxa" w:w="2340"/>
-          </w:tcPr>
-          <w:p>
-            <w:r>
-              <w:t>benjaosan</w:t>
-            </w:r>
-          </w:p>
-        </w:tc>
-      </w:tr>
-      <w:tr>
-        <w:tc>
-          <w:tcPr>
-            <w:tcW w:type="dxa" w:w="2340"/>
-          </w:tcPr>
-          <w:p>
-            <w:r>
-              <w:t>#12</w:t>
-            </w:r>
-          </w:p>
-        </w:tc>
-        <w:tc>
-          <w:tcPr>
-            <w:tcW w:type="dxa" w:w="2340"/>
-          </w:tcPr>
-          <w:p>
-            <w:r>
-              <w:t>HU-04</w:t>
-            </w:r>
-          </w:p>
-        </w:tc>
-        <w:tc>
-          <w:tcPr>
-            <w:tcW w:type="dxa" w:w="2340"/>
-          </w:tcPr>
-          <w:p>
-            <w:r>
-              <w:t>[Front] Renderizar marcadores y popup informativo</w:t>
-            </w:r>
-          </w:p>
-        </w:tc>
-        <w:tc>
-          <w:tcPr>
-            <w:tcW w:type="dxa" w:w="2340"/>
-          </w:tcPr>
-          <w:p>
-            <w:r>
-              <w:t>benjaosan</w:t>
-            </w:r>
-          </w:p>
-        </w:tc>
-      </w:tr>
-      <w:tr>
-        <w:tc>
-          <w:tcPr>
-            <w:tcW w:type="dxa" w:w="2340"/>
-          </w:tcPr>
-          <w:p>
-            <w:r>
-              <w:t>#13</w:t>
-            </w:r>
-          </w:p>
-        </w:tc>
-        <w:tc>
-          <w:tcPr>
-            <w:tcW w:type="dxa" w:w="2340"/>
-          </w:tcPr>
-          <w:p>
-            <w:r>
-              <w:t>HU-04</w:t>
-            </w:r>
-          </w:p>
-        </w:tc>
-        <w:tc>
-          <w:tcPr>
-            <w:tcW w:type="dxa" w:w="2340"/>
-          </w:tcPr>
-          <w:p>
-            <w:r>
-              <w:t>[Back] Crear endpoint para listar incidentes</w:t>
-            </w:r>
-          </w:p>
-        </w:tc>
-        <w:tc>
-          <w:tcPr>
-            <w:tcW w:type="dxa" w:w="2340"/>
-          </w:tcPr>
-          <w:p>
-            <w:r>
-              <w:t>Sebastián López Cisternas</w:t>
-            </w:r>
-          </w:p>
-        </w:tc>
-      </w:tr>
-      <w:tr>
-        <w:tc>
-          <w:tcPr>
-            <w:tcW w:type="dxa" w:w="2340"/>
-          </w:tcPr>
-          <w:p>
-            <w:r>
-              <w:t>#14</w:t>
-            </w:r>
-          </w:p>
-        </w:tc>
-        <w:tc>
-          <w:tcPr>
-            <w:tcW w:type="dxa" w:w="2340"/>
-          </w:tcPr>
-          <w:p>
-            <w:r>
-              <w:t>HU-04</w:t>
-            </w:r>
-          </w:p>
-        </w:tc>
-        <w:tc>
-          <w:tcPr>
-            <w:tcW w:type="dxa" w:w="2340"/>
-          </w:tcPr>
-          <w:p>
-            <w:r>
-              <w:t>[Front] Ajustar mapa responsive para móvil</w:t>
-            </w:r>
-          </w:p>
-        </w:tc>
-        <w:tc>
-          <w:tcPr>
-            <w:tcW w:type="dxa" w:w="2340"/>
-          </w:tcPr>
-          <w:p>
-            <w:r>
-              <w:t>benjaosan</w:t>
-            </w:r>
-          </w:p>
-        </w:tc>
-      </w:tr>
-    </w:tbl>
-    <w:p>
-      <w:pPr>
-        <w:pStyle w:val="Ttulo2"/>
-      </w:pPr>
-      <w:r>
-        <w:t>9.6 Requisitos y trazabilidad</w:t>
+        <w:t>7.5 Trazabilidad HU - requisitos</w:t>
       </w:r>
     </w:p>
     <w:tbl>
@@ -6942,7 +6104,7 @@
           </w:tcPr>
           <w:p>
             <w:r>
-              <w:t>Permitir registro de usuarios con correo y contraseña.</w:t>
+              <w:t>El sistema debe permitir el registro de usuarios con email y contraseña.</w:t>
             </w:r>
           </w:p>
         </w:tc>
@@ -6974,7 +6136,7 @@
           </w:tcPr>
           <w:p>
             <w:r>
-              <w:t>Permitir inicio de sesión con mecanismo seguro de autenticación.</w:t>
+              <w:t>El sistema debe autenticar usuarios mediante JWT.</w:t>
             </w:r>
           </w:p>
         </w:tc>
@@ -7006,7 +6168,7 @@
           </w:tcPr>
           <w:p>
             <w:r>
-              <w:t>Permitir crear reportes de incidentes con descripción, categoría y ubicación.</w:t>
+              <w:t>El sistema debe permitir crear incidentes con tipo, descripción, fecha, hora y coordenadas GPS.</w:t>
             </w:r>
           </w:p>
         </w:tc>
@@ -7038,7 +6200,7 @@
           </w:tcPr>
           <w:p>
             <w:r>
-              <w:t>Persistir fecha, hora, ubicación y usuario asociado al incidente.</w:t>
+              <w:t>El sistema debe asociar cada incidente registrado a un usuario autenticado.</w:t>
             </w:r>
           </w:p>
         </w:tc>
@@ -7070,7 +6232,7 @@
           </w:tcPr>
           <w:p>
             <w:r>
-              <w:t>Visualizar incidentes georreferenciados en un mapa interactivo.</w:t>
+              <w:t>El sistema debe mostrar incidentes en un mapa interactivo con marcadores clickeables.</w:t>
             </w:r>
           </w:p>
         </w:tc>
@@ -7102,7 +6264,7 @@
           </w:tcPr>
           <w:p>
             <w:r>
-              <w:t>Filtrar incidentes por comuna y fecha.</w:t>
+              <w:t>El sistema debe permitir filtrar incidentes por comuna o zona y rango de fechas.</w:t>
             </w:r>
           </w:p>
         </w:tc>
@@ -7134,7 +6296,7 @@
           </w:tcPr>
           <w:p>
             <w:r>
-              <w:t>Clasificar incidentes por tipo y nivel de riesgo.</w:t>
+              <w:t>El sistema debe permitir clasificar incidentes por tipo y nivel de riesgo.</w:t>
             </w:r>
           </w:p>
         </w:tc>
@@ -7166,7 +6328,7 @@
           </w:tcPr>
           <w:p>
             <w:r>
-              <w:t>Permitir moderación y revisión de reportes.</w:t>
+              <w:t>El sistema debe permitir revisar o moderar reportes para controlar la calidad de la información.</w:t>
             </w:r>
           </w:p>
         </w:tc>
@@ -7182,154 +6344,12 @@
         </w:tc>
       </w:tr>
     </w:tbl>
-    <w:tbl>
-      <w:tblPr>
-        <w:tblW w:type="auto" w:w="0"/>
-        <w:tblLook w:firstColumn="1" w:firstRow="1" w:lastColumn="0" w:lastRow="0" w:noHBand="0" w:noVBand="1" w:val="04A0"/>
-      </w:tblPr>
-      <w:tblGrid>
-        <w:gridCol w:w="4680"/>
-        <w:gridCol w:w="4680"/>
-      </w:tblGrid>
-      <w:tr>
-        <w:tc>
-          <w:tcPr>
-            <w:tcW w:type="dxa" w:w="4680"/>
-          </w:tcPr>
-          <w:p>
-            <w:r>
-              <w:t>ID</w:t>
-            </w:r>
-          </w:p>
-        </w:tc>
-        <w:tc>
-          <w:tcPr>
-            <w:tcW w:type="dxa" w:w="4680"/>
-          </w:tcPr>
-          <w:p>
-            <w:r>
-              <w:t>Requisito no funcional</w:t>
-            </w:r>
-          </w:p>
-        </w:tc>
-      </w:tr>
-      <w:tr>
-        <w:tc>
-          <w:tcPr>
-            <w:tcW w:type="dxa" w:w="4680"/>
-          </w:tcPr>
-          <w:p>
-            <w:r>
-              <w:t>RNF-01</w:t>
-            </w:r>
-          </w:p>
-        </w:tc>
-        <w:tc>
-          <w:tcPr>
-            <w:tcW w:type="dxa" w:w="4680"/>
-          </w:tcPr>
-          <w:p>
-            <w:r>
-              <w:t>La interfaz debe ser usable en escritorio y móvil.</w:t>
-            </w:r>
-          </w:p>
-        </w:tc>
-      </w:tr>
-      <w:tr>
-        <w:tc>
-          <w:tcPr>
-            <w:tcW w:type="dxa" w:w="4680"/>
-          </w:tcPr>
-          <w:p>
-            <w:r>
-              <w:t>RNF-02</w:t>
-            </w:r>
-          </w:p>
-        </w:tc>
-        <w:tc>
-          <w:tcPr>
-            <w:tcW w:type="dxa" w:w="4680"/>
-          </w:tcPr>
-          <w:p>
-            <w:r>
-              <w:t>Los endpoints protegidos deben validar autenticación antes de procesar solicitudes.</w:t>
-            </w:r>
-          </w:p>
-        </w:tc>
-      </w:tr>
-      <w:tr>
-        <w:tc>
-          <w:tcPr>
-            <w:tcW w:type="dxa" w:w="4680"/>
-          </w:tcPr>
-          <w:p>
-            <w:r>
-              <w:t>RNF-03</w:t>
-            </w:r>
-          </w:p>
-        </w:tc>
-        <w:tc>
-          <w:tcPr>
-            <w:tcW w:type="dxa" w:w="4680"/>
-          </w:tcPr>
-          <w:p>
-            <w:r>
-              <w:t>La visualización del mapa debe cargar marcadores sin bloquear la navegación principal.</w:t>
-            </w:r>
-          </w:p>
-        </w:tc>
-      </w:tr>
-      <w:tr>
-        <w:tc>
-          <w:tcPr>
-            <w:tcW w:type="dxa" w:w="4680"/>
-          </w:tcPr>
-          <w:p>
-            <w:r>
-              <w:t>RNF-04</w:t>
-            </w:r>
-          </w:p>
-        </w:tc>
-        <w:tc>
-          <w:tcPr>
-            <w:tcW w:type="dxa" w:w="4680"/>
-          </w:tcPr>
-          <w:p>
-            <w:r>
-              <w:t>La documentación del proyecto debe mantenerse sincronizada con Taiga y el repositorio.</w:t>
-            </w:r>
-          </w:p>
-        </w:tc>
-      </w:tr>
-      <w:tr>
-        <w:tc>
-          <w:tcPr>
-            <w:tcW w:type="dxa" w:w="4680"/>
-          </w:tcPr>
-          <w:p>
-            <w:r>
-              <w:t>RNF-05</w:t>
-            </w:r>
-          </w:p>
-        </w:tc>
-        <w:tc>
-          <w:tcPr>
-            <w:tcW w:type="dxa" w:w="4680"/>
-          </w:tcPr>
-          <w:p>
-            <w:r>
-              <w:t>Los datos sensibles de autenticación no deben exponerse en documentación ni commits.</w:t>
-            </w:r>
-          </w:p>
-        </w:tc>
-      </w:tr>
-    </w:tbl>
     <w:p>
       <w:pPr>
         <w:pStyle w:val="Ttulo2"/>
       </w:pPr>
       <w:r>
-        <w:t>9.7 Criterios generales de aceptación</w:t>
+        <w:t>7.6 Criterios generales de aceptación</w:t>
       </w:r>
     </w:p>
     <w:p>
@@ -7344,7 +6364,7 @@
     </w:p>
     <w:p>
       <w:r>
-        <w:t>3. El tablero debe reflejar los tres sprints del proyecto y sus fechas de ejecución.</w:t>
+        <w:t>3. El tablero debe reflejar los tres sprints del proyecto y sus fechas reales de ejecución.</w:t>
       </w:r>
     </w:p>
     <w:p>
@@ -7354,7 +6374,63 @@
     </w:p>
     <w:p>
       <w:r>
-        <w:t>5. La documentación del repositorio debe indicar que el único documento DOCX mantenido es VigilData_Arquitectura_4+1_v2.docx.</w:t>
+        <w:t>5. La documentación del repositorio y el documento DOCX deben mantener el mismo backlog y planificación Scrum.</w:t>
+      </w:r>
+    </w:p>
+    <w:p>
+      <w:r>
+        <w:br w:type="page"/>
+      </w:r>
+    </w:p>
+    <w:p>
+      <w:pPr>
+        <w:pStyle w:val="Ttulo1"/>
+      </w:pPr>
+      <w:r>
+        <w:t>8. Conclusión</w:t>
+      </w:r>
+    </w:p>
+    <w:p>
+      <w:r>
+        <w:t>La arquitectura propuesta para VigilData prioriza la simplicidad y la viabilidad dentro del semestre. Al reducir el alcance a funcionalidades esenciales y elegir un stack moderno y armónico (Vue 3, FastAPI, PostgreSQL, Leaflet), el equipo puede concentrarse en construir un MVP funcional y desplegado, en lugar de invertir tiempo en infraestructura innecesaria.</w:t>
+      </w:r>
+    </w:p>
+    <w:p>
+      <w:r>
+        <w:t>El Modelo 4+1 de Kruchten permite documentar esta arquitectura desde múltiples perspectivas sin caer en sobrediseño. La planificación Scrum incorporada en Taiga complementa el modelo arquitectónico al conectar historias de usuario, requisitos, tareas técnicas y sprints con el avance real del proyecto.</w:t>
+      </w:r>
+    </w:p>
+    <w:p>
+      <w:pPr>
+        <w:pStyle w:val="Ttulo1"/>
+      </w:pPr>
+      <w:r>
+        <w:t>9. Referencias</w:t>
+      </w:r>
+    </w:p>
+    <w:p>
+      <w:r>
+        <w:t>1. Kruchten, P. (1995). Architectural Blueprints - The 4+1 View Model of Software Architecture. IEEE Software, 12(6), 42-50.</w:t>
+      </w:r>
+    </w:p>
+    <w:p>
+      <w:r>
+        <w:t>2. Schmuller, J. (2002). Aprendiendo UML en 24 Horas. Prentice Hall.</w:t>
+      </w:r>
+    </w:p>
+    <w:p>
+      <w:r>
+        <w:t>3. Documentación oficial de Vue 3, FastAPI, Leaflet y Supabase.</w:t>
+      </w:r>
+    </w:p>
+    <w:p>
+      <w:r>
+        <w:t>4. Material de cátedra: Arquitectura de Software. Prof. Cristián Rojas C., Universidad Andrés Bello.</w:t>
+      </w:r>
+    </w:p>
+    <w:p>
+      <w:r>
+        <w:t>5. Documentación y tablero del proyecto VigilData en Taiga, abril-mayo 2026.</w:t>
       </w:r>
     </w:p>
     <w:sectPr>
